--- a/Thesis Report/Credit_Risk_Prediction_Thesis_Complete.docx
+++ b/Thesis Report/Credit_Risk_Prediction_Thesis_Complete.docx
@@ -31,7 +31,7 @@
           <w:szCs w:val="48"/>
         </w:rPr>
         <w:drawing>
-          <wp:anchor distT="0" distB="0" distL="0" distR="0" simplePos="0" relativeHeight="17" behindDoc="0" locked="0" layoutInCell="1" allowOverlap="1">
+          <wp:anchor distT="0" distB="0" distL="0" distR="0" simplePos="0" relativeHeight="11" behindDoc="0" locked="0" layoutInCell="1" allowOverlap="1">
             <wp:simplePos x="0" y="0"/>
             <wp:positionH relativeFrom="column">
               <wp:posOffset>0</wp:posOffset>
@@ -392,7 +392,7 @@
           <w:sz w:val="28"/>
           <w:szCs w:val="28"/>
         </w:rPr>
-        <w:t>08-09-2026</w:t>
+        <w:t>09-09-2026</w:t>
       </w:r>
       <w:r>
         <w:rPr>
@@ -560,7 +560,7 @@
         <w:spacing w:lineRule="auto" w:line="276"/>
         <w:jc w:val="center"/>
         <w:rPr>
-          <w:rFonts w:ascii="Times New Roman" w:hAnsi="Times New Roman"/>
+          <w:rFonts w:ascii="Calibri" w:hAnsi="Calibri"/>
           <w:color w:val="355269"/>
           <w:sz w:val="24"/>
           <w:szCs w:val="24"/>
@@ -569,7 +569,7 @@
       <w:bookmarkStart w:id="0" w:name="_Toc224113223"/>
       <w:r>
         <w:rPr>
-          <w:rFonts w:ascii="Times New Roman" w:hAnsi="Times New Roman"/>
+          <w:rFonts w:ascii="Calibri" w:hAnsi="Calibri"/>
           <w:color w:val="355269"/>
           <w:sz w:val="24"/>
           <w:szCs w:val="24"/>
@@ -583,7 +583,7 @@
         <w:pStyle w:val="Normal"/>
         <w:spacing w:lineRule="auto" w:line="276"/>
         <w:rPr>
-          <w:rFonts w:ascii="Times New Roman" w:hAnsi="Times New Roman"/>
+          <w:rFonts w:ascii="Calibri" w:hAnsi="Calibri"/>
           <w:b/>
           <w:bCs/>
           <w:sz w:val="28"/>
@@ -592,7 +592,7 @@
       </w:pPr>
       <w:r>
         <w:rPr>
-          <w:rFonts w:ascii="Times New Roman" w:hAnsi="Times New Roman"/>
+          <w:rFonts w:ascii="Calibri" w:hAnsi="Calibri"/>
           <w:b/>
           <w:bCs/>
           <w:sz w:val="28"/>
@@ -606,12 +606,12 @@
         <w:spacing w:lineRule="auto" w:line="276" w:before="0" w:after="0"/>
         <w:jc w:val="both"/>
         <w:rPr>
-          <w:rFonts w:ascii="Times New Roman" w:hAnsi="Times New Roman"/>
-        </w:rPr>
-      </w:pPr>
-      <w:r>
-        <w:rPr>
-          <w:rFonts w:ascii="Times New Roman" w:hAnsi="Times New Roman"/>
+          <w:rFonts w:ascii="Calibri" w:hAnsi="Calibri"/>
+        </w:rPr>
+      </w:pPr>
+      <w:r>
+        <w:rPr>
+          <w:rFonts w:ascii="Calibri" w:hAnsi="Calibri"/>
           <w:sz w:val="24"/>
           <w:szCs w:val="24"/>
         </w:rPr>
@@ -619,7 +619,7 @@
       </w:r>
       <w:r>
         <w:rPr>
-          <w:rFonts w:ascii="Times New Roman" w:hAnsi="Times New Roman"/>
+          <w:rFonts w:ascii="Calibri" w:hAnsi="Calibri"/>
           <w:b/>
           <w:bCs/>
           <w:sz w:val="24"/>
@@ -629,7 +629,7 @@
       </w:r>
       <w:r>
         <w:rPr>
-          <w:rFonts w:ascii="Times New Roman" w:hAnsi="Times New Roman"/>
+          <w:rFonts w:ascii="Calibri" w:hAnsi="Calibri"/>
           <w:sz w:val="24"/>
           <w:szCs w:val="24"/>
         </w:rPr>
@@ -642,14 +642,14 @@
         <w:spacing w:lineRule="auto" w:line="276" w:before="0" w:after="0"/>
         <w:jc w:val="both"/>
         <w:rPr>
-          <w:rFonts w:ascii="Times New Roman" w:hAnsi="Times New Roman"/>
+          <w:rFonts w:ascii="Calibri" w:hAnsi="Calibri"/>
           <w:sz w:val="24"/>
           <w:szCs w:val="24"/>
         </w:rPr>
       </w:pPr>
       <w:r>
         <w:rPr>
-          <w:rFonts w:ascii="Times New Roman" w:hAnsi="Times New Roman"/>
+          <w:rFonts w:ascii="Calibri" w:hAnsi="Calibri"/>
           <w:sz w:val="24"/>
           <w:szCs w:val="24"/>
         </w:rPr>
@@ -661,12 +661,12 @@
         <w:spacing w:lineRule="auto" w:line="276" w:before="0" w:after="0"/>
         <w:jc w:val="both"/>
         <w:rPr>
-          <w:rFonts w:ascii="Times New Roman" w:hAnsi="Times New Roman"/>
-        </w:rPr>
-      </w:pPr>
-      <w:r>
-        <w:rPr>
-          <w:rFonts w:ascii="Times New Roman" w:hAnsi="Times New Roman"/>
+          <w:rFonts w:ascii="Calibri" w:hAnsi="Calibri"/>
+        </w:rPr>
+      </w:pPr>
+      <w:r>
+        <w:rPr>
+          <w:rFonts w:ascii="Calibri" w:hAnsi="Calibri"/>
           <w:sz w:val="24"/>
           <w:szCs w:val="24"/>
         </w:rPr>
@@ -679,14 +679,14 @@
         <w:spacing w:lineRule="auto" w:line="276" w:before="0" w:after="0"/>
         <w:jc w:val="both"/>
         <w:rPr>
-          <w:rFonts w:ascii="Times New Roman" w:hAnsi="Times New Roman"/>
+          <w:rFonts w:ascii="Calibri" w:hAnsi="Calibri"/>
           <w:sz w:val="24"/>
           <w:szCs w:val="24"/>
         </w:rPr>
       </w:pPr>
       <w:r>
         <w:rPr>
-          <w:rFonts w:ascii="Times New Roman" w:hAnsi="Times New Roman"/>
+          <w:rFonts w:ascii="Calibri" w:hAnsi="Calibri"/>
           <w:sz w:val="24"/>
           <w:szCs w:val="24"/>
         </w:rPr>
@@ -698,12 +698,12 @@
         <w:spacing w:lineRule="auto" w:line="276" w:before="0" w:after="0"/>
         <w:jc w:val="both"/>
         <w:rPr>
-          <w:rFonts w:ascii="Times New Roman" w:hAnsi="Times New Roman"/>
-        </w:rPr>
-      </w:pPr>
-      <w:r>
-        <w:rPr>
-          <w:rFonts w:ascii="Times New Roman" w:hAnsi="Times New Roman"/>
+          <w:rFonts w:ascii="Calibri" w:hAnsi="Calibri"/>
+        </w:rPr>
+      </w:pPr>
+      <w:r>
+        <w:rPr>
+          <w:rFonts w:ascii="Calibri" w:hAnsi="Calibri"/>
           <w:sz w:val="24"/>
           <w:szCs w:val="24"/>
         </w:rPr>
@@ -715,14 +715,14 @@
         <w:pStyle w:val="Normal"/>
         <w:spacing w:lineRule="auto" w:line="276" w:before="0" w:after="0"/>
         <w:rPr>
-          <w:rFonts w:ascii="Times New Roman" w:hAnsi="Times New Roman"/>
+          <w:rFonts w:ascii="Calibri" w:hAnsi="Calibri"/>
           <w:sz w:val="24"/>
           <w:szCs w:val="24"/>
         </w:rPr>
       </w:pPr>
       <w:r>
         <w:rPr>
-          <w:rFonts w:ascii="Times New Roman" w:hAnsi="Times New Roman"/>
+          <w:rFonts w:ascii="Calibri" w:hAnsi="Calibri"/>
           <w:sz w:val="24"/>
           <w:szCs w:val="24"/>
         </w:rPr>
@@ -733,14 +733,14 @@
         <w:pStyle w:val="Normal"/>
         <w:spacing w:lineRule="auto" w:line="276" w:before="0" w:after="0"/>
         <w:rPr>
-          <w:rFonts w:ascii="Times New Roman" w:hAnsi="Times New Roman"/>
+          <w:rFonts w:ascii="Calibri" w:hAnsi="Calibri"/>
           <w:sz w:val="24"/>
           <w:szCs w:val="24"/>
         </w:rPr>
       </w:pPr>
       <w:r>
         <w:rPr>
-          <w:rFonts w:ascii="Times New Roman" w:hAnsi="Times New Roman"/>
+          <w:rFonts w:ascii="Calibri" w:hAnsi="Calibri"/>
           <w:sz w:val="24"/>
           <w:szCs w:val="24"/>
         </w:rPr>
@@ -751,14 +751,14 @@
         <w:pStyle w:val="Normal"/>
         <w:spacing w:lineRule="auto" w:line="276" w:before="0" w:after="0"/>
         <w:rPr>
-          <w:rFonts w:ascii="Times New Roman" w:hAnsi="Times New Roman"/>
+          <w:rFonts w:ascii="Calibri" w:hAnsi="Calibri"/>
           <w:sz w:val="24"/>
           <w:szCs w:val="24"/>
         </w:rPr>
       </w:pPr>
       <w:r>
         <w:rPr>
-          <w:rFonts w:ascii="Times New Roman" w:hAnsi="Times New Roman"/>
+          <w:rFonts w:ascii="Calibri" w:hAnsi="Calibri"/>
           <w:sz w:val="24"/>
           <w:szCs w:val="24"/>
         </w:rPr>
@@ -769,14 +769,14 @@
         <w:pStyle w:val="Normal"/>
         <w:spacing w:lineRule="auto" w:line="276" w:before="0" w:after="0"/>
         <w:rPr>
-          <w:rFonts w:ascii="Times New Roman" w:hAnsi="Times New Roman"/>
+          <w:rFonts w:ascii="Calibri" w:hAnsi="Calibri"/>
           <w:sz w:val="24"/>
           <w:szCs w:val="24"/>
         </w:rPr>
       </w:pPr>
       <w:r>
         <w:rPr>
-          <w:rFonts w:ascii="Times New Roman" w:hAnsi="Times New Roman"/>
+          <w:rFonts w:ascii="Calibri" w:hAnsi="Calibri"/>
           <w:sz w:val="24"/>
           <w:szCs w:val="24"/>
         </w:rPr>
@@ -787,14 +787,14 @@
         <w:pStyle w:val="Normal"/>
         <w:spacing w:lineRule="auto" w:line="276" w:before="0" w:after="0"/>
         <w:rPr>
-          <w:rFonts w:ascii="Times New Roman" w:hAnsi="Times New Roman"/>
+          <w:rFonts w:ascii="Calibri" w:hAnsi="Calibri"/>
           <w:sz w:val="24"/>
           <w:szCs w:val="24"/>
         </w:rPr>
       </w:pPr>
       <w:r>
         <w:rPr>
-          <w:rFonts w:ascii="Times New Roman" w:hAnsi="Times New Roman"/>
+          <w:rFonts w:ascii="Calibri" w:hAnsi="Calibri"/>
           <w:sz w:val="24"/>
           <w:szCs w:val="24"/>
         </w:rPr>
@@ -805,14 +805,14 @@
         <w:pStyle w:val="Normal"/>
         <w:spacing w:lineRule="auto" w:line="276" w:before="0" w:after="0"/>
         <w:rPr>
-          <w:rFonts w:ascii="Times New Roman" w:hAnsi="Times New Roman"/>
+          <w:rFonts w:ascii="Calibri" w:hAnsi="Calibri"/>
           <w:sz w:val="24"/>
           <w:szCs w:val="24"/>
         </w:rPr>
       </w:pPr>
       <w:r>
         <w:rPr>
-          <w:rFonts w:ascii="Times New Roman" w:hAnsi="Times New Roman"/>
+          <w:rFonts w:ascii="Calibri" w:hAnsi="Calibri"/>
           <w:sz w:val="24"/>
           <w:szCs w:val="24"/>
         </w:rPr>
@@ -823,12 +823,12 @@
         <w:pStyle w:val="Normal"/>
         <w:spacing w:lineRule="auto" w:line="276"/>
         <w:rPr>
-          <w:rFonts w:ascii="Times New Roman" w:hAnsi="Times New Roman"/>
-        </w:rPr>
-      </w:pPr>
-      <w:r>
-        <w:rPr>
-          <w:rFonts w:ascii="Times New Roman" w:hAnsi="Times New Roman"/>
+          <w:rFonts w:ascii="Calibri" w:hAnsi="Calibri"/>
+        </w:rPr>
+      </w:pPr>
+      <w:r>
+        <w:rPr>
+          <w:rFonts w:ascii="Calibri" w:hAnsi="Calibri"/>
           <w:sz w:val="24"/>
           <w:szCs w:val="24"/>
         </w:rPr>
@@ -836,7 +836,7 @@
       </w:r>
       <w:r>
         <w:rPr>
-          <w:rFonts w:ascii="Times New Roman" w:hAnsi="Times New Roman"/>
+          <w:rFonts w:ascii="Calibri" w:hAnsi="Calibri"/>
           <w:sz w:val="24"/>
           <w:szCs w:val="24"/>
         </w:rPr>
@@ -844,7 +844,7 @@
       </w:r>
       <w:r>
         <w:rPr>
-          <w:rFonts w:ascii="Times New Roman" w:hAnsi="Times New Roman"/>
+          <w:rFonts w:ascii="Calibri" w:hAnsi="Calibri"/>
           <w:sz w:val="24"/>
           <w:szCs w:val="24"/>
         </w:rPr>
@@ -852,7 +852,7 @@
       </w:r>
       <w:r>
         <w:rPr>
-          <w:rFonts w:ascii="Times New Roman" w:hAnsi="Times New Roman"/>
+          <w:rFonts w:ascii="Calibri" w:hAnsi="Calibri"/>
           <w:sz w:val="24"/>
           <w:szCs w:val="24"/>
         </w:rPr>
@@ -860,15 +860,15 @@
       </w:r>
       <w:r>
         <w:rPr>
-          <w:rFonts w:ascii="Times New Roman" w:hAnsi="Times New Roman"/>
+          <w:rFonts w:ascii="Calibri" w:hAnsi="Calibri"/>
           <w:sz w:val="24"/>
           <w:szCs w:val="24"/>
         </w:rPr>
-        <w:t>08-09-2026</w:t>
-      </w:r>
-      <w:r>
-        <w:rPr>
-          <w:rFonts w:ascii="Times New Roman" w:hAnsi="Times New Roman"/>
+        <w:t>09-09-2026</w:t>
+      </w:r>
+      <w:r>
+        <w:rPr>
+          <w:rFonts w:ascii="Calibri" w:hAnsi="Calibri"/>
           <w:sz w:val="24"/>
           <w:szCs w:val="24"/>
         </w:rPr>
@@ -880,16 +880,70 @@
         <w:pStyle w:val="Normal"/>
         <w:spacing w:lineRule="auto" w:line="276"/>
         <w:rPr>
-          <w:rFonts w:ascii="Times New Roman" w:hAnsi="Times New Roman"/>
-        </w:rPr>
-      </w:pPr>
-      <w:r>
-        <w:rPr>
-          <w:rFonts w:ascii="Times New Roman" w:hAnsi="Times New Roman"/>
+          <w:rFonts w:ascii="Calibri" w:hAnsi="Calibri"/>
+        </w:rPr>
+      </w:pPr>
+      <w:r>
+        <w:rPr>
+          <w:rFonts w:ascii="Calibri" w:hAnsi="Calibri"/>
           <w:bCs/>
           <w:sz w:val="24"/>
           <w:szCs w:val="24"/>
         </w:rPr>
+        <w:drawing>
+          <wp:anchor distT="0" distB="0" distL="0" distR="0" simplePos="0" relativeHeight="39" behindDoc="0" locked="0" layoutInCell="1" allowOverlap="1">
+            <wp:simplePos x="0" y="0"/>
+            <wp:positionH relativeFrom="column">
+              <wp:posOffset>875030</wp:posOffset>
+            </wp:positionH>
+            <wp:positionV relativeFrom="paragraph">
+              <wp:posOffset>-160020</wp:posOffset>
+            </wp:positionV>
+            <wp:extent cx="864870" cy="677545"/>
+            <wp:effectExtent l="0" t="0" r="0" b="0"/>
+            <wp:wrapNone/>
+            <wp:docPr id="2" name="Image36"/>
+            <wp:cNvGraphicFramePr>
+              <a:graphicFrameLocks xmlns:a="http://schemas.openxmlformats.org/drawingml/2006/main" noChangeAspect="1"/>
+            </wp:cNvGraphicFramePr>
+            <a:graphic xmlns:a="http://schemas.openxmlformats.org/drawingml/2006/main">
+              <a:graphicData uri="http://schemas.openxmlformats.org/drawingml/2006/picture">
+                <pic:pic xmlns:pic="http://schemas.openxmlformats.org/drawingml/2006/picture">
+                  <pic:nvPicPr>
+                    <pic:cNvPr id="2" name="Image36"/>
+                    <pic:cNvPicPr>
+                      <a:picLocks noChangeAspect="1" noChangeArrowheads="1"/>
+                    </pic:cNvPicPr>
+                  </pic:nvPicPr>
+                  <pic:blipFill>
+                    <a:blip r:embed="rId3"/>
+                    <a:stretch>
+                      <a:fillRect/>
+                    </a:stretch>
+                  </pic:blipFill>
+                  <pic:spPr bwMode="auto">
+                    <a:xfrm>
+                      <a:off x="0" y="0"/>
+                      <a:ext cx="864870" cy="677545"/>
+                    </a:xfrm>
+                    <a:prstGeom prst="rect">
+                      <a:avLst/>
+                    </a:prstGeom>
+                    <a:noFill/>
+                  </pic:spPr>
+                </pic:pic>
+              </a:graphicData>
+            </a:graphic>
+          </wp:anchor>
+        </w:drawing>
+      </w:r>
+      <w:r>
+        <w:rPr>
+          <w:rFonts w:ascii="Calibri" w:hAnsi="Calibri"/>
+          <w:bCs/>
+          <w:sz w:val="24"/>
+          <w:szCs w:val="24"/>
+        </w:rPr>
         <w:t xml:space="preserve">Signature: </w:t>
       </w:r>
       <w:r>
@@ -902,14 +956,14 @@
         <w:spacing w:lineRule="auto" w:line="276" w:before="0" w:after="140"/>
         <w:jc w:val="center"/>
         <w:rPr>
-          <w:rFonts w:ascii="Times New Roman" w:hAnsi="Times New Roman"/>
+          <w:rFonts w:ascii="Calibri" w:hAnsi="Calibri"/>
           <w:sz w:val="24"/>
           <w:szCs w:val="24"/>
         </w:rPr>
       </w:pPr>
       <w:r>
         <w:rPr>
-          <w:rFonts w:ascii="Times New Roman" w:hAnsi="Times New Roman"/>
+          <w:rFonts w:ascii="Calibri" w:hAnsi="Calibri"/>
           <w:sz w:val="24"/>
           <w:szCs w:val="24"/>
         </w:rPr>
@@ -922,14 +976,14 @@
         <w:spacing w:lineRule="auto" w:line="276" w:before="0" w:after="140"/>
         <w:jc w:val="both"/>
         <w:rPr>
-          <w:rFonts w:ascii="Times New Roman" w:hAnsi="Times New Roman"/>
+          <w:rFonts w:ascii="Calibri" w:hAnsi="Calibri"/>
           <w:sz w:val="24"/>
           <w:szCs w:val="24"/>
         </w:rPr>
       </w:pPr>
       <w:r>
         <w:rPr>
-          <w:rFonts w:ascii="Times New Roman" w:hAnsi="Times New Roman"/>
+          <w:rFonts w:ascii="Calibri" w:hAnsi="Calibri"/>
           <w:sz w:val="24"/>
           <w:szCs w:val="24"/>
         </w:rPr>
@@ -944,7 +998,7 @@
       </w:pPr>
       <w:r>
         <w:rPr>
-          <w:rFonts w:ascii="Times New Roman" w:hAnsi="Times New Roman"/>
+          <w:rFonts w:ascii="Calibri" w:hAnsi="Calibri"/>
           <w:sz w:val="24"/>
           <w:szCs w:val="24"/>
         </w:rPr>
@@ -953,7 +1007,7 @@
       <w:r>
         <w:rPr>
           <w:rStyle w:val="Strong"/>
-          <w:rFonts w:ascii="Times New Roman" w:hAnsi="Times New Roman"/>
+          <w:rFonts w:ascii="Calibri" w:hAnsi="Calibri"/>
           <w:sz w:val="24"/>
           <w:szCs w:val="24"/>
         </w:rPr>
@@ -961,7 +1015,7 @@
       </w:r>
       <w:r>
         <w:rPr>
-          <w:rFonts w:ascii="Times New Roman" w:hAnsi="Times New Roman"/>
+          <w:rFonts w:ascii="Calibri" w:hAnsi="Calibri"/>
           <w:sz w:val="24"/>
           <w:szCs w:val="24"/>
         </w:rPr>
@@ -977,7 +1031,7 @@
       </w:pPr>
       <w:r>
         <w:rPr>
-          <w:rFonts w:ascii="Times New Roman" w:hAnsi="Times New Roman"/>
+          <w:rFonts w:ascii="Calibri" w:hAnsi="Calibri"/>
           <w:sz w:val="24"/>
           <w:szCs w:val="24"/>
         </w:rPr>
@@ -986,7 +1040,7 @@
       <w:r>
         <w:rPr>
           <w:rStyle w:val="Strong"/>
-          <w:rFonts w:ascii="Times New Roman" w:hAnsi="Times New Roman"/>
+          <w:rFonts w:ascii="Calibri" w:hAnsi="Calibri"/>
           <w:sz w:val="24"/>
           <w:szCs w:val="24"/>
         </w:rPr>
@@ -994,7 +1048,7 @@
       </w:r>
       <w:r>
         <w:rPr>
-          <w:rFonts w:ascii="Times New Roman" w:hAnsi="Times New Roman"/>
+          <w:rFonts w:ascii="Calibri" w:hAnsi="Calibri"/>
           <w:sz w:val="24"/>
           <w:szCs w:val="24"/>
         </w:rPr>
@@ -1007,14 +1061,14 @@
         <w:spacing w:lineRule="auto" w:line="276"/>
         <w:jc w:val="both"/>
         <w:rPr>
-          <w:rFonts w:ascii="Times New Roman" w:hAnsi="Times New Roman"/>
+          <w:rFonts w:ascii="Calibri" w:hAnsi="Calibri"/>
           <w:sz w:val="24"/>
           <w:szCs w:val="24"/>
         </w:rPr>
       </w:pPr>
       <w:r>
         <w:rPr>
-          <w:rFonts w:ascii="Times New Roman" w:hAnsi="Times New Roman"/>
+          <w:rFonts w:ascii="Calibri" w:hAnsi="Calibri"/>
           <w:sz w:val="24"/>
           <w:szCs w:val="24"/>
         </w:rPr>
@@ -1027,34 +1081,18 @@
         <w:spacing w:lineRule="auto" w:line="276"/>
         <w:jc w:val="both"/>
         <w:rPr>
-          <w:rFonts w:ascii="Times New Roman" w:hAnsi="Times New Roman"/>
+          <w:rFonts w:ascii="Calibri" w:hAnsi="Calibri"/>
           <w:sz w:val="24"/>
           <w:szCs w:val="24"/>
         </w:rPr>
       </w:pPr>
       <w:r>
         <w:rPr>
-          <w:rFonts w:ascii="Times New Roman" w:hAnsi="Times New Roman"/>
+          <w:rFonts w:ascii="Calibri" w:hAnsi="Calibri"/>
           <w:sz w:val="24"/>
           <w:szCs w:val="24"/>
         </w:rPr>
         <w:t>Finally, I would like to thank everyone who contributed directly or indirectly to this research and supported me during the completion of this thesis. Their assistance and encouragement are sincerely appreciated.</w:t>
-      </w:r>
-    </w:p>
-    <w:p>
-      <w:pPr>
-        <w:pStyle w:val="Normal"/>
-        <w:jc w:val="both"/>
-        <w:rPr>
-          <w:sz w:val="24"/>
-          <w:szCs w:val="24"/>
-        </w:rPr>
-      </w:pPr>
-      <w:r>
-        <w:rPr>
-          <w:sz w:val="24"/>
-          <w:szCs w:val="24"/>
-        </w:rPr>
       </w:r>
     </w:p>
     <w:p>
@@ -5849,13 +5887,8 @@
         </w:p>
         <w:p>
           <w:pPr>
-            <w:pStyle w:val="ListParagraph"/>
-            <w:numPr>
-              <w:ilvl w:val="0"/>
-              <w:numId w:val="0"/>
-            </w:numPr>
-            <w:spacing w:lineRule="auto" w:line="276" w:before="0" w:after="120"/>
-            <w:ind w:hanging="0" w:left="720"/>
+            <w:pStyle w:val="Normal"/>
+            <w:spacing w:lineRule="auto" w:line="276" w:before="0" w:after="180"/>
             <w:jc w:val="both"/>
             <w:rPr/>
           </w:pPr>
@@ -5873,13 +5906,8 @@
         </w:p>
         <w:p>
           <w:pPr>
-            <w:pStyle w:val="ListParagraph"/>
-            <w:numPr>
-              <w:ilvl w:val="0"/>
-              <w:numId w:val="0"/>
-            </w:numPr>
-            <w:spacing w:lineRule="auto" w:line="276" w:before="0" w:after="120"/>
-            <w:ind w:hanging="0" w:left="720"/>
+            <w:pStyle w:val="Normal"/>
+            <w:spacing w:lineRule="auto" w:line="276" w:before="0" w:after="180"/>
             <w:jc w:val="both"/>
             <w:rPr/>
           </w:pPr>
@@ -5897,13 +5925,8 @@
         </w:p>
         <w:p>
           <w:pPr>
-            <w:pStyle w:val="ListParagraph"/>
-            <w:numPr>
-              <w:ilvl w:val="0"/>
-              <w:numId w:val="0"/>
-            </w:numPr>
-            <w:spacing w:lineRule="auto" w:line="276" w:before="0" w:after="120"/>
-            <w:ind w:hanging="0" w:left="720"/>
+            <w:pStyle w:val="Normal"/>
+            <w:spacing w:lineRule="auto" w:line="276" w:before="0" w:after="180"/>
             <w:jc w:val="both"/>
             <w:rPr/>
           </w:pPr>
@@ -5921,13 +5944,8 @@
         </w:p>
         <w:p>
           <w:pPr>
-            <w:pStyle w:val="ListParagraph"/>
-            <w:numPr>
-              <w:ilvl w:val="0"/>
-              <w:numId w:val="0"/>
-            </w:numPr>
-            <w:spacing w:lineRule="auto" w:line="276" w:before="0" w:after="120"/>
-            <w:ind w:hanging="0" w:left="720"/>
+            <w:pStyle w:val="Normal"/>
+            <w:spacing w:lineRule="auto" w:line="276" w:before="0" w:after="180"/>
             <w:jc w:val="both"/>
             <w:rPr/>
           </w:pPr>
@@ -5945,13 +5963,8 @@
         </w:p>
         <w:p>
           <w:pPr>
-            <w:pStyle w:val="ListParagraph"/>
-            <w:numPr>
-              <w:ilvl w:val="0"/>
-              <w:numId w:val="0"/>
-            </w:numPr>
-            <w:spacing w:lineRule="auto" w:line="276" w:before="0" w:after="120"/>
-            <w:ind w:hanging="0" w:left="720"/>
+            <w:pStyle w:val="Normal"/>
+            <w:spacing w:lineRule="auto" w:line="276" w:before="0" w:after="180"/>
             <w:jc w:val="both"/>
             <w:rPr/>
           </w:pPr>
@@ -5969,13 +5982,8 @@
         </w:p>
         <w:p>
           <w:pPr>
-            <w:pStyle w:val="ListParagraph"/>
-            <w:numPr>
-              <w:ilvl w:val="0"/>
-              <w:numId w:val="0"/>
-            </w:numPr>
-            <w:spacing w:lineRule="auto" w:line="276" w:before="0" w:after="120"/>
-            <w:ind w:hanging="0" w:left="720"/>
+            <w:pStyle w:val="Normal"/>
+            <w:spacing w:lineRule="auto" w:line="276" w:before="0" w:after="180"/>
             <w:jc w:val="both"/>
             <w:rPr/>
           </w:pPr>
@@ -5993,13 +6001,8 @@
         </w:p>
         <w:p>
           <w:pPr>
-            <w:pStyle w:val="ListParagraph"/>
-            <w:numPr>
-              <w:ilvl w:val="0"/>
-              <w:numId w:val="0"/>
-            </w:numPr>
-            <w:spacing w:lineRule="auto" w:line="276" w:before="0" w:after="120"/>
-            <w:ind w:hanging="0" w:left="720"/>
+            <w:pStyle w:val="Normal"/>
+            <w:spacing w:lineRule="auto" w:line="276" w:before="0" w:after="180"/>
             <w:jc w:val="both"/>
             <w:rPr/>
           </w:pPr>
@@ -6556,7 +6559,7 @@
         <w:p>
           <w:pPr>
             <w:pStyle w:val="Heading2"/>
-            <w:spacing w:before="300" w:after="150"/>
+            <w:spacing w:lineRule="auto" w:line="276" w:before="300" w:after="150"/>
             <w:rPr/>
           </w:pPr>
           <w:r>
@@ -6567,7 +6570,7 @@
         <w:p>
           <w:pPr>
             <w:pStyle w:val="Normal"/>
-            <w:spacing w:before="0" w:after="180"/>
+            <w:spacing w:lineRule="auto" w:line="276" w:before="0" w:after="180"/>
             <w:jc w:val="both"/>
             <w:rPr/>
           </w:pPr>
@@ -6579,7 +6582,7 @@
         <w:p>
           <w:pPr>
             <w:pStyle w:val="Normal"/>
-            <w:spacing w:before="0" w:after="180"/>
+            <w:spacing w:lineRule="auto" w:line="276" w:before="0" w:after="180"/>
             <w:jc w:val="both"/>
             <w:rPr/>
           </w:pPr>
@@ -6899,22 +6902,31 @@
           </w:pPr>
           <w:r>
             <w:rPr/>
-            <w:t>Because the dataset used in this thesis exhibits a moderate class imbalance (approximately 55% approved versus 45% rejected, an imbalance ratio of 1.22), class weighting is applied during training via the scale_pos_weight parameter (or equivalent per-sample weights), which increases the penalty associated with misclassifying the minority class. This encourages the boosting algorithm to allocate more of its fitting capacity toward correctly discriminating the minority class, without discarding data (as undersampling would) or introducing synthetic observations (as SMOTE-based oversampl</w:t>
-          </w:r>
-          <w:r>
+            <w:t>Because the dataset used in this thesis exhibits a moderate class imbalance (approximately 55% approved versus 45% rejected, an imbalance ratio of 1.22), class weighting is applied during training via the scale_pos_weight parameter (or equivalent per-sample weights), which increases the penalty associated with misclassifying the minority class. This encourages the boosting algorithm to allocate more of its fitting capacity toward correctly discriminating the minority class, without discarding data (as undersampling would) or introducing synthetic observations (as SMOTE-based oversampling would).</w:t>
+          </w:r>
+        </w:p>
+        <w:p>
+          <w:pPr>
+            <w:pStyle w:val="Normal"/>
+            <w:spacing w:before="0" w:after="180"/>
+            <w:jc w:val="both"/>
+            <w:rPr/>
+          </w:pPr>
+          <w:r>
+            <w:rPr/>
             <w:drawing>
-              <wp:anchor distT="0" distB="0" distL="0" distR="0" simplePos="0" relativeHeight="7" behindDoc="0" locked="0" layoutInCell="0" allowOverlap="1">
+              <wp:anchor distT="0" distB="0" distL="0" distR="0" simplePos="0" relativeHeight="16" behindDoc="0" locked="0" layoutInCell="0" allowOverlap="1">
                 <wp:simplePos x="0" y="0"/>
                 <wp:positionH relativeFrom="column">
-                  <wp:posOffset>660400</wp:posOffset>
+                  <wp:align>center</wp:align>
                 </wp:positionH>
                 <wp:positionV relativeFrom="paragraph">
-                  <wp:posOffset>2098040</wp:posOffset>
+                  <wp:posOffset>635</wp:posOffset>
                 </wp:positionV>
-                <wp:extent cx="3683635" cy="3346450"/>
+                <wp:extent cx="3749040" cy="4179570"/>
                 <wp:effectExtent l="0" t="0" r="0" b="0"/>
                 <wp:wrapSquare wrapText="largest"/>
-                <wp:docPr id="2" name="Image5"/>
+                <wp:docPr id="3" name="Image5"/>
                 <wp:cNvGraphicFramePr>
                   <a:graphicFrameLocks xmlns:a="http://schemas.openxmlformats.org/drawingml/2006/main" noChangeAspect="1"/>
                 </wp:cNvGraphicFramePr>
@@ -6922,13 +6934,13 @@
                   <a:graphicData uri="http://schemas.openxmlformats.org/drawingml/2006/picture">
                     <pic:pic xmlns:pic="http://schemas.openxmlformats.org/drawingml/2006/picture">
                       <pic:nvPicPr>
-                        <pic:cNvPr id="2" name="Image5"/>
+                        <pic:cNvPr id="3" name="Image5"/>
                         <pic:cNvPicPr>
                           <a:picLocks noChangeAspect="1" noChangeArrowheads="1"/>
                         </pic:cNvPicPr>
                       </pic:nvPicPr>
                       <pic:blipFill>
-                        <a:blip r:embed="rId3"/>
+                        <a:blip r:embed="rId4"/>
                         <a:stretch>
                           <a:fillRect/>
                         </a:stretch>
@@ -6936,7 +6948,7 @@
                       <pic:spPr bwMode="auto">
                         <a:xfrm>
                           <a:off x="0" y="0"/>
-                          <a:ext cx="3683635" cy="3346450"/>
+                          <a:ext cx="3749040" cy="4179570"/>
                         </a:xfrm>
                         <a:prstGeom prst="rect">
                           <a:avLst/>
@@ -6949,10 +6961,6 @@
               </wp:anchor>
             </w:drawing>
           </w:r>
-          <w:r>
-            <w:rPr/>
-            <w:t>ing would).</w:t>
-          </w:r>
         </w:p>
         <w:p>
           <w:pPr>
@@ -7007,6 +7015,23 @@
           </w:pPr>
           <w:r>
             <w:rPr/>
+          </w:r>
+        </w:p>
+        <w:p>
+          <w:pPr>
+            <w:pStyle w:val="Normal"/>
+            <w:spacing w:before="0" w:after="180"/>
+            <w:jc w:val="both"/>
+            <w:rPr>
+              <w:i/>
+              <w:sz w:val="20"/>
+            </w:rPr>
+          </w:pPr>
+          <w:r>
+            <w:rPr>
+              <w:i/>
+              <w:sz w:val="20"/>
+            </w:rPr>
           </w:r>
         </w:p>
         <w:p>
@@ -7039,23 +7064,7 @@
               <w:i/>
               <w:sz w:val="20"/>
             </w:rPr>
-          </w:r>
-        </w:p>
-        <w:p>
-          <w:pPr>
-            <w:pStyle w:val="Normal"/>
-            <w:jc w:val="center"/>
-            <w:rPr>
-              <w:i/>
-              <w:sz w:val="20"/>
-            </w:rPr>
-          </w:pPr>
-          <w:r>
-            <w:rPr>
-              <w:i/>
-              <w:sz w:val="20"/>
-            </w:rPr>
-            <w:t xml:space="preserve">Figure 3.1 — Class distribution of the target variable </w:t>
+            <w:t>Figure 3.1 — Class distribution of the target variable</w:t>
           </w:r>
         </w:p>
         <w:p>
@@ -7067,6 +7076,17 @@
           </w:pPr>
           <w:r>
             <w:rPr/>
+          </w:r>
+        </w:p>
+        <w:p>
+          <w:pPr>
+            <w:pStyle w:val="Heading2"/>
+            <w:spacing w:lineRule="auto" w:line="276" w:before="300" w:after="150"/>
+            <w:jc w:val="both"/>
+            <w:rPr/>
+          </w:pPr>
+          <w:r>
+            <w:rPr/>
             <w:t>3.3 Data Preprocessing and Feature Engineering</w:t>
           </w:r>
         </w:p>
@@ -7187,7 +7207,15 @@
           </w:pPr>
           <w:r>
             <w:rPr/>
-            <w:t>The interquartile range (IQR) method identifies outliers as observations falling below Q1 minus k times the IQR or above Q3 plus k times the IQR, where Q1 and Q3 are the first and third quartiles and k is a multiplier, conventionally 1.5 for 'mild' outliers and 3.0 for 'extreme' outliers. This thesis applies both thresholds to characterise the prevalence of outliers in each numerical feature, as reported in Section 5.1.2.</w:t>
+            <w:t>The interquartile range (IQR) method identifies outliers as observations falling below Q1 minus k times the IQR or above Q3 plus k times the IQR, where Q1 and Q3 are the first and third quartiles and k is a multiplier, conventionally 1.5 for 'mild' outliers and 3.0 for 'extreme' outliers. This thesis applies both thresholds to characteri</w:t>
+          </w:r>
+          <w:r>
+            <w:rPr/>
+            <w:t>z</w:t>
+          </w:r>
+          <w:r>
+            <w:rPr/>
+            <w:t>e the prevalence of outliers in each numerical feature, as reported in Section 5.1.2.</w:t>
           </w:r>
         </w:p>
         <w:p>
@@ -7200,7 +7228,7 @@
           <w:r>
             <w:rPr/>
             <w:drawing>
-              <wp:anchor distT="0" distB="0" distL="0" distR="0" simplePos="0" relativeHeight="4" behindDoc="0" locked="0" layoutInCell="0" allowOverlap="1">
+              <wp:anchor distT="0" distB="0" distL="0" distR="0" simplePos="0" relativeHeight="3" behindDoc="0" locked="0" layoutInCell="0" allowOverlap="1">
                 <wp:simplePos x="0" y="0"/>
                 <wp:positionH relativeFrom="column">
                   <wp:align>center</wp:align>
@@ -7211,7 +7239,7 @@
                 <wp:extent cx="5452110" cy="5347970"/>
                 <wp:effectExtent l="0" t="0" r="0" b="0"/>
                 <wp:wrapTopAndBottom/>
-                <wp:docPr id="3" name="Image2"/>
+                <wp:docPr id="4" name="Image2"/>
                 <wp:cNvGraphicFramePr>
                   <a:graphicFrameLocks xmlns:a="http://schemas.openxmlformats.org/drawingml/2006/main" noChangeAspect="1"/>
                 </wp:cNvGraphicFramePr>
@@ -7219,13 +7247,13 @@
                   <a:graphicData uri="http://schemas.openxmlformats.org/drawingml/2006/picture">
                     <pic:pic xmlns:pic="http://schemas.openxmlformats.org/drawingml/2006/picture">
                       <pic:nvPicPr>
-                        <pic:cNvPr id="3" name="Image2"/>
+                        <pic:cNvPr id="4" name="Image2"/>
                         <pic:cNvPicPr>
                           <a:picLocks noChangeAspect="1" noChangeArrowheads="1"/>
                         </pic:cNvPicPr>
                       </pic:nvPicPr>
                       <pic:blipFill>
-                        <a:blip r:embed="rId4"/>
+                        <a:blip r:embed="rId5"/>
                         <a:stretch>
                           <a:fillRect/>
                         </a:stretch>
@@ -7457,7 +7485,7 @@
           <w:r>
             <w:rPr/>
             <w:drawing>
-              <wp:anchor distT="0" distB="0" distL="0" distR="0" simplePos="0" relativeHeight="5" behindDoc="0" locked="0" layoutInCell="0" allowOverlap="1">
+              <wp:anchor distT="0" distB="0" distL="0" distR="0" simplePos="0" relativeHeight="4" behindDoc="0" locked="0" layoutInCell="0" allowOverlap="1">
                 <wp:simplePos x="0" y="0"/>
                 <wp:positionH relativeFrom="column">
                   <wp:posOffset>222250</wp:posOffset>
@@ -7468,7 +7496,7 @@
                 <wp:extent cx="4553585" cy="4259580"/>
                 <wp:effectExtent l="0" t="0" r="0" b="0"/>
                 <wp:wrapSquare wrapText="largest"/>
-                <wp:docPr id="4" name="Image3"/>
+                <wp:docPr id="5" name="Image3"/>
                 <wp:cNvGraphicFramePr>
                   <a:graphicFrameLocks xmlns:a="http://schemas.openxmlformats.org/drawingml/2006/main" noChangeAspect="1"/>
                 </wp:cNvGraphicFramePr>
@@ -7476,13 +7504,13 @@
                   <a:graphicData uri="http://schemas.openxmlformats.org/drawingml/2006/picture">
                     <pic:pic xmlns:pic="http://schemas.openxmlformats.org/drawingml/2006/picture">
                       <pic:nvPicPr>
-                        <pic:cNvPr id="4" name="Image3"/>
+                        <pic:cNvPr id="5" name="Image3"/>
                         <pic:cNvPicPr>
                           <a:picLocks noChangeAspect="1" noChangeArrowheads="1"/>
                         </pic:cNvPicPr>
                       </pic:nvPicPr>
                       <pic:blipFill>
-                        <a:blip r:embed="rId5"/>
+                        <a:blip r:embed="rId6"/>
                         <a:stretch>
                           <a:fillRect/>
                         </a:stretch>
@@ -7700,7 +7728,7 @@
           <w:r>
             <w:rPr/>
             <w:drawing>
-              <wp:anchor distT="0" distB="0" distL="0" distR="0" simplePos="0" relativeHeight="9" behindDoc="0" locked="0" layoutInCell="0" allowOverlap="1">
+              <wp:anchor distT="0" distB="0" distL="0" distR="0" simplePos="0" relativeHeight="6" behindDoc="0" locked="0" layoutInCell="0" allowOverlap="1">
                 <wp:simplePos x="0" y="0"/>
                 <wp:positionH relativeFrom="column">
                   <wp:align>center</wp:align>
@@ -7711,7 +7739,7 @@
                 <wp:extent cx="5394960" cy="3566160"/>
                 <wp:effectExtent l="0" t="0" r="0" b="0"/>
                 <wp:wrapSquare wrapText="largest"/>
-                <wp:docPr id="5" name="Image7"/>
+                <wp:docPr id="6" name="Image7"/>
                 <wp:cNvGraphicFramePr>
                   <a:graphicFrameLocks xmlns:a="http://schemas.openxmlformats.org/drawingml/2006/main" noChangeAspect="1"/>
                 </wp:cNvGraphicFramePr>
@@ -7719,53 +7747,7 @@
                   <a:graphicData uri="http://schemas.openxmlformats.org/drawingml/2006/picture">
                     <pic:pic xmlns:pic="http://schemas.openxmlformats.org/drawingml/2006/picture">
                       <pic:nvPicPr>
-                        <pic:cNvPr id="5" name="Image7"/>
-                        <pic:cNvPicPr>
-                          <a:picLocks noChangeAspect="1" noChangeArrowheads="1"/>
-                        </pic:cNvPicPr>
-                      </pic:nvPicPr>
-                      <pic:blipFill>
-                        <a:blip r:embed="rId6"/>
-                        <a:stretch>
-                          <a:fillRect/>
-                        </a:stretch>
-                      </pic:blipFill>
-                      <pic:spPr bwMode="auto">
-                        <a:xfrm>
-                          <a:off x="0" y="0"/>
-                          <a:ext cx="5394960" cy="3566160"/>
-                        </a:xfrm>
-                        <a:prstGeom prst="rect">
-                          <a:avLst/>
-                        </a:prstGeom>
-                        <a:noFill/>
-                      </pic:spPr>
-                    </pic:pic>
-                  </a:graphicData>
-                </a:graphic>
-              </wp:anchor>
-            </w:drawing>
-            <w:drawing>
-              <wp:anchor distT="0" distB="0" distL="0" distR="0" simplePos="0" relativeHeight="10" behindDoc="0" locked="0" layoutInCell="0" allowOverlap="1">
-                <wp:simplePos x="0" y="0"/>
-                <wp:positionH relativeFrom="column">
-                  <wp:align>center</wp:align>
-                </wp:positionH>
-                <wp:positionV relativeFrom="paragraph">
-                  <wp:posOffset>635</wp:posOffset>
-                </wp:positionV>
-                <wp:extent cx="5394960" cy="3566160"/>
-                <wp:effectExtent l="0" t="0" r="0" b="0"/>
-                <wp:wrapSquare wrapText="largest"/>
-                <wp:docPr id="6" name="Image8"/>
-                <wp:cNvGraphicFramePr>
-                  <a:graphicFrameLocks xmlns:a="http://schemas.openxmlformats.org/drawingml/2006/main" noChangeAspect="1"/>
-                </wp:cNvGraphicFramePr>
-                <a:graphic xmlns:a="http://schemas.openxmlformats.org/drawingml/2006/main">
-                  <a:graphicData uri="http://schemas.openxmlformats.org/drawingml/2006/picture">
-                    <pic:pic xmlns:pic="http://schemas.openxmlformats.org/drawingml/2006/picture">
-                      <pic:nvPicPr>
-                        <pic:cNvPr id="6" name="Image8"/>
+                        <pic:cNvPr id="6" name="Image7"/>
                         <pic:cNvPicPr>
                           <a:picLocks noChangeAspect="1" noChangeArrowheads="1"/>
                         </pic:cNvPicPr>
@@ -7791,30 +7773,8 @@
                 </a:graphic>
               </wp:anchor>
             </w:drawing>
-          </w:r>
-        </w:p>
-        <w:p>
-          <w:pPr>
-            <w:pStyle w:val="Normal"/>
-            <w:spacing w:before="0" w:after="180"/>
-            <w:jc w:val="center"/>
-            <w:rPr/>
-          </w:pPr>
-          <w:r>
-            <w:rPr/>
-          </w:r>
-        </w:p>
-        <w:p>
-          <w:pPr>
-            <w:pStyle w:val="Normal"/>
-            <w:spacing w:before="0" w:after="180"/>
-            <w:jc w:val="both"/>
-            <w:rPr/>
-          </w:pPr>
-          <w:r>
-            <w:rPr/>
             <w:drawing>
-              <wp:anchor distT="0" distB="0" distL="0" distR="0" simplePos="0" relativeHeight="8" behindDoc="0" locked="0" layoutInCell="0" allowOverlap="1">
+              <wp:anchor distT="0" distB="0" distL="0" distR="0" simplePos="0" relativeHeight="7" behindDoc="0" locked="0" layoutInCell="0" allowOverlap="1">
                 <wp:simplePos x="0" y="0"/>
                 <wp:positionH relativeFrom="column">
                   <wp:align>center</wp:align>
@@ -7822,10 +7782,10 @@
                 <wp:positionV relativeFrom="paragraph">
                   <wp:posOffset>635</wp:posOffset>
                 </wp:positionV>
-                <wp:extent cx="4438015" cy="2933700"/>
+                <wp:extent cx="5394960" cy="3566160"/>
                 <wp:effectExtent l="0" t="0" r="0" b="0"/>
                 <wp:wrapSquare wrapText="largest"/>
-                <wp:docPr id="7" name="Image6"/>
+                <wp:docPr id="7" name="Image8"/>
                 <wp:cNvGraphicFramePr>
                   <a:graphicFrameLocks xmlns:a="http://schemas.openxmlformats.org/drawingml/2006/main" noChangeAspect="1"/>
                 </wp:cNvGraphicFramePr>
@@ -7833,7 +7793,7 @@
                   <a:graphicData uri="http://schemas.openxmlformats.org/drawingml/2006/picture">
                     <pic:pic xmlns:pic="http://schemas.openxmlformats.org/drawingml/2006/picture">
                       <pic:nvPicPr>
-                        <pic:cNvPr id="7" name="Image6"/>
+                        <pic:cNvPr id="7" name="Image8"/>
                         <pic:cNvPicPr>
                           <a:picLocks noChangeAspect="1" noChangeArrowheads="1"/>
                         </pic:cNvPicPr>
@@ -7847,7 +7807,7 @@
                       <pic:spPr bwMode="auto">
                         <a:xfrm>
                           <a:off x="0" y="0"/>
-                          <a:ext cx="4438015" cy="2933700"/>
+                          <a:ext cx="5394960" cy="3566160"/>
                         </a:xfrm>
                         <a:prstGeom prst="rect">
                           <a:avLst/>
@@ -7865,6 +7825,28 @@
           <w:pPr>
             <w:pStyle w:val="Normal"/>
             <w:spacing w:before="0" w:after="180"/>
+            <w:jc w:val="center"/>
+            <w:rPr/>
+          </w:pPr>
+          <w:r>
+            <w:rPr/>
+          </w:r>
+        </w:p>
+        <w:p>
+          <w:pPr>
+            <w:pStyle w:val="Normal"/>
+            <w:spacing w:before="0" w:after="180"/>
+            <w:jc w:val="both"/>
+            <w:rPr/>
+          </w:pPr>
+          <w:r>
+            <w:rPr/>
+          </w:r>
+        </w:p>
+        <w:p>
+          <w:pPr>
+            <w:pStyle w:val="Normal"/>
+            <w:spacing w:before="0" w:after="180"/>
             <w:jc w:val="both"/>
             <w:rPr/>
           </w:pPr>
@@ -7880,7 +7862,7 @@
           </w:pPr>
           <w:r>
             <w:rPr/>
-            <w:t xml:space="preserve">3.5 </w:t>
+            <w:t xml:space="preserve"> </w:t>
           </w:r>
         </w:p>
         <w:p>
@@ -7898,6 +7880,69 @@
               <w:sz w:val="20"/>
               <w:szCs w:val="20"/>
             </w:rPr>
+            <w:drawing>
+              <wp:anchor distT="0" distB="0" distL="0" distR="0" simplePos="0" relativeHeight="17" behindDoc="0" locked="0" layoutInCell="0" allowOverlap="1">
+                <wp:simplePos x="0" y="0"/>
+                <wp:positionH relativeFrom="column">
+                  <wp:align>center</wp:align>
+                </wp:positionH>
+                <wp:positionV relativeFrom="paragraph">
+                  <wp:posOffset>635</wp:posOffset>
+                </wp:positionV>
+                <wp:extent cx="5394960" cy="3566160"/>
+                <wp:effectExtent l="0" t="0" r="0" b="0"/>
+                <wp:wrapSquare wrapText="largest"/>
+                <wp:docPr id="8" name="Image6"/>
+                <wp:cNvGraphicFramePr>
+                  <a:graphicFrameLocks xmlns:a="http://schemas.openxmlformats.org/drawingml/2006/main" noChangeAspect="1"/>
+                </wp:cNvGraphicFramePr>
+                <a:graphic xmlns:a="http://schemas.openxmlformats.org/drawingml/2006/main">
+                  <a:graphicData uri="http://schemas.openxmlformats.org/drawingml/2006/picture">
+                    <pic:pic xmlns:pic="http://schemas.openxmlformats.org/drawingml/2006/picture">
+                      <pic:nvPicPr>
+                        <pic:cNvPr id="8" name="Image6"/>
+                        <pic:cNvPicPr>
+                          <a:picLocks noChangeAspect="1" noChangeArrowheads="1"/>
+                        </pic:cNvPicPr>
+                      </pic:nvPicPr>
+                      <pic:blipFill>
+                        <a:blip r:embed="rId9"/>
+                        <a:stretch>
+                          <a:fillRect/>
+                        </a:stretch>
+                      </pic:blipFill>
+                      <pic:spPr bwMode="auto">
+                        <a:xfrm>
+                          <a:off x="0" y="0"/>
+                          <a:ext cx="5394960" cy="3566160"/>
+                        </a:xfrm>
+                        <a:prstGeom prst="rect">
+                          <a:avLst/>
+                        </a:prstGeom>
+                        <a:noFill/>
+                      </pic:spPr>
+                    </pic:pic>
+                  </a:graphicData>
+                </a:graphic>
+              </wp:anchor>
+            </w:drawing>
+          </w:r>
+        </w:p>
+        <w:p>
+          <w:pPr>
+            <w:pStyle w:val="Normal"/>
+            <w:spacing w:before="0" w:after="180"/>
+            <w:jc w:val="center"/>
+            <w:rPr>
+              <w:sz w:val="20"/>
+              <w:szCs w:val="20"/>
+            </w:rPr>
+          </w:pPr>
+          <w:r>
+            <w:rPr>
+              <w:sz w:val="20"/>
+              <w:szCs w:val="20"/>
+            </w:rPr>
             <w:t>Figure 3.</w:t>
           </w:r>
           <w:r>
@@ -7925,7 +7970,7 @@
           </w:pPr>
           <w:r>
             <w:rPr/>
-            <w:t>Feature Importance and Feature Selection</w:t>
+            <w:t>3.5 Feature Importance and Feature Selection</w:t>
           </w:r>
         </w:p>
         <w:p>
@@ -7961,7 +8006,7 @@
           </w:pPr>
           <w:r>
             <w:drawing>
-              <wp:anchor distT="0" distB="0" distL="0" distR="0" simplePos="0" relativeHeight="11" behindDoc="0" locked="0" layoutInCell="0" allowOverlap="1">
+              <wp:anchor distT="0" distB="0" distL="0" distR="0" simplePos="0" relativeHeight="8" behindDoc="0" locked="0" layoutInCell="0" allowOverlap="1">
                 <wp:simplePos x="0" y="0"/>
                 <wp:positionH relativeFrom="column">
                   <wp:align>center</wp:align>
@@ -7972,7 +8017,7 @@
                 <wp:extent cx="5486400" cy="2725420"/>
                 <wp:effectExtent l="0" t="0" r="0" b="0"/>
                 <wp:wrapSquare wrapText="largest"/>
-                <wp:docPr id="8" name="Image9"/>
+                <wp:docPr id="9" name="Image9"/>
                 <wp:cNvGraphicFramePr>
                   <a:graphicFrameLocks xmlns:a="http://schemas.openxmlformats.org/drawingml/2006/main" noChangeAspect="1"/>
                 </wp:cNvGraphicFramePr>
@@ -7980,13 +8025,13 @@
                   <a:graphicData uri="http://schemas.openxmlformats.org/drawingml/2006/picture">
                     <pic:pic xmlns:pic="http://schemas.openxmlformats.org/drawingml/2006/picture">
                       <pic:nvPicPr>
-                        <pic:cNvPr id="8" name="Image9"/>
+                        <pic:cNvPr id="9" name="Image9"/>
                         <pic:cNvPicPr>
                           <a:picLocks noChangeAspect="1" noChangeArrowheads="1"/>
                         </pic:cNvPicPr>
                       </pic:nvPicPr>
                       <pic:blipFill>
-                        <a:blip r:embed="rId9"/>
+                        <a:blip r:embed="rId10"/>
                         <a:stretch>
                           <a:fillRect/>
                         </a:stretch>
@@ -8091,8 +8136,19 @@
           </w:pPr>
           <w:r>
             <w:rPr/>
+          </w:r>
+        </w:p>
+        <w:p>
+          <w:pPr>
+            <w:pStyle w:val="Normal"/>
+            <w:spacing w:before="0" w:after="180"/>
+            <w:jc w:val="both"/>
+            <w:rPr/>
+          </w:pPr>
+          <w:r>
+            <w:rPr/>
             <w:drawing>
-              <wp:anchor distT="0" distB="0" distL="0" distR="0" simplePos="0" relativeHeight="14" behindDoc="0" locked="0" layoutInCell="0" allowOverlap="1">
+              <wp:anchor distT="0" distB="0" distL="0" distR="0" simplePos="0" relativeHeight="18" behindDoc="0" locked="0" layoutInCell="0" allowOverlap="1">
                 <wp:simplePos x="0" y="0"/>
                 <wp:positionH relativeFrom="column">
                   <wp:align>center</wp:align>
@@ -8100,10 +8156,10 @@
                 <wp:positionV relativeFrom="paragraph">
                   <wp:posOffset>635</wp:posOffset>
                 </wp:positionV>
-                <wp:extent cx="4039870" cy="3578860"/>
+                <wp:extent cx="5486400" cy="4860925"/>
                 <wp:effectExtent l="0" t="0" r="0" b="0"/>
                 <wp:wrapSquare wrapText="largest"/>
-                <wp:docPr id="9" name="Image12"/>
+                <wp:docPr id="10" name="Image10"/>
                 <wp:cNvGraphicFramePr>
                   <a:graphicFrameLocks xmlns:a="http://schemas.openxmlformats.org/drawingml/2006/main" noChangeAspect="1"/>
                 </wp:cNvGraphicFramePr>
@@ -8111,63 +8167,7 @@
                   <a:graphicData uri="http://schemas.openxmlformats.org/drawingml/2006/picture">
                     <pic:pic xmlns:pic="http://schemas.openxmlformats.org/drawingml/2006/picture">
                       <pic:nvPicPr>
-                        <pic:cNvPr id="9" name="Image12"/>
-                        <pic:cNvPicPr>
-                          <a:picLocks noChangeAspect="1" noChangeArrowheads="1"/>
-                        </pic:cNvPicPr>
-                      </pic:nvPicPr>
-                      <pic:blipFill>
-                        <a:blip r:embed="rId10"/>
-                        <a:stretch>
-                          <a:fillRect/>
-                        </a:stretch>
-                      </pic:blipFill>
-                      <pic:spPr bwMode="auto">
-                        <a:xfrm>
-                          <a:off x="0" y="0"/>
-                          <a:ext cx="4039870" cy="3578860"/>
-                        </a:xfrm>
-                        <a:prstGeom prst="rect">
-                          <a:avLst/>
-                        </a:prstGeom>
-                        <a:noFill/>
-                      </pic:spPr>
-                    </pic:pic>
-                  </a:graphicData>
-                </a:graphic>
-              </wp:anchor>
-            </w:drawing>
-          </w:r>
-        </w:p>
-        <w:p>
-          <w:pPr>
-            <w:pStyle w:val="Normal"/>
-            <w:spacing w:before="0" w:after="180"/>
-            <w:jc w:val="center"/>
-            <w:rPr/>
-          </w:pPr>
-          <w:r>
-            <w:drawing>
-              <wp:anchor distT="0" distB="0" distL="0" distR="0" simplePos="0" relativeHeight="13" behindDoc="0" locked="0" layoutInCell="0" allowOverlap="1">
-                <wp:simplePos x="0" y="0"/>
-                <wp:positionH relativeFrom="column">
-                  <wp:align>center</wp:align>
-                </wp:positionH>
-                <wp:positionV relativeFrom="paragraph">
-                  <wp:posOffset>635</wp:posOffset>
-                </wp:positionV>
-                <wp:extent cx="4723765" cy="4860925"/>
-                <wp:effectExtent l="0" t="0" r="0" b="0"/>
-                <wp:wrapSquare wrapText="largest"/>
-                <wp:docPr id="10" name="Image11"/>
-                <wp:cNvGraphicFramePr>
-                  <a:graphicFrameLocks xmlns:a="http://schemas.openxmlformats.org/drawingml/2006/main" noChangeAspect="1"/>
-                </wp:cNvGraphicFramePr>
-                <a:graphic xmlns:a="http://schemas.openxmlformats.org/drawingml/2006/main">
-                  <a:graphicData uri="http://schemas.openxmlformats.org/drawingml/2006/picture">
-                    <pic:pic xmlns:pic="http://schemas.openxmlformats.org/drawingml/2006/picture">
-                      <pic:nvPicPr>
-                        <pic:cNvPr id="10" name="Image11"/>
+                        <pic:cNvPr id="10" name="Image10"/>
                         <pic:cNvPicPr>
                           <a:picLocks noChangeAspect="1" noChangeArrowheads="1"/>
                         </pic:cNvPicPr>
@@ -8181,7 +8181,7 @@
                       <pic:spPr bwMode="auto">
                         <a:xfrm>
                           <a:off x="0" y="0"/>
-                          <a:ext cx="4723765" cy="4860925"/>
+                          <a:ext cx="5486400" cy="4860925"/>
                         </a:xfrm>
                         <a:prstGeom prst="rect">
                           <a:avLst/>
@@ -8193,8 +8193,54 @@
                 </a:graphic>
               </wp:anchor>
             </w:drawing>
+          </w:r>
+        </w:p>
+        <w:p>
+          <w:pPr>
+            <w:pStyle w:val="Normal"/>
+            <w:spacing w:before="0" w:after="180"/>
+            <w:jc w:val="center"/>
+            <w:rPr>
+              <w:sz w:val="20"/>
+              <w:szCs w:val="20"/>
+            </w:rPr>
+          </w:pPr>
+          <w:r>
+            <w:rPr/>
+          </w:r>
+        </w:p>
+        <w:p>
+          <w:pPr>
+            <w:pStyle w:val="Normal"/>
+            <w:spacing w:before="0" w:after="180"/>
+            <w:jc w:val="center"/>
+            <w:rPr/>
+          </w:pPr>
+          <w:r>
+            <w:rPr/>
+          </w:r>
+        </w:p>
+        <w:p>
+          <w:pPr>
+            <w:pStyle w:val="Normal"/>
+            <w:spacing w:before="0" w:after="180"/>
+            <w:jc w:val="center"/>
+            <w:rPr/>
+          </w:pPr>
+          <w:r>
+            <w:rPr/>
+          </w:r>
+        </w:p>
+        <w:p>
+          <w:pPr>
+            <w:pStyle w:val="Normal"/>
+            <w:spacing w:before="0" w:after="180"/>
+            <w:jc w:val="center"/>
+            <w:rPr/>
+          </w:pPr>
+          <w:r>
             <w:drawing>
-              <wp:anchor distT="0" distB="0" distL="0" distR="0" simplePos="0" relativeHeight="12" behindDoc="0" locked="0" layoutInCell="0" allowOverlap="1">
+              <wp:anchor distT="0" distB="0" distL="0" distR="0" simplePos="0" relativeHeight="19" behindDoc="0" locked="0" layoutInCell="0" allowOverlap="1">
                 <wp:simplePos x="0" y="0"/>
                 <wp:positionH relativeFrom="column">
                   <wp:align>center</wp:align>
@@ -8205,7 +8251,7 @@
                 <wp:extent cx="5486400" cy="4860925"/>
                 <wp:effectExtent l="0" t="0" r="0" b="0"/>
                 <wp:wrapSquare wrapText="largest"/>
-                <wp:docPr id="11" name="Image10"/>
+                <wp:docPr id="11" name="Image11"/>
                 <wp:cNvGraphicFramePr>
                   <a:graphicFrameLocks xmlns:a="http://schemas.openxmlformats.org/drawingml/2006/main" noChangeAspect="1"/>
                 </wp:cNvGraphicFramePr>
@@ -8213,7 +8259,7 @@
                   <a:graphicData uri="http://schemas.openxmlformats.org/drawingml/2006/picture">
                     <pic:pic xmlns:pic="http://schemas.openxmlformats.org/drawingml/2006/picture">
                       <pic:nvPicPr>
-                        <pic:cNvPr id="11" name="Image10"/>
+                        <pic:cNvPr id="11" name="Image11"/>
                         <pic:cNvPicPr>
                           <a:picLocks noChangeAspect="1" noChangeArrowheads="1"/>
                         </pic:cNvPicPr>
@@ -8262,10 +8308,6 @@
             </w:rPr>
             <w:t xml:space="preserve"> — Global SHAP Feature Importance Based on Mean Absolute Shapley Values</w:t>
           </w:r>
-          <w:r>
-            <w:rPr/>
-            <w:t xml:space="preserve"> </w:t>
-          </w:r>
         </w:p>
         <w:p>
           <w:pPr>
@@ -8325,6 +8367,63 @@
           <w:r>
             <w:rPr/>
             <w:t>Accuracy is the proportion of all predictions that are correct. Precision is the proportion of predicted-positive cases that are truly positive (TP / (TP+FP)), reflecting the reliability of a positive prediction. Recall (sensitivity) is the proportion of truly positive cases that are correctly identified (TP / (TP+FN)), reflecting the model's ability to detect the condition of interest, in this case, default. The F1-score is the harmonic mean of precision and recall, providing a single balanced summary metric that is particularly informative under class imbalance.</w:t>
+          </w:r>
+        </w:p>
+        <w:p>
+          <w:pPr>
+            <w:pStyle w:val="Normal"/>
+            <w:spacing w:lineRule="auto" w:line="276" w:before="0" w:after="180"/>
+            <w:jc w:val="both"/>
+            <w:rPr/>
+          </w:pPr>
+          <w:r>
+            <w:rPr/>
+            <w:drawing>
+              <wp:anchor distT="0" distB="0" distL="0" distR="0" simplePos="0" relativeHeight="20" behindDoc="0" locked="0" layoutInCell="0" allowOverlap="1">
+                <wp:simplePos x="0" y="0"/>
+                <wp:positionH relativeFrom="column">
+                  <wp:align>center</wp:align>
+                </wp:positionH>
+                <wp:positionV relativeFrom="paragraph">
+                  <wp:posOffset>635</wp:posOffset>
+                </wp:positionV>
+                <wp:extent cx="5486400" cy="2350770"/>
+                <wp:effectExtent l="0" t="0" r="0" b="0"/>
+                <wp:wrapSquare wrapText="largest"/>
+                <wp:docPr id="12" name="Image12"/>
+                <wp:cNvGraphicFramePr>
+                  <a:graphicFrameLocks xmlns:a="http://schemas.openxmlformats.org/drawingml/2006/main" noChangeAspect="1"/>
+                </wp:cNvGraphicFramePr>
+                <a:graphic xmlns:a="http://schemas.openxmlformats.org/drawingml/2006/main">
+                  <a:graphicData uri="http://schemas.openxmlformats.org/drawingml/2006/picture">
+                    <pic:pic xmlns:pic="http://schemas.openxmlformats.org/drawingml/2006/picture">
+                      <pic:nvPicPr>
+                        <pic:cNvPr id="12" name="Image12"/>
+                        <pic:cNvPicPr>
+                          <a:picLocks noChangeAspect="1" noChangeArrowheads="1"/>
+                        </pic:cNvPicPr>
+                      </pic:nvPicPr>
+                      <pic:blipFill>
+                        <a:blip r:embed="rId13"/>
+                        <a:stretch>
+                          <a:fillRect/>
+                        </a:stretch>
+                      </pic:blipFill>
+                      <pic:spPr bwMode="auto">
+                        <a:xfrm>
+                          <a:off x="0" y="0"/>
+                          <a:ext cx="5486400" cy="2350770"/>
+                        </a:xfrm>
+                        <a:prstGeom prst="rect">
+                          <a:avLst/>
+                        </a:prstGeom>
+                        <a:noFill/>
+                      </pic:spPr>
+                    </pic:pic>
+                  </a:graphicData>
+                </a:graphic>
+              </wp:anchor>
+            </w:drawing>
           </w:r>
         </w:p>
         <w:p>
@@ -8383,7 +8482,7 @@
                 <wp:extent cx="4888230" cy="3651250"/>
                 <wp:effectExtent l="0" t="0" r="0" b="0"/>
                 <wp:wrapSquare wrapText="largest"/>
-                <wp:docPr id="12" name="Picture 6"/>
+                <wp:docPr id="13" name="Picture 6"/>
                 <wp:cNvGraphicFramePr>
                   <a:graphicFrameLocks xmlns:a="http://schemas.openxmlformats.org/drawingml/2006/main" noChangeAspect="1"/>
                 </wp:cNvGraphicFramePr>
@@ -8391,13 +8490,13 @@
                   <a:graphicData uri="http://schemas.openxmlformats.org/drawingml/2006/picture">
                     <pic:pic xmlns:pic="http://schemas.openxmlformats.org/drawingml/2006/picture">
                       <pic:nvPicPr>
-                        <pic:cNvPr id="12" name="Picture 6"/>
+                        <pic:cNvPr id="13" name="Picture 6"/>
                         <pic:cNvPicPr>
                           <a:picLocks noChangeAspect="1" noChangeArrowheads="1"/>
                         </pic:cNvPicPr>
                       </pic:nvPicPr>
                       <pic:blipFill>
-                        <a:blip r:embed="rId13"/>
+                        <a:blip r:embed="rId14"/>
                         <a:stretch>
                           <a:fillRect/>
                         </a:stretch>
@@ -8520,7 +8619,83 @@
           </w:pPr>
           <w:r>
             <w:rPr/>
-            <w:t>A business cost function assigns an explicit monetary or relative-unit penalty to each type of classification outcome, typically zero for true positives and true negatives, a moderate penalty c_FP for false positives, and a substantially larger penalty c_FN for false negatives, reflecting the asymmetric consequences discussed in Section 2.5. The total cost for a given threshold is then Cost = c_FP * FP + c_FN * FN, computed over the validation or test set.</w:t>
+            <w:t>A business cost function assigns an explicit monetary or relative-unit penalty to each type of classification outcome, typically zero for true positives and true negatives, a moderate penalty c</w:t>
+          </w:r>
+          <w:r>
+            <w:rPr/>
+            <w:t>FP</w:t>
+          </w:r>
+          <w:r>
+            <w:rPr/>
+            <w:t xml:space="preserve"> for false positives, and a substantially larger penalty cFN for false negatives, reflecting the asymmetric consequences discussed in Section 2.5. The total cost for a given threshold is then Cost, computed over the validation or test set.</w:t>
+          </w:r>
+        </w:p>
+        <w:p>
+          <w:pPr>
+            <w:pStyle w:val="Normal"/>
+            <w:spacing w:lineRule="auto" w:line="276" w:before="0" w:after="180"/>
+            <w:jc w:val="both"/>
+            <w:rPr/>
+          </w:pPr>
+          <w:r>
+            <w:rPr/>
+          </w:r>
+        </w:p>
+        <w:p>
+          <w:pPr>
+            <w:pStyle w:val="Normal"/>
+            <w:spacing w:lineRule="auto" w:line="276" w:before="0" w:after="180"/>
+            <w:jc w:val="both"/>
+            <w:rPr/>
+          </w:pPr>
+          <w:r>
+            <w:rPr/>
+            <w:drawing>
+              <wp:anchor distT="0" distB="0" distL="0" distR="0" simplePos="0" relativeHeight="21" behindDoc="0" locked="0" layoutInCell="0" allowOverlap="1">
+                <wp:simplePos x="0" y="0"/>
+                <wp:positionH relativeFrom="column">
+                  <wp:align>center</wp:align>
+                </wp:positionH>
+                <wp:positionV relativeFrom="paragraph">
+                  <wp:posOffset>635</wp:posOffset>
+                </wp:positionV>
+                <wp:extent cx="2979420" cy="434340"/>
+                <wp:effectExtent l="0" t="0" r="0" b="0"/>
+                <wp:wrapSquare wrapText="largest"/>
+                <wp:docPr id="14" name="Image18"/>
+                <wp:cNvGraphicFramePr>
+                  <a:graphicFrameLocks xmlns:a="http://schemas.openxmlformats.org/drawingml/2006/main" noChangeAspect="1"/>
+                </wp:cNvGraphicFramePr>
+                <a:graphic xmlns:a="http://schemas.openxmlformats.org/drawingml/2006/main">
+                  <a:graphicData uri="http://schemas.openxmlformats.org/drawingml/2006/picture">
+                    <pic:pic xmlns:pic="http://schemas.openxmlformats.org/drawingml/2006/picture">
+                      <pic:nvPicPr>
+                        <pic:cNvPr id="14" name="Image18"/>
+                        <pic:cNvPicPr>
+                          <a:picLocks noChangeAspect="1" noChangeArrowheads="1"/>
+                        </pic:cNvPicPr>
+                      </pic:nvPicPr>
+                      <pic:blipFill>
+                        <a:blip r:embed="rId15"/>
+                        <a:stretch>
+                          <a:fillRect/>
+                        </a:stretch>
+                      </pic:blipFill>
+                      <pic:spPr bwMode="auto">
+                        <a:xfrm>
+                          <a:off x="0" y="0"/>
+                          <a:ext cx="2979420" cy="434340"/>
+                        </a:xfrm>
+                        <a:prstGeom prst="rect">
+                          <a:avLst/>
+                        </a:prstGeom>
+                        <a:noFill/>
+                      </pic:spPr>
+                    </pic:pic>
+                  </a:graphicData>
+                </a:graphic>
+              </wp:anchor>
+            </w:drawing>
           </w:r>
         </w:p>
         <w:p>
@@ -8532,6 +8707,74 @@
           </w:pPr>
           <w:r>
             <w:rPr/>
+            <w:drawing>
+              <wp:anchor distT="0" distB="0" distL="0" distR="0" simplePos="0" relativeHeight="22" behindDoc="0" locked="0" layoutInCell="0" allowOverlap="1">
+                <wp:simplePos x="0" y="0"/>
+                <wp:positionH relativeFrom="column">
+                  <wp:align>center</wp:align>
+                </wp:positionH>
+                <wp:positionV relativeFrom="paragraph">
+                  <wp:posOffset>635</wp:posOffset>
+                </wp:positionV>
+                <wp:extent cx="2865120" cy="457200"/>
+                <wp:effectExtent l="0" t="0" r="0" b="0"/>
+                <wp:wrapSquare wrapText="largest"/>
+                <wp:docPr id="15" name="Image19"/>
+                <wp:cNvGraphicFramePr>
+                  <a:graphicFrameLocks xmlns:a="http://schemas.openxmlformats.org/drawingml/2006/main" noChangeAspect="1"/>
+                </wp:cNvGraphicFramePr>
+                <a:graphic xmlns:a="http://schemas.openxmlformats.org/drawingml/2006/main">
+                  <a:graphicData uri="http://schemas.openxmlformats.org/drawingml/2006/picture">
+                    <pic:pic xmlns:pic="http://schemas.openxmlformats.org/drawingml/2006/picture">
+                      <pic:nvPicPr>
+                        <pic:cNvPr id="15" name="Image19"/>
+                        <pic:cNvPicPr>
+                          <a:picLocks noChangeAspect="1" noChangeArrowheads="1"/>
+                        </pic:cNvPicPr>
+                      </pic:nvPicPr>
+                      <pic:blipFill>
+                        <a:blip r:embed="rId16"/>
+                        <a:stretch>
+                          <a:fillRect/>
+                        </a:stretch>
+                      </pic:blipFill>
+                      <pic:spPr bwMode="auto">
+                        <a:xfrm>
+                          <a:off x="0" y="0"/>
+                          <a:ext cx="2865120" cy="457200"/>
+                        </a:xfrm>
+                        <a:prstGeom prst="rect">
+                          <a:avLst/>
+                        </a:prstGeom>
+                        <a:noFill/>
+                      </pic:spPr>
+                    </pic:pic>
+                  </a:graphicData>
+                </a:graphic>
+              </wp:anchor>
+            </w:drawing>
+          </w:r>
+        </w:p>
+        <w:p>
+          <w:pPr>
+            <w:pStyle w:val="Heading3"/>
+            <w:spacing w:lineRule="auto" w:line="276" w:before="220" w:after="120"/>
+            <w:jc w:val="both"/>
+            <w:rPr/>
+          </w:pPr>
+          <w:r>
+            <w:rPr/>
+          </w:r>
+        </w:p>
+        <w:p>
+          <w:pPr>
+            <w:pStyle w:val="Heading3"/>
+            <w:spacing w:lineRule="auto" w:line="276" w:before="220" w:after="120"/>
+            <w:jc w:val="both"/>
+            <w:rPr/>
+          </w:pPr>
+          <w:r>
+            <w:rPr/>
             <w:t>3.7.2 Asymmetric Costs of Classification Errors</w:t>
           </w:r>
         </w:p>
@@ -8544,7 +8787,64 @@
           </w:pPr>
           <w:r>
             <w:rPr/>
-            <w:t>The ratio c_FN / c_FP encodes the bank's relative risk aversion: a higher ratio biases the optimal threshold toward stricter approval criteria (fewer false negatives at the cost of more false positives), while a lower ratio biases the threshold toward a more lenient approval policy. This thesis follows standard practice in the credit-risk literature by setting c_FN substantially higher than c_FP, reflecting the fact that a defaulted loan typically represents a loss of principal, whereas a rejected good applicant represents only a foregone margin.</w:t>
+            <w:t>The ratio cFN / cFP encodes the bank's relative risk aversion: a higher ratio biases the optimal threshold toward stricter approval criteria (fewer false negatives at the cost of more false positives), while a lower ratio biases the threshold toward a more lenient approval policy. This thesis follows standard practice in the credit-risk literature by setting cFN substantially higher than cFP, reflecting the fact that a defaulted loan typically represents a loss of principal, whereas a rejected good applicant represents only a foregone margin.</w:t>
+          </w:r>
+        </w:p>
+        <w:p>
+          <w:pPr>
+            <w:pStyle w:val="Normal"/>
+            <w:spacing w:lineRule="auto" w:line="276" w:before="0" w:after="180"/>
+            <w:jc w:val="both"/>
+            <w:rPr/>
+          </w:pPr>
+          <w:r>
+            <w:rPr/>
+            <w:drawing>
+              <wp:anchor distT="0" distB="0" distL="0" distR="0" simplePos="0" relativeHeight="23" behindDoc="0" locked="0" layoutInCell="0" allowOverlap="1">
+                <wp:simplePos x="0" y="0"/>
+                <wp:positionH relativeFrom="column">
+                  <wp:align>center</wp:align>
+                </wp:positionH>
+                <wp:positionV relativeFrom="paragraph">
+                  <wp:posOffset>635</wp:posOffset>
+                </wp:positionV>
+                <wp:extent cx="1264920" cy="723900"/>
+                <wp:effectExtent l="0" t="0" r="0" b="0"/>
+                <wp:wrapSquare wrapText="largest"/>
+                <wp:docPr id="16" name="Image20"/>
+                <wp:cNvGraphicFramePr>
+                  <a:graphicFrameLocks xmlns:a="http://schemas.openxmlformats.org/drawingml/2006/main" noChangeAspect="1"/>
+                </wp:cNvGraphicFramePr>
+                <a:graphic xmlns:a="http://schemas.openxmlformats.org/drawingml/2006/main">
+                  <a:graphicData uri="http://schemas.openxmlformats.org/drawingml/2006/picture">
+                    <pic:pic xmlns:pic="http://schemas.openxmlformats.org/drawingml/2006/picture">
+                      <pic:nvPicPr>
+                        <pic:cNvPr id="16" name="Image20"/>
+                        <pic:cNvPicPr>
+                          <a:picLocks noChangeAspect="1" noChangeArrowheads="1"/>
+                        </pic:cNvPicPr>
+                      </pic:nvPicPr>
+                      <pic:blipFill>
+                        <a:blip r:embed="rId17"/>
+                        <a:stretch>
+                          <a:fillRect/>
+                        </a:stretch>
+                      </pic:blipFill>
+                      <pic:spPr bwMode="auto">
+                        <a:xfrm>
+                          <a:off x="0" y="0"/>
+                          <a:ext cx="1264920" cy="723900"/>
+                        </a:xfrm>
+                        <a:prstGeom prst="rect">
+                          <a:avLst/>
+                        </a:prstGeom>
+                        <a:noFill/>
+                      </pic:spPr>
+                    </pic:pic>
+                  </a:graphicData>
+                </a:graphic>
+              </wp:anchor>
+            </w:drawing>
           </w:r>
         </w:p>
         <w:p>
@@ -8556,6 +8856,28 @@
           </w:pPr>
           <w:r>
             <w:rPr/>
+          </w:r>
+        </w:p>
+        <w:p>
+          <w:pPr>
+            <w:pStyle w:val="Heading3"/>
+            <w:spacing w:lineRule="auto" w:line="276" w:before="220" w:after="120"/>
+            <w:jc w:val="both"/>
+            <w:rPr/>
+          </w:pPr>
+          <w:r>
+            <w:rPr/>
+          </w:r>
+        </w:p>
+        <w:p>
+          <w:pPr>
+            <w:pStyle w:val="Heading3"/>
+            <w:spacing w:lineRule="auto" w:line="276" w:before="220" w:after="120"/>
+            <w:jc w:val="both"/>
+            <w:rPr/>
+          </w:pPr>
+          <w:r>
+            <w:rPr/>
             <w:t>3.7.3 Threshold-Based Decision Optimization</w:t>
           </w:r>
         </w:p>
@@ -8568,7 +8890,15 @@
           </w:pPr>
           <w:r>
             <w:rPr/>
-            <w:t>Given the business cost function, the optimal decision threshold t* is obtained by evaluating the total cost across a fine grid of candidate thresholds (for example, 0.01 to 0.99 in increments of 0.01) on a held-out validation set, and selecting the threshold that minimises total cost. This threshold is then fixed and applied to the independent test set to obtain an unbiased estimate of out-of-sample cost-sensitive performance, as reported in Section 5.4.5.</w:t>
+            <w:t>Given the business cost function, the optimal decision threshold t* is obtained by evaluating the total cost across a fine grid of candidate thresholds (for example, 0.01 to 0.99 in increments of 0.01) on a held-out validation set, and selecting the threshold that minimi</w:t>
+          </w:r>
+          <w:r>
+            <w:rPr/>
+            <w:t>z</w:t>
+          </w:r>
+          <w:r>
+            <w:rPr/>
+            <w:t>es total cost. This threshold is then fixed and applied to the independent test set to obtain an unbiased estimate of out-of-sample cost-sensitive performance, as reported in Section 5.4.5.</w:t>
           </w:r>
         </w:p>
         <w:p>
@@ -8741,6 +9071,232 @@
         </w:p>
         <w:p>
           <w:pPr>
+            <w:pStyle w:val="Normal"/>
+            <w:spacing w:lineRule="auto" w:line="276" w:before="0" w:after="180"/>
+            <w:jc w:val="both"/>
+            <w:rPr/>
+          </w:pPr>
+          <w:r>
+            <w:rPr/>
+            <w:drawing>
+              <wp:anchor distT="0" distB="0" distL="0" distR="0" simplePos="0" relativeHeight="33" behindDoc="0" locked="0" layoutInCell="0" allowOverlap="1">
+                <wp:simplePos x="0" y="0"/>
+                <wp:positionH relativeFrom="column">
+                  <wp:align>center</wp:align>
+                </wp:positionH>
+                <wp:positionV relativeFrom="paragraph">
+                  <wp:posOffset>635</wp:posOffset>
+                </wp:positionV>
+                <wp:extent cx="2501265" cy="825500"/>
+                <wp:effectExtent l="0" t="0" r="0" b="0"/>
+                <wp:wrapSquare wrapText="largest"/>
+                <wp:docPr id="17" name="Image31"/>
+                <wp:cNvGraphicFramePr>
+                  <a:graphicFrameLocks xmlns:a="http://schemas.openxmlformats.org/drawingml/2006/main" noChangeAspect="1"/>
+                </wp:cNvGraphicFramePr>
+                <a:graphic xmlns:a="http://schemas.openxmlformats.org/drawingml/2006/main">
+                  <a:graphicData uri="http://schemas.openxmlformats.org/drawingml/2006/picture">
+                    <pic:pic xmlns:pic="http://schemas.openxmlformats.org/drawingml/2006/picture">
+                      <pic:nvPicPr>
+                        <pic:cNvPr id="17" name="Image31"/>
+                        <pic:cNvPicPr>
+                          <a:picLocks noChangeAspect="1" noChangeArrowheads="1"/>
+                        </pic:cNvPicPr>
+                      </pic:nvPicPr>
+                      <pic:blipFill>
+                        <a:blip r:embed="rId18"/>
+                        <a:stretch>
+                          <a:fillRect/>
+                        </a:stretch>
+                      </pic:blipFill>
+                      <pic:spPr bwMode="auto">
+                        <a:xfrm>
+                          <a:off x="0" y="0"/>
+                          <a:ext cx="2501265" cy="825500"/>
+                        </a:xfrm>
+                        <a:prstGeom prst="rect">
+                          <a:avLst/>
+                        </a:prstGeom>
+                        <a:noFill/>
+                      </pic:spPr>
+                    </pic:pic>
+                  </a:graphicData>
+                </a:graphic>
+              </wp:anchor>
+            </w:drawing>
+          </w:r>
+        </w:p>
+        <w:p>
+          <w:pPr>
+            <w:pStyle w:val="Normal"/>
+            <w:spacing w:lineRule="auto" w:line="276" w:before="0" w:after="180"/>
+            <w:jc w:val="both"/>
+            <w:rPr/>
+          </w:pPr>
+          <w:r>
+            <w:rPr/>
+          </w:r>
+        </w:p>
+        <w:p>
+          <w:pPr>
+            <w:pStyle w:val="Normal"/>
+            <w:spacing w:lineRule="auto" w:line="276" w:before="0" w:after="180"/>
+            <w:jc w:val="both"/>
+            <w:rPr/>
+          </w:pPr>
+          <w:r>
+            <w:rPr/>
+          </w:r>
+        </w:p>
+        <w:p>
+          <w:pPr>
+            <w:pStyle w:val="Normal"/>
+            <w:spacing w:lineRule="auto" w:line="276" w:before="0" w:after="180"/>
+            <w:jc w:val="both"/>
+            <w:rPr/>
+          </w:pPr>
+          <w:r>
+            <w:rPr/>
+            <w:drawing>
+              <wp:anchor distT="0" distB="0" distL="0" distR="0" simplePos="0" relativeHeight="34" behindDoc="0" locked="0" layoutInCell="0" allowOverlap="1">
+                <wp:simplePos x="0" y="0"/>
+                <wp:positionH relativeFrom="column">
+                  <wp:posOffset>1139190</wp:posOffset>
+                </wp:positionH>
+                <wp:positionV relativeFrom="paragraph">
+                  <wp:posOffset>635</wp:posOffset>
+                </wp:positionV>
+                <wp:extent cx="2897505" cy="985520"/>
+                <wp:effectExtent l="0" t="0" r="0" b="0"/>
+                <wp:wrapSquare wrapText="largest"/>
+                <wp:docPr id="18" name="Image32"/>
+                <wp:cNvGraphicFramePr>
+                  <a:graphicFrameLocks xmlns:a="http://schemas.openxmlformats.org/drawingml/2006/main" noChangeAspect="1"/>
+                </wp:cNvGraphicFramePr>
+                <a:graphic xmlns:a="http://schemas.openxmlformats.org/drawingml/2006/main">
+                  <a:graphicData uri="http://schemas.openxmlformats.org/drawingml/2006/picture">
+                    <pic:pic xmlns:pic="http://schemas.openxmlformats.org/drawingml/2006/picture">
+                      <pic:nvPicPr>
+                        <pic:cNvPr id="18" name="Image32"/>
+                        <pic:cNvPicPr>
+                          <a:picLocks noChangeAspect="1" noChangeArrowheads="1"/>
+                        </pic:cNvPicPr>
+                      </pic:nvPicPr>
+                      <pic:blipFill>
+                        <a:blip r:embed="rId19"/>
+                        <a:stretch>
+                          <a:fillRect/>
+                        </a:stretch>
+                      </pic:blipFill>
+                      <pic:spPr bwMode="auto">
+                        <a:xfrm>
+                          <a:off x="0" y="0"/>
+                          <a:ext cx="2897505" cy="985520"/>
+                        </a:xfrm>
+                        <a:prstGeom prst="rect">
+                          <a:avLst/>
+                        </a:prstGeom>
+                        <a:noFill/>
+                      </pic:spPr>
+                    </pic:pic>
+                  </a:graphicData>
+                </a:graphic>
+              </wp:anchor>
+            </w:drawing>
+          </w:r>
+        </w:p>
+        <w:p>
+          <w:pPr>
+            <w:pStyle w:val="Normal"/>
+            <w:spacing w:lineRule="auto" w:line="276" w:before="0" w:after="180"/>
+            <w:jc w:val="both"/>
+            <w:rPr/>
+          </w:pPr>
+          <w:r>
+            <w:rPr/>
+          </w:r>
+        </w:p>
+        <w:p>
+          <w:pPr>
+            <w:pStyle w:val="Normal"/>
+            <w:spacing w:lineRule="auto" w:line="276" w:before="0" w:after="180"/>
+            <w:jc w:val="both"/>
+            <w:rPr/>
+          </w:pPr>
+          <w:r>
+            <w:rPr/>
+          </w:r>
+        </w:p>
+        <w:p>
+          <w:pPr>
+            <w:pStyle w:val="Normal"/>
+            <w:spacing w:lineRule="auto" w:line="276" w:before="0" w:after="180"/>
+            <w:jc w:val="both"/>
+            <w:rPr/>
+          </w:pPr>
+          <w:r>
+            <w:rPr/>
+          </w:r>
+        </w:p>
+        <w:p>
+          <w:pPr>
+            <w:pStyle w:val="Normal"/>
+            <w:spacing w:lineRule="auto" w:line="276" w:before="0" w:after="180"/>
+            <w:jc w:val="both"/>
+            <w:rPr/>
+          </w:pPr>
+          <w:r>
+            <w:rPr/>
+            <w:drawing>
+              <wp:anchor distT="0" distB="0" distL="0" distR="0" simplePos="0" relativeHeight="35" behindDoc="0" locked="0" layoutInCell="0" allowOverlap="1">
+                <wp:simplePos x="0" y="0"/>
+                <wp:positionH relativeFrom="column">
+                  <wp:align>center</wp:align>
+                </wp:positionH>
+                <wp:positionV relativeFrom="paragraph">
+                  <wp:posOffset>635</wp:posOffset>
+                </wp:positionV>
+                <wp:extent cx="5486400" cy="956945"/>
+                <wp:effectExtent l="0" t="0" r="0" b="0"/>
+                <wp:wrapSquare wrapText="largest"/>
+                <wp:docPr id="19" name="Image30"/>
+                <wp:cNvGraphicFramePr>
+                  <a:graphicFrameLocks xmlns:a="http://schemas.openxmlformats.org/drawingml/2006/main" noChangeAspect="1"/>
+                </wp:cNvGraphicFramePr>
+                <a:graphic xmlns:a="http://schemas.openxmlformats.org/drawingml/2006/main">
+                  <a:graphicData uri="http://schemas.openxmlformats.org/drawingml/2006/picture">
+                    <pic:pic xmlns:pic="http://schemas.openxmlformats.org/drawingml/2006/picture">
+                      <pic:nvPicPr>
+                        <pic:cNvPr id="19" name="Image30"/>
+                        <pic:cNvPicPr>
+                          <a:picLocks noChangeAspect="1" noChangeArrowheads="1"/>
+                        </pic:cNvPicPr>
+                      </pic:nvPicPr>
+                      <pic:blipFill>
+                        <a:blip r:embed="rId20"/>
+                        <a:stretch>
+                          <a:fillRect/>
+                        </a:stretch>
+                      </pic:blipFill>
+                      <pic:spPr bwMode="auto">
+                        <a:xfrm>
+                          <a:off x="0" y="0"/>
+                          <a:ext cx="5486400" cy="956945"/>
+                        </a:xfrm>
+                        <a:prstGeom prst="rect">
+                          <a:avLst/>
+                        </a:prstGeom>
+                        <a:noFill/>
+                      </pic:spPr>
+                    </pic:pic>
+                  </a:graphicData>
+                </a:graphic>
+              </wp:anchor>
+            </w:drawing>
+          </w:r>
+        </w:p>
+        <w:p>
+          <w:pPr>
             <w:pStyle w:val="Heading3"/>
             <w:spacing w:lineRule="auto" w:line="276" w:before="220" w:after="120"/>
             <w:jc w:val="both"/>
@@ -8761,6 +9317,120 @@
           <w:r>
             <w:rPr/>
             <w:t>The Kolmogorov–Smirnov (KS) statistic measures the maximum absolute difference between the empirical cumulative distribution functions of two samples. A KS value of zero indicates identical distributions, while larger values indicate greater divergence. In this thesis, KS is used alongside PSI to provide a complementary, non-parametric measure of feature-level drift that does not depend on the choice of binning used for PSI.</w:t>
+          </w:r>
+        </w:p>
+        <w:p>
+          <w:pPr>
+            <w:pStyle w:val="Normal"/>
+            <w:spacing w:lineRule="auto" w:line="276" w:before="0" w:after="180"/>
+            <w:jc w:val="both"/>
+            <w:rPr/>
+          </w:pPr>
+          <w:r>
+            <w:rPr/>
+            <w:drawing>
+              <wp:anchor distT="0" distB="0" distL="0" distR="0" simplePos="0" relativeHeight="36" behindDoc="0" locked="0" layoutInCell="0" allowOverlap="1">
+                <wp:simplePos x="0" y="0"/>
+                <wp:positionH relativeFrom="column">
+                  <wp:align>center</wp:align>
+                </wp:positionH>
+                <wp:positionV relativeFrom="paragraph">
+                  <wp:posOffset>635</wp:posOffset>
+                </wp:positionV>
+                <wp:extent cx="3314700" cy="647700"/>
+                <wp:effectExtent l="0" t="0" r="0" b="0"/>
+                <wp:wrapSquare wrapText="largest"/>
+                <wp:docPr id="20" name="Image33"/>
+                <wp:cNvGraphicFramePr>
+                  <a:graphicFrameLocks xmlns:a="http://schemas.openxmlformats.org/drawingml/2006/main" noChangeAspect="1"/>
+                </wp:cNvGraphicFramePr>
+                <a:graphic xmlns:a="http://schemas.openxmlformats.org/drawingml/2006/main">
+                  <a:graphicData uri="http://schemas.openxmlformats.org/drawingml/2006/picture">
+                    <pic:pic xmlns:pic="http://schemas.openxmlformats.org/drawingml/2006/picture">
+                      <pic:nvPicPr>
+                        <pic:cNvPr id="20" name="Image33"/>
+                        <pic:cNvPicPr>
+                          <a:picLocks noChangeAspect="1" noChangeArrowheads="1"/>
+                        </pic:cNvPicPr>
+                      </pic:nvPicPr>
+                      <pic:blipFill>
+                        <a:blip r:embed="rId21"/>
+                        <a:stretch>
+                          <a:fillRect/>
+                        </a:stretch>
+                      </pic:blipFill>
+                      <pic:spPr bwMode="auto">
+                        <a:xfrm>
+                          <a:off x="0" y="0"/>
+                          <a:ext cx="3314700" cy="647700"/>
+                        </a:xfrm>
+                        <a:prstGeom prst="rect">
+                          <a:avLst/>
+                        </a:prstGeom>
+                        <a:noFill/>
+                      </pic:spPr>
+                    </pic:pic>
+                  </a:graphicData>
+                </a:graphic>
+              </wp:anchor>
+            </w:drawing>
+          </w:r>
+        </w:p>
+        <w:p>
+          <w:pPr>
+            <w:pStyle w:val="Heading3"/>
+            <w:spacing w:lineRule="auto" w:line="276" w:before="220" w:after="120"/>
+            <w:jc w:val="both"/>
+            <w:rPr/>
+          </w:pPr>
+          <w:r>
+            <w:rPr/>
+            <w:drawing>
+              <wp:anchor distT="0" distB="0" distL="0" distR="0" simplePos="0" relativeHeight="37" behindDoc="0" locked="0" layoutInCell="0" allowOverlap="1">
+                <wp:simplePos x="0" y="0"/>
+                <wp:positionH relativeFrom="column">
+                  <wp:align>center</wp:align>
+                </wp:positionH>
+                <wp:positionV relativeFrom="paragraph">
+                  <wp:posOffset>635</wp:posOffset>
+                </wp:positionV>
+                <wp:extent cx="5486400" cy="1195070"/>
+                <wp:effectExtent l="0" t="0" r="0" b="0"/>
+                <wp:wrapSquare wrapText="largest"/>
+                <wp:docPr id="21" name="Image34"/>
+                <wp:cNvGraphicFramePr>
+                  <a:graphicFrameLocks xmlns:a="http://schemas.openxmlformats.org/drawingml/2006/main" noChangeAspect="1"/>
+                </wp:cNvGraphicFramePr>
+                <a:graphic xmlns:a="http://schemas.openxmlformats.org/drawingml/2006/main">
+                  <a:graphicData uri="http://schemas.openxmlformats.org/drawingml/2006/picture">
+                    <pic:pic xmlns:pic="http://schemas.openxmlformats.org/drawingml/2006/picture">
+                      <pic:nvPicPr>
+                        <pic:cNvPr id="21" name="Image34"/>
+                        <pic:cNvPicPr>
+                          <a:picLocks noChangeAspect="1" noChangeArrowheads="1"/>
+                        </pic:cNvPicPr>
+                      </pic:nvPicPr>
+                      <pic:blipFill>
+                        <a:blip r:embed="rId22"/>
+                        <a:stretch>
+                          <a:fillRect/>
+                        </a:stretch>
+                      </pic:blipFill>
+                      <pic:spPr bwMode="auto">
+                        <a:xfrm>
+                          <a:off x="0" y="0"/>
+                          <a:ext cx="5486400" cy="1195070"/>
+                        </a:xfrm>
+                        <a:prstGeom prst="rect">
+                          <a:avLst/>
+                        </a:prstGeom>
+                        <a:noFill/>
+                      </pic:spPr>
+                    </pic:pic>
+                  </a:graphicData>
+                </a:graphic>
+              </wp:anchor>
+            </w:drawing>
           </w:r>
         </w:p>
         <w:p>
@@ -9899,7 +10569,7 @@
     </w:p>
     <w:tbl>
       <w:tblPr>
-        <w:tblW w:w="8640" w:type="dxa"/>
+        <w:tblW w:w="9624" w:type="dxa"/>
         <w:jc w:val="left"/>
         <w:tblInd w:w="113" w:type="dxa"/>
         <w:tblLayout w:type="fixed"/>
@@ -9914,7 +10584,7 @@
         <w:gridCol w:w="2100"/>
         <w:gridCol w:w="2899"/>
         <w:gridCol w:w="1639"/>
-        <w:gridCol w:w="2002"/>
+        <w:gridCol w:w="2986"/>
       </w:tblGrid>
       <w:tr>
         <w:trPr/>
@@ -10007,7 +10677,7 @@
         </w:tc>
         <w:tc>
           <w:tcPr>
-            <w:tcW w:w="2002" w:type="dxa"/>
+            <w:tcW w:w="2986" w:type="dxa"/>
             <w:tcBorders>
               <w:top w:val="single" w:sz="4" w:space="0" w:color="8EA9DB"/>
               <w:left w:val="single" w:sz="4" w:space="0" w:color="8EA9DB"/>
@@ -10120,7 +10790,7 @@
         </w:tc>
         <w:tc>
           <w:tcPr>
-            <w:tcW w:w="2002" w:type="dxa"/>
+            <w:tcW w:w="2986" w:type="dxa"/>
             <w:tcBorders>
               <w:top w:val="single" w:sz="4" w:space="0" w:color="8EA9DB"/>
               <w:left w:val="single" w:sz="4" w:space="0" w:color="8EA9DB"/>
@@ -10231,7 +10901,7 @@
         </w:tc>
         <w:tc>
           <w:tcPr>
-            <w:tcW w:w="2002" w:type="dxa"/>
+            <w:tcW w:w="2986" w:type="dxa"/>
             <w:tcBorders>
               <w:top w:val="single" w:sz="4" w:space="0" w:color="8EA9DB"/>
               <w:left w:val="single" w:sz="4" w:space="0" w:color="8EA9DB"/>
@@ -10342,7 +11012,7 @@
         </w:tc>
         <w:tc>
           <w:tcPr>
-            <w:tcW w:w="2002" w:type="dxa"/>
+            <w:tcW w:w="2986" w:type="dxa"/>
             <w:tcBorders>
               <w:top w:val="single" w:sz="4" w:space="0" w:color="8EA9DB"/>
               <w:left w:val="single" w:sz="4" w:space="0" w:color="8EA9DB"/>
@@ -10453,7 +11123,7 @@
         </w:tc>
         <w:tc>
           <w:tcPr>
-            <w:tcW w:w="2002" w:type="dxa"/>
+            <w:tcW w:w="2986" w:type="dxa"/>
             <w:tcBorders>
               <w:top w:val="single" w:sz="4" w:space="0" w:color="8EA9DB"/>
               <w:left w:val="single" w:sz="4" w:space="0" w:color="8EA9DB"/>
@@ -10564,7 +11234,7 @@
         </w:tc>
         <w:tc>
           <w:tcPr>
-            <w:tcW w:w="2002" w:type="dxa"/>
+            <w:tcW w:w="2986" w:type="dxa"/>
             <w:tcBorders>
               <w:top w:val="single" w:sz="4" w:space="0" w:color="8EA9DB"/>
               <w:left w:val="single" w:sz="4" w:space="0" w:color="8EA9DB"/>
@@ -10675,7 +11345,7 @@
         </w:tc>
         <w:tc>
           <w:tcPr>
-            <w:tcW w:w="2002" w:type="dxa"/>
+            <w:tcW w:w="2986" w:type="dxa"/>
             <w:tcBorders>
               <w:top w:val="single" w:sz="4" w:space="0" w:color="8EA9DB"/>
               <w:left w:val="single" w:sz="4" w:space="0" w:color="8EA9DB"/>
@@ -10821,7 +11491,7 @@
       <w:r>
         <w:rPr/>
         <w:drawing>
-          <wp:anchor distT="0" distB="0" distL="0" distR="0" simplePos="0" relativeHeight="6" behindDoc="0" locked="0" layoutInCell="0" allowOverlap="1">
+          <wp:anchor distT="0" distB="0" distL="0" distR="0" simplePos="0" relativeHeight="5" behindDoc="0" locked="0" layoutInCell="0" allowOverlap="1">
             <wp:simplePos x="0" y="0"/>
             <wp:positionH relativeFrom="column">
               <wp:align>center</wp:align>
@@ -10829,10 +11499,10 @@
             <wp:positionV relativeFrom="paragraph">
               <wp:posOffset>635</wp:posOffset>
             </wp:positionV>
-            <wp:extent cx="4933315" cy="4296410"/>
+            <wp:extent cx="5470525" cy="4763770"/>
             <wp:effectExtent l="0" t="0" r="0" b="0"/>
             <wp:wrapSquare wrapText="largest"/>
-            <wp:docPr id="13" name="Image4"/>
+            <wp:docPr id="22" name="Image4"/>
             <wp:cNvGraphicFramePr>
               <a:graphicFrameLocks xmlns:a="http://schemas.openxmlformats.org/drawingml/2006/main" noChangeAspect="1"/>
             </wp:cNvGraphicFramePr>
@@ -10840,13 +11510,13 @@
               <a:graphicData uri="http://schemas.openxmlformats.org/drawingml/2006/picture">
                 <pic:pic xmlns:pic="http://schemas.openxmlformats.org/drawingml/2006/picture">
                   <pic:nvPicPr>
-                    <pic:cNvPr id="13" name="Image4"/>
+                    <pic:cNvPr id="22" name="Image4"/>
                     <pic:cNvPicPr>
                       <a:picLocks noChangeAspect="1" noChangeArrowheads="1"/>
                     </pic:cNvPicPr>
                   </pic:nvPicPr>
                   <pic:blipFill>
-                    <a:blip r:embed="rId14"/>
+                    <a:blip r:embed="rId23"/>
                     <a:stretch>
                       <a:fillRect/>
                     </a:stretch>
@@ -10854,7 +11524,7 @@
                   <pic:spPr bwMode="auto">
                     <a:xfrm>
                       <a:off x="0" y="0"/>
-                      <a:ext cx="4933315" cy="4296410"/>
+                      <a:ext cx="5470525" cy="4763770"/>
                     </a:xfrm>
                     <a:prstGeom prst="rect">
                       <a:avLst/>
@@ -10892,19 +11562,6 @@
       </w:pPr>
       <w:r>
         <w:rPr/>
-        <w:t>4.4.4 Class Distribution Analysis</w:t>
-      </w:r>
-    </w:p>
-    <w:p>
-      <w:pPr>
-        <w:pStyle w:val="Normal"/>
-        <w:spacing w:lineRule="auto" w:line="276" w:before="0" w:after="180"/>
-        <w:jc w:val="both"/>
-        <w:rPr/>
-      </w:pPr>
-      <w:r>
-        <w:rPr/>
-        <w:t>The frequency of each class of loan_status was computed, yielding 27,522 approved records (55.05%) and 22,477 rejected records (44.95%), an imbalance ratio of 1.22, which was characterised as slightly imbalanced rather than severely imbalanced. Given the still-substantial size of the minority class, class weighting rather than resampling (oversampling or undersampling) was selected as the appropriate imbalance-handling strategy, since it preserves all original observations, avoids the generation of synthetic data, and is natively supported by XGBoost.</w:t>
       </w:r>
     </w:p>
     <w:p>
@@ -10916,6 +11573,41 @@
       </w:pPr>
       <w:r>
         <w:rPr/>
+      </w:r>
+    </w:p>
+    <w:p>
+      <w:pPr>
+        <w:pStyle w:val="Heading3"/>
+        <w:spacing w:lineRule="auto" w:line="276" w:before="220" w:after="120"/>
+        <w:jc w:val="both"/>
+        <w:rPr/>
+      </w:pPr>
+      <w:r>
+        <w:rPr/>
+        <w:t>4.4.4 Class Distribution Analysis</w:t>
+      </w:r>
+    </w:p>
+    <w:p>
+      <w:pPr>
+        <w:pStyle w:val="Normal"/>
+        <w:spacing w:lineRule="auto" w:line="276" w:before="0" w:after="180"/>
+        <w:jc w:val="both"/>
+        <w:rPr/>
+      </w:pPr>
+      <w:r>
+        <w:rPr/>
+        <w:t>The frequency of each class of loan_status was computed, yielding 27,522 approved records (55.05%) and 22,477 rejected records (44.95%), an imbalance ratio of 1.22, which was characterised as slightly imbalanced rather than severely imbalanced. Given the still-substantial size of the minority class, class weighting rather than resampling (oversampling or undersampling) was selected as the appropriate imbalance-handling strategy, since it preserves all original observations, avoids the generation of synthetic data, and is natively supported by XGBoost.</w:t>
+      </w:r>
+    </w:p>
+    <w:p>
+      <w:pPr>
+        <w:pStyle w:val="Heading3"/>
+        <w:spacing w:lineRule="auto" w:line="276" w:before="220" w:after="120"/>
+        <w:jc w:val="both"/>
+        <w:rPr/>
+      </w:pPr>
+      <w:r>
+        <w:rPr/>
         <w:t>4.4.5 Outlier Analysis</w:t>
       </w:r>
     </w:p>
@@ -10929,6 +11621,63 @@
       <w:r>
         <w:rPr/>
         <w:t>Outlier prevalence was assessed using the interquartile-range method at two thresholds: 1.5 x IQR (mild outliers) and 3.0 x IQR (extreme outliers). Mild outliers were identified in age, years_employed, annual_income, savings_assets, current_debt, and loan_amount, while extreme outliers (3.0 x IQR) were concentrated almost exclusively in annual_income, with 515 affected records; most other numerical variables exhibited few or no extreme outliers. After the ratio-scaling correction described in Section 4.3.2, the recalculated financial-ratio variables displayed consistent distributions with no extreme outliers, confirming that the original scaling artefact, rather than genuine data variability, had been the source of the earlier anomalies. Outliers were deliberately retained in the final dataset, as they were judged to represent realistic financial variability (for example, genuinely high-income applicants or large loan requests) rather than data-entry errors, and because the tree-based models used in this thesis, including XGBoost, Random Forest, and LightGBM, are relatively robust to the presence of outliers in the input features.</w:t>
+      </w:r>
+    </w:p>
+    <w:p>
+      <w:pPr>
+        <w:pStyle w:val="Normal"/>
+        <w:spacing w:lineRule="auto" w:line="276" w:before="0" w:after="180"/>
+        <w:jc w:val="both"/>
+        <w:rPr/>
+      </w:pPr>
+      <w:r>
+        <w:rPr/>
+        <w:drawing>
+          <wp:anchor distT="0" distB="0" distL="0" distR="0" simplePos="0" relativeHeight="24" behindDoc="0" locked="0" layoutInCell="0" allowOverlap="1">
+            <wp:simplePos x="0" y="0"/>
+            <wp:positionH relativeFrom="column">
+              <wp:align>center</wp:align>
+            </wp:positionH>
+            <wp:positionV relativeFrom="paragraph">
+              <wp:posOffset>635</wp:posOffset>
+            </wp:positionV>
+            <wp:extent cx="5486400" cy="5501005"/>
+            <wp:effectExtent l="0" t="0" r="0" b="0"/>
+            <wp:wrapSquare wrapText="largest"/>
+            <wp:docPr id="23" name="Image21"/>
+            <wp:cNvGraphicFramePr>
+              <a:graphicFrameLocks xmlns:a="http://schemas.openxmlformats.org/drawingml/2006/main" noChangeAspect="1"/>
+            </wp:cNvGraphicFramePr>
+            <a:graphic xmlns:a="http://schemas.openxmlformats.org/drawingml/2006/main">
+              <a:graphicData uri="http://schemas.openxmlformats.org/drawingml/2006/picture">
+                <pic:pic xmlns:pic="http://schemas.openxmlformats.org/drawingml/2006/picture">
+                  <pic:nvPicPr>
+                    <pic:cNvPr id="23" name="Image21"/>
+                    <pic:cNvPicPr>
+                      <a:picLocks noChangeAspect="1" noChangeArrowheads="1"/>
+                    </pic:cNvPicPr>
+                  </pic:nvPicPr>
+                  <pic:blipFill>
+                    <a:blip r:embed="rId24"/>
+                    <a:stretch>
+                      <a:fillRect/>
+                    </a:stretch>
+                  </pic:blipFill>
+                  <pic:spPr bwMode="auto">
+                    <a:xfrm>
+                      <a:off x="0" y="0"/>
+                      <a:ext cx="5486400" cy="5501005"/>
+                    </a:xfrm>
+                    <a:prstGeom prst="rect">
+                      <a:avLst/>
+                    </a:prstGeom>
+                    <a:noFill/>
+                  </pic:spPr>
+                </pic:pic>
+              </a:graphicData>
+            </a:graphic>
+          </wp:anchor>
+        </w:drawing>
       </w:r>
     </w:p>
     <w:p>
@@ -10940,6 +11689,17 @@
       </w:pPr>
       <w:r>
         <w:rPr/>
+      </w:r>
+    </w:p>
+    <w:p>
+      <w:pPr>
+        <w:pStyle w:val="Heading2"/>
+        <w:spacing w:lineRule="auto" w:line="276" w:before="300" w:after="150"/>
+        <w:jc w:val="both"/>
+        <w:rPr/>
+      </w:pPr>
+      <w:r>
+        <w:rPr/>
         <w:t>4.5 Feature Engineering</w:t>
       </w:r>
     </w:p>
@@ -10969,6 +11729,74 @@
     </w:p>
     <w:p>
       <w:pPr>
+        <w:pStyle w:val="Normal"/>
+        <w:spacing w:lineRule="auto" w:line="276" w:before="0" w:after="180"/>
+        <w:jc w:val="both"/>
+        <w:rPr/>
+      </w:pPr>
+      <w:r>
+        <w:rPr/>
+        <w:drawing>
+          <wp:anchor distT="0" distB="0" distL="0" distR="0" simplePos="0" relativeHeight="25" behindDoc="0" locked="0" layoutInCell="0" allowOverlap="1">
+            <wp:simplePos x="0" y="0"/>
+            <wp:positionH relativeFrom="column">
+              <wp:align>center</wp:align>
+            </wp:positionH>
+            <wp:positionV relativeFrom="paragraph">
+              <wp:posOffset>635</wp:posOffset>
+            </wp:positionV>
+            <wp:extent cx="1790700" cy="510540"/>
+            <wp:effectExtent l="0" t="0" r="0" b="0"/>
+            <wp:wrapSquare wrapText="largest"/>
+            <wp:docPr id="24" name="Image22"/>
+            <wp:cNvGraphicFramePr>
+              <a:graphicFrameLocks xmlns:a="http://schemas.openxmlformats.org/drawingml/2006/main" noChangeAspect="1"/>
+            </wp:cNvGraphicFramePr>
+            <a:graphic xmlns:a="http://schemas.openxmlformats.org/drawingml/2006/main">
+              <a:graphicData uri="http://schemas.openxmlformats.org/drawingml/2006/picture">
+                <pic:pic xmlns:pic="http://schemas.openxmlformats.org/drawingml/2006/picture">
+                  <pic:nvPicPr>
+                    <pic:cNvPr id="24" name="Image22"/>
+                    <pic:cNvPicPr>
+                      <a:picLocks noChangeAspect="1" noChangeArrowheads="1"/>
+                    </pic:cNvPicPr>
+                  </pic:nvPicPr>
+                  <pic:blipFill>
+                    <a:blip r:embed="rId25"/>
+                    <a:stretch>
+                      <a:fillRect/>
+                    </a:stretch>
+                  </pic:blipFill>
+                  <pic:spPr bwMode="auto">
+                    <a:xfrm>
+                      <a:off x="0" y="0"/>
+                      <a:ext cx="1790700" cy="510540"/>
+                    </a:xfrm>
+                    <a:prstGeom prst="rect">
+                      <a:avLst/>
+                    </a:prstGeom>
+                    <a:noFill/>
+                  </pic:spPr>
+                </pic:pic>
+              </a:graphicData>
+            </a:graphic>
+          </wp:anchor>
+        </w:drawing>
+      </w:r>
+    </w:p>
+    <w:p>
+      <w:pPr>
+        <w:pStyle w:val="Normal"/>
+        <w:spacing w:lineRule="auto" w:line="276" w:before="0" w:after="180"/>
+        <w:jc w:val="both"/>
+        <w:rPr/>
+      </w:pPr>
+      <w:r>
+        <w:rPr/>
+      </w:r>
+    </w:p>
+    <w:p>
+      <w:pPr>
         <w:pStyle w:val="Heading3"/>
         <w:spacing w:lineRule="auto" w:line="276" w:before="220" w:after="120"/>
         <w:jc w:val="both"/>
@@ -10976,19 +11804,52 @@
       </w:pPr>
       <w:r>
         <w:rPr/>
-        <w:t>4.5.2 Standardization of Continuous Variables</w:t>
-      </w:r>
-    </w:p>
-    <w:p>
-      <w:pPr>
-        <w:pStyle w:val="Normal"/>
-        <w:spacing w:lineRule="auto" w:line="276" w:before="0" w:after="180"/>
-        <w:jc w:val="both"/>
-        <w:rPr/>
-      </w:pPr>
-      <w:r>
-        <w:rPr/>
-        <w:t>StandardScaler was applied to loan_amount, credit_history_years, debt_to_income_ratio, loan_to_income_ratio, age, payment_to_income_ratio, credit_score, and interest_rate, producing the corresponding _scaled features, each with zero mean and unit variance on the training data. Standardisation was fitted exclusively on the training partition and then applied to the validation and test partitions to avoid data leakage, consistent with the methodology described in Section 4.7.4.</w:t>
+        <w:drawing>
+          <wp:anchor distT="0" distB="0" distL="0" distR="0" simplePos="0" relativeHeight="26" behindDoc="0" locked="0" layoutInCell="0" allowOverlap="1">
+            <wp:simplePos x="0" y="0"/>
+            <wp:positionH relativeFrom="column">
+              <wp:align>center</wp:align>
+            </wp:positionH>
+            <wp:positionV relativeFrom="paragraph">
+              <wp:posOffset>635</wp:posOffset>
+            </wp:positionV>
+            <wp:extent cx="4579620" cy="2057400"/>
+            <wp:effectExtent l="0" t="0" r="0" b="0"/>
+            <wp:wrapSquare wrapText="largest"/>
+            <wp:docPr id="25" name="Image23"/>
+            <wp:cNvGraphicFramePr>
+              <a:graphicFrameLocks xmlns:a="http://schemas.openxmlformats.org/drawingml/2006/main" noChangeAspect="1"/>
+            </wp:cNvGraphicFramePr>
+            <a:graphic xmlns:a="http://schemas.openxmlformats.org/drawingml/2006/main">
+              <a:graphicData uri="http://schemas.openxmlformats.org/drawingml/2006/picture">
+                <pic:pic xmlns:pic="http://schemas.openxmlformats.org/drawingml/2006/picture">
+                  <pic:nvPicPr>
+                    <pic:cNvPr id="25" name="Image23"/>
+                    <pic:cNvPicPr>
+                      <a:picLocks noChangeAspect="1" noChangeArrowheads="1"/>
+                    </pic:cNvPicPr>
+                  </pic:nvPicPr>
+                  <pic:blipFill>
+                    <a:blip r:embed="rId26"/>
+                    <a:stretch>
+                      <a:fillRect/>
+                    </a:stretch>
+                  </pic:blipFill>
+                  <pic:spPr bwMode="auto">
+                    <a:xfrm>
+                      <a:off x="0" y="0"/>
+                      <a:ext cx="4579620" cy="2057400"/>
+                    </a:xfrm>
+                    <a:prstGeom prst="rect">
+                      <a:avLst/>
+                    </a:prstGeom>
+                    <a:noFill/>
+                  </pic:spPr>
+                </pic:pic>
+              </a:graphicData>
+            </a:graphic>
+          </wp:anchor>
+        </w:drawing>
       </w:r>
     </w:p>
     <w:p>
@@ -11000,19 +11861,6 @@
       </w:pPr>
       <w:r>
         <w:rPr/>
-        <w:t>4.5.3 Binary Feature Transformation</w:t>
-      </w:r>
-    </w:p>
-    <w:p>
-      <w:pPr>
-        <w:pStyle w:val="Normal"/>
-        <w:spacing w:lineRule="auto" w:line="276" w:before="0" w:after="180"/>
-        <w:jc w:val="both"/>
-        <w:rPr/>
-      </w:pPr>
-      <w:r>
-        <w:rPr/>
-        <w:t>Because delinquencies_last_2yrs and derogatory_marks are count variables for which the qualitative distinction between 'none' and 'one or more' is often more informative than the exact count, binary indicator versions of these two features, delinquencies_last_2yrs_binary and derogatory_marks_binary, were created (0 = no derogatory marks or delinquencies, 1 = one or more), and both the original counts and the binary indicators were retained in the transformed dataset for the feature-selection stage to evaluate independently.</w:t>
       </w:r>
     </w:p>
     <w:p>
@@ -11024,19 +11872,6 @@
       </w:pPr>
       <w:r>
         <w:rPr/>
-        <w:t>4.5.4 Categorical Feature Encoding</w:t>
-      </w:r>
-    </w:p>
-    <w:p>
-      <w:pPr>
-        <w:pStyle w:val="Normal"/>
-        <w:spacing w:lineRule="auto" w:line="276" w:before="0" w:after="180"/>
-        <w:jc w:val="both"/>
-        <w:rPr/>
-      </w:pPr>
-      <w:r>
-        <w:rPr/>
-        <w:t>The three categorical variables (occupation_status, product_type, and loan_intent) were one-hot encoded, producing a binary indicator column for each category (with one category per variable typically dropped as a reference level to avoid perfect multicollinearity in linear-model diagnostics, though this is not strictly required for the tree-based XGBoost model used for final training).</w:t>
       </w:r>
     </w:p>
     <w:p>
@@ -11048,6 +11883,123 @@
       </w:pPr>
       <w:r>
         <w:rPr/>
+      </w:r>
+    </w:p>
+    <w:p>
+      <w:pPr>
+        <w:pStyle w:val="Heading3"/>
+        <w:spacing w:lineRule="auto" w:line="276" w:before="220" w:after="120"/>
+        <w:jc w:val="both"/>
+        <w:rPr/>
+      </w:pPr>
+      <w:r>
+        <w:rPr/>
+      </w:r>
+    </w:p>
+    <w:p>
+      <w:pPr>
+        <w:pStyle w:val="Heading3"/>
+        <w:spacing w:lineRule="auto" w:line="276" w:before="220" w:after="120"/>
+        <w:jc w:val="both"/>
+        <w:rPr/>
+      </w:pPr>
+      <w:r>
+        <w:rPr/>
+      </w:r>
+    </w:p>
+    <w:p>
+      <w:pPr>
+        <w:pStyle w:val="Heading3"/>
+        <w:spacing w:lineRule="auto" w:line="276" w:before="220" w:after="120"/>
+        <w:jc w:val="both"/>
+        <w:rPr/>
+      </w:pPr>
+      <w:r>
+        <w:rPr/>
+        <w:t xml:space="preserve"> </w:t>
+      </w:r>
+    </w:p>
+    <w:p>
+      <w:pPr>
+        <w:pStyle w:val="Heading3"/>
+        <w:spacing w:lineRule="auto" w:line="276" w:before="220" w:after="120"/>
+        <w:jc w:val="both"/>
+        <w:rPr/>
+      </w:pPr>
+      <w:r>
+        <w:rPr/>
+        <w:t>4.5.2 Standardization of Continuous Variables</w:t>
+      </w:r>
+    </w:p>
+    <w:p>
+      <w:pPr>
+        <w:pStyle w:val="Normal"/>
+        <w:spacing w:lineRule="auto" w:line="276" w:before="0" w:after="180"/>
+        <w:jc w:val="both"/>
+        <w:rPr/>
+      </w:pPr>
+      <w:r>
+        <w:rPr/>
+        <w:t>StandardScaler was applied to loan_amount, credit_history_years, debt_to_income_ratio, loan_to_income_ratio, age, payment_to_income_ratio, credit_score, and interest_rate, producing the corresponding _scaled features, each with zero mean and unit variance on the training data. Standardisation was fitted exclusively on the training partition and then applied to the validation and test partitions to avoid data leakage, consistent with the methodology described in Section 4.7.4.</w:t>
+      </w:r>
+    </w:p>
+    <w:p>
+      <w:pPr>
+        <w:pStyle w:val="Heading3"/>
+        <w:spacing w:lineRule="auto" w:line="276" w:before="220" w:after="120"/>
+        <w:jc w:val="both"/>
+        <w:rPr/>
+      </w:pPr>
+      <w:r>
+        <w:rPr/>
+        <w:t>4.5.3 Binary Feature Transformation</w:t>
+      </w:r>
+    </w:p>
+    <w:p>
+      <w:pPr>
+        <w:pStyle w:val="Normal"/>
+        <w:spacing w:lineRule="auto" w:line="276" w:before="0" w:after="180"/>
+        <w:jc w:val="both"/>
+        <w:rPr/>
+      </w:pPr>
+      <w:r>
+        <w:rPr/>
+        <w:t>Because delinquencies_last_2yrs and derogatory_marks are count variables for which the qualitative distinction between 'none' and 'one or more' is often more informative than the exact count, binary indicator versions of these two features, delinquencies_last_2yrs_binary and derogatory_marks_binary, were created (0 = no derogatory marks or delinquencies, 1 = one or more), and both the original counts and the binary indicators were retained in the transformed dataset for the feature-selection stage to evaluate independently.</w:t>
+      </w:r>
+    </w:p>
+    <w:p>
+      <w:pPr>
+        <w:pStyle w:val="Heading3"/>
+        <w:spacing w:lineRule="auto" w:line="276" w:before="220" w:after="120"/>
+        <w:jc w:val="both"/>
+        <w:rPr/>
+      </w:pPr>
+      <w:r>
+        <w:rPr/>
+        <w:t>4.5.4 Categorical Feature Encoding</w:t>
+      </w:r>
+    </w:p>
+    <w:p>
+      <w:pPr>
+        <w:pStyle w:val="Normal"/>
+        <w:spacing w:lineRule="auto" w:line="276" w:before="0" w:after="180"/>
+        <w:jc w:val="both"/>
+        <w:rPr/>
+      </w:pPr>
+      <w:r>
+        <w:rPr/>
+        <w:t>The three categorical variables (occupation_status, product_type, and loan_intent) were one-hot encoded, producing a binary indicator column for each category (with one category per variable typically dropped as a reference level to avoid perfect multicollinearity in linear-model diagnostics, though this is not strictly required for the tree-based XGBoost model used for final training).</w:t>
+      </w:r>
+    </w:p>
+    <w:p>
+      <w:pPr>
+        <w:pStyle w:val="Heading3"/>
+        <w:spacing w:lineRule="auto" w:line="276" w:before="220" w:after="120"/>
+        <w:jc w:val="both"/>
+        <w:rPr/>
+      </w:pPr>
+      <w:r>
+        <w:rPr/>
         <w:t>4.5.5 Construction of the Final Feature Set</w:t>
       </w:r>
     </w:p>
@@ -11238,7 +12190,15 @@
       </w:pPr>
       <w:r>
         <w:rPr/>
-        <w:t>The validation set was used for two distinct purposes: selecting the best-performing hyper-parameter configuration from the grid search, and, subsequently, searching for the cost-minimising decision threshold (Section 4.9) and the selective-prediction threshold pair (Section 4.13), ensuring that these downstream calibration steps did not have access to the test set.</w:t>
+        <w:t>The validation set was used for two distinct purposes: selecting the best-performing hyper-parameter configuration from the grid search, and, subsequently, searching for the cost-minimi</w:t>
+      </w:r>
+      <w:r>
+        <w:rPr/>
+        <w:t>z</w:t>
+      </w:r>
+      <w:r>
+        <w:rPr/>
+        <w:t>ing decision threshold (Section 4.9) and the selective-prediction threshold pair (Section 4.13), ensuring that these downstream calibration steps did not have access to the test set.</w:t>
       </w:r>
     </w:p>
     <w:p>
@@ -11351,6 +12311,129 @@
     </w:p>
     <w:p>
       <w:pPr>
+        <w:pStyle w:val="Normal"/>
+        <w:spacing w:lineRule="auto" w:line="276" w:before="0" w:after="180"/>
+        <w:jc w:val="both"/>
+        <w:rPr/>
+      </w:pPr>
+      <w:r>
+        <w:rPr/>
+        <w:drawing>
+          <wp:anchor distT="0" distB="0" distL="0" distR="0" simplePos="0" relativeHeight="27" behindDoc="0" locked="0" layoutInCell="0" allowOverlap="1">
+            <wp:simplePos x="0" y="0"/>
+            <wp:positionH relativeFrom="column">
+              <wp:align>center</wp:align>
+            </wp:positionH>
+            <wp:positionV relativeFrom="paragraph">
+              <wp:posOffset>635</wp:posOffset>
+            </wp:positionV>
+            <wp:extent cx="5486400" cy="5109845"/>
+            <wp:effectExtent l="0" t="0" r="0" b="0"/>
+            <wp:wrapSquare wrapText="largest"/>
+            <wp:docPr id="26" name="Image24"/>
+            <wp:cNvGraphicFramePr>
+              <a:graphicFrameLocks xmlns:a="http://schemas.openxmlformats.org/drawingml/2006/main" noChangeAspect="1"/>
+            </wp:cNvGraphicFramePr>
+            <a:graphic xmlns:a="http://schemas.openxmlformats.org/drawingml/2006/main">
+              <a:graphicData uri="http://schemas.openxmlformats.org/drawingml/2006/picture">
+                <pic:pic xmlns:pic="http://schemas.openxmlformats.org/drawingml/2006/picture">
+                  <pic:nvPicPr>
+                    <pic:cNvPr id="26" name="Image24"/>
+                    <pic:cNvPicPr>
+                      <a:picLocks noChangeAspect="1" noChangeArrowheads="1"/>
+                    </pic:cNvPicPr>
+                  </pic:nvPicPr>
+                  <pic:blipFill>
+                    <a:blip r:embed="rId27"/>
+                    <a:stretch>
+                      <a:fillRect/>
+                    </a:stretch>
+                  </pic:blipFill>
+                  <pic:spPr bwMode="auto">
+                    <a:xfrm>
+                      <a:off x="0" y="0"/>
+                      <a:ext cx="5486400" cy="5109845"/>
+                    </a:xfrm>
+                    <a:prstGeom prst="rect">
+                      <a:avLst/>
+                    </a:prstGeom>
+                    <a:noFill/>
+                  </pic:spPr>
+                </pic:pic>
+              </a:graphicData>
+            </a:graphic>
+          </wp:anchor>
+        </w:drawing>
+      </w:r>
+    </w:p>
+    <w:p>
+      <w:pPr>
+        <w:pStyle w:val="Normal"/>
+        <w:spacing w:lineRule="auto" w:line="276" w:before="0" w:after="180"/>
+        <w:jc w:val="both"/>
+        <w:rPr/>
+      </w:pPr>
+      <w:r>
+        <w:rPr/>
+      </w:r>
+    </w:p>
+    <w:p>
+      <w:pPr>
+        <w:pStyle w:val="Normal"/>
+        <w:spacing w:lineRule="auto" w:line="276" w:before="0" w:after="180"/>
+        <w:jc w:val="both"/>
+        <w:rPr/>
+      </w:pPr>
+      <w:r>
+        <w:rPr/>
+      </w:r>
+    </w:p>
+    <w:p>
+      <w:pPr>
+        <w:pStyle w:val="Normal"/>
+        <w:spacing w:lineRule="auto" w:line="276" w:before="0" w:after="180"/>
+        <w:jc w:val="both"/>
+        <w:rPr/>
+      </w:pPr>
+      <w:r>
+        <w:rPr/>
+      </w:r>
+    </w:p>
+    <w:p>
+      <w:pPr>
+        <w:pStyle w:val="Normal"/>
+        <w:spacing w:lineRule="auto" w:line="276" w:before="0" w:after="180"/>
+        <w:jc w:val="both"/>
+        <w:rPr/>
+      </w:pPr>
+      <w:r>
+        <w:rPr/>
+      </w:r>
+    </w:p>
+    <w:p>
+      <w:pPr>
+        <w:pStyle w:val="Normal"/>
+        <w:spacing w:lineRule="auto" w:line="276" w:before="0" w:after="180"/>
+        <w:jc w:val="both"/>
+        <w:rPr/>
+      </w:pPr>
+      <w:r>
+        <w:rPr/>
+      </w:r>
+    </w:p>
+    <w:p>
+      <w:pPr>
+        <w:pStyle w:val="Normal"/>
+        <w:spacing w:lineRule="auto" w:line="276" w:before="0" w:after="180"/>
+        <w:jc w:val="both"/>
+        <w:rPr/>
+      </w:pPr>
+      <w:r>
+        <w:rPr/>
+      </w:r>
+    </w:p>
+    <w:p>
+      <w:pPr>
         <w:pStyle w:val="Heading3"/>
         <w:spacing w:lineRule="auto" w:line="276" w:before="220" w:after="120"/>
         <w:jc w:val="both"/>
@@ -11386,7 +12469,7 @@
     </w:p>
     <w:tbl>
       <w:tblPr>
-        <w:tblW w:w="8640" w:type="dxa"/>
+        <w:tblW w:w="9000" w:type="dxa"/>
         <w:jc w:val="left"/>
         <w:tblInd w:w="113" w:type="dxa"/>
         <w:tblLayout w:type="fixed"/>
@@ -11398,15 +12481,15 @@
         </w:tblCellMar>
       </w:tblPr>
       <w:tblGrid>
-        <w:gridCol w:w="2598"/>
-        <w:gridCol w:w="4199"/>
-        <w:gridCol w:w="1843"/>
+        <w:gridCol w:w="2244"/>
+        <w:gridCol w:w="4776"/>
+        <w:gridCol w:w="1980"/>
       </w:tblGrid>
       <w:tr>
         <w:trPr/>
         <w:tc>
           <w:tcPr>
-            <w:tcW w:w="2598" w:type="dxa"/>
+            <w:tcW w:w="2244" w:type="dxa"/>
             <w:tcBorders>
               <w:top w:val="single" w:sz="4" w:space="0" w:color="8EA9DB"/>
               <w:left w:val="single" w:sz="4" w:space="0" w:color="8EA9DB"/>
@@ -11435,7 +12518,7 @@
         </w:tc>
         <w:tc>
           <w:tcPr>
-            <w:tcW w:w="4199" w:type="dxa"/>
+            <w:tcW w:w="4776" w:type="dxa"/>
             <w:tcBorders>
               <w:top w:val="single" w:sz="4" w:space="0" w:color="8EA9DB"/>
               <w:left w:val="single" w:sz="4" w:space="0" w:color="8EA9DB"/>
@@ -11464,7 +12547,7 @@
         </w:tc>
         <w:tc>
           <w:tcPr>
-            <w:tcW w:w="1843" w:type="dxa"/>
+            <w:tcW w:w="1980" w:type="dxa"/>
             <w:tcBorders>
               <w:top w:val="single" w:sz="4" w:space="0" w:color="8EA9DB"/>
               <w:left w:val="single" w:sz="4" w:space="0" w:color="8EA9DB"/>
@@ -11496,7 +12579,7 @@
         <w:trPr/>
         <w:tc>
           <w:tcPr>
-            <w:tcW w:w="2598" w:type="dxa"/>
+            <w:tcW w:w="2244" w:type="dxa"/>
             <w:tcBorders>
               <w:top w:val="single" w:sz="4" w:space="0" w:color="8EA9DB"/>
               <w:left w:val="single" w:sz="4" w:space="0" w:color="8EA9DB"/>
@@ -11523,7 +12606,7 @@
         </w:tc>
         <w:tc>
           <w:tcPr>
-            <w:tcW w:w="4199" w:type="dxa"/>
+            <w:tcW w:w="4776" w:type="dxa"/>
             <w:tcBorders>
               <w:top w:val="single" w:sz="4" w:space="0" w:color="8EA9DB"/>
               <w:left w:val="single" w:sz="4" w:space="0" w:color="8EA9DB"/>
@@ -11550,7 +12633,7 @@
         </w:tc>
         <w:tc>
           <w:tcPr>
-            <w:tcW w:w="1843" w:type="dxa"/>
+            <w:tcW w:w="1980" w:type="dxa"/>
             <w:tcBorders>
               <w:top w:val="single" w:sz="4" w:space="0" w:color="8EA9DB"/>
               <w:left w:val="single" w:sz="4" w:space="0" w:color="8EA9DB"/>
@@ -11580,7 +12663,7 @@
         <w:trPr/>
         <w:tc>
           <w:tcPr>
-            <w:tcW w:w="2598" w:type="dxa"/>
+            <w:tcW w:w="2244" w:type="dxa"/>
             <w:tcBorders>
               <w:top w:val="single" w:sz="4" w:space="0" w:color="8EA9DB"/>
               <w:left w:val="single" w:sz="4" w:space="0" w:color="8EA9DB"/>
@@ -11607,7 +12690,7 @@
         </w:tc>
         <w:tc>
           <w:tcPr>
-            <w:tcW w:w="4199" w:type="dxa"/>
+            <w:tcW w:w="4776" w:type="dxa"/>
             <w:tcBorders>
               <w:top w:val="single" w:sz="4" w:space="0" w:color="8EA9DB"/>
               <w:left w:val="single" w:sz="4" w:space="0" w:color="8EA9DB"/>
@@ -11634,7 +12717,7 @@
         </w:tc>
         <w:tc>
           <w:tcPr>
-            <w:tcW w:w="1843" w:type="dxa"/>
+            <w:tcW w:w="1980" w:type="dxa"/>
             <w:tcBorders>
               <w:top w:val="single" w:sz="4" w:space="0" w:color="8EA9DB"/>
               <w:left w:val="single" w:sz="4" w:space="0" w:color="8EA9DB"/>
@@ -11664,7 +12747,7 @@
         <w:trPr/>
         <w:tc>
           <w:tcPr>
-            <w:tcW w:w="2598" w:type="dxa"/>
+            <w:tcW w:w="2244" w:type="dxa"/>
             <w:tcBorders>
               <w:top w:val="single" w:sz="4" w:space="0" w:color="8EA9DB"/>
               <w:left w:val="single" w:sz="4" w:space="0" w:color="8EA9DB"/>
@@ -11691,7 +12774,7 @@
         </w:tc>
         <w:tc>
           <w:tcPr>
-            <w:tcW w:w="4199" w:type="dxa"/>
+            <w:tcW w:w="4776" w:type="dxa"/>
             <w:tcBorders>
               <w:top w:val="single" w:sz="4" w:space="0" w:color="8EA9DB"/>
               <w:left w:val="single" w:sz="4" w:space="0" w:color="8EA9DB"/>
@@ -11718,7 +12801,7 @@
         </w:tc>
         <w:tc>
           <w:tcPr>
-            <w:tcW w:w="1843" w:type="dxa"/>
+            <w:tcW w:w="1980" w:type="dxa"/>
             <w:tcBorders>
               <w:top w:val="single" w:sz="4" w:space="0" w:color="8EA9DB"/>
               <w:left w:val="single" w:sz="4" w:space="0" w:color="8EA9DB"/>
@@ -11748,7 +12831,7 @@
         <w:trPr/>
         <w:tc>
           <w:tcPr>
-            <w:tcW w:w="2598" w:type="dxa"/>
+            <w:tcW w:w="2244" w:type="dxa"/>
             <w:tcBorders>
               <w:top w:val="single" w:sz="4" w:space="0" w:color="8EA9DB"/>
               <w:left w:val="single" w:sz="4" w:space="0" w:color="8EA9DB"/>
@@ -11775,7 +12858,7 @@
         </w:tc>
         <w:tc>
           <w:tcPr>
-            <w:tcW w:w="4199" w:type="dxa"/>
+            <w:tcW w:w="4776" w:type="dxa"/>
             <w:tcBorders>
               <w:top w:val="single" w:sz="4" w:space="0" w:color="8EA9DB"/>
               <w:left w:val="single" w:sz="4" w:space="0" w:color="8EA9DB"/>
@@ -11802,7 +12885,7 @@
         </w:tc>
         <w:tc>
           <w:tcPr>
-            <w:tcW w:w="1843" w:type="dxa"/>
+            <w:tcW w:w="1980" w:type="dxa"/>
             <w:tcBorders>
               <w:top w:val="single" w:sz="4" w:space="0" w:color="8EA9DB"/>
               <w:left w:val="single" w:sz="4" w:space="0" w:color="8EA9DB"/>
@@ -11832,7 +12915,7 @@
         <w:trPr/>
         <w:tc>
           <w:tcPr>
-            <w:tcW w:w="2598" w:type="dxa"/>
+            <w:tcW w:w="2244" w:type="dxa"/>
             <w:tcBorders>
               <w:top w:val="single" w:sz="4" w:space="0" w:color="8EA9DB"/>
               <w:left w:val="single" w:sz="4" w:space="0" w:color="8EA9DB"/>
@@ -11859,7 +12942,7 @@
         </w:tc>
         <w:tc>
           <w:tcPr>
-            <w:tcW w:w="4199" w:type="dxa"/>
+            <w:tcW w:w="4776" w:type="dxa"/>
             <w:tcBorders>
               <w:top w:val="single" w:sz="4" w:space="0" w:color="8EA9DB"/>
               <w:left w:val="single" w:sz="4" w:space="0" w:color="8EA9DB"/>
@@ -11886,7 +12969,7 @@
         </w:tc>
         <w:tc>
           <w:tcPr>
-            <w:tcW w:w="1843" w:type="dxa"/>
+            <w:tcW w:w="1980" w:type="dxa"/>
             <w:tcBorders>
               <w:top w:val="single" w:sz="4" w:space="0" w:color="8EA9DB"/>
               <w:left w:val="single" w:sz="4" w:space="0" w:color="8EA9DB"/>
@@ -11916,7 +12999,7 @@
         <w:trPr/>
         <w:tc>
           <w:tcPr>
-            <w:tcW w:w="2598" w:type="dxa"/>
+            <w:tcW w:w="2244" w:type="dxa"/>
             <w:tcBorders>
               <w:top w:val="single" w:sz="4" w:space="0" w:color="8EA9DB"/>
               <w:left w:val="single" w:sz="4" w:space="0" w:color="8EA9DB"/>
@@ -11943,7 +13026,7 @@
         </w:tc>
         <w:tc>
           <w:tcPr>
-            <w:tcW w:w="4199" w:type="dxa"/>
+            <w:tcW w:w="4776" w:type="dxa"/>
             <w:tcBorders>
               <w:top w:val="single" w:sz="4" w:space="0" w:color="8EA9DB"/>
               <w:left w:val="single" w:sz="4" w:space="0" w:color="8EA9DB"/>
@@ -11970,7 +13053,7 @@
         </w:tc>
         <w:tc>
           <w:tcPr>
-            <w:tcW w:w="1843" w:type="dxa"/>
+            <w:tcW w:w="1980" w:type="dxa"/>
             <w:tcBorders>
               <w:top w:val="single" w:sz="4" w:space="0" w:color="8EA9DB"/>
               <w:left w:val="single" w:sz="4" w:space="0" w:color="8EA9DB"/>
@@ -12000,7 +13083,7 @@
         <w:trPr/>
         <w:tc>
           <w:tcPr>
-            <w:tcW w:w="2598" w:type="dxa"/>
+            <w:tcW w:w="2244" w:type="dxa"/>
             <w:tcBorders>
               <w:top w:val="single" w:sz="4" w:space="0" w:color="8EA9DB"/>
               <w:left w:val="single" w:sz="4" w:space="0" w:color="8EA9DB"/>
@@ -12027,7 +13110,7 @@
         </w:tc>
         <w:tc>
           <w:tcPr>
-            <w:tcW w:w="4199" w:type="dxa"/>
+            <w:tcW w:w="4776" w:type="dxa"/>
             <w:tcBorders>
               <w:top w:val="single" w:sz="4" w:space="0" w:color="8EA9DB"/>
               <w:left w:val="single" w:sz="4" w:space="0" w:color="8EA9DB"/>
@@ -12054,7 +13137,7 @@
         </w:tc>
         <w:tc>
           <w:tcPr>
-            <w:tcW w:w="1843" w:type="dxa"/>
+            <w:tcW w:w="1980" w:type="dxa"/>
             <w:tcBorders>
               <w:top w:val="single" w:sz="4" w:space="0" w:color="8EA9DB"/>
               <w:left w:val="single" w:sz="4" w:space="0" w:color="8EA9DB"/>
@@ -12380,18 +13463,6 @@
     </w:p>
     <w:p>
       <w:pPr>
-        <w:pStyle w:val="Heading3"/>
-        <w:spacing w:lineRule="auto" w:line="276" w:before="220" w:after="120"/>
-        <w:jc w:val="both"/>
-        <w:rPr/>
-      </w:pPr>
-      <w:r>
-        <w:rPr/>
-        <w:t>4.11.2 Global SHAP Analysis</w:t>
-      </w:r>
-    </w:p>
-    <w:p>
-      <w:pPr>
         <w:pStyle w:val="Normal"/>
         <w:spacing w:lineRule="auto" w:line="276" w:before="0" w:after="180"/>
         <w:jc w:val="both"/>
@@ -12399,57 +13470,8 @@
       </w:pPr>
       <w:r>
         <w:rPr/>
-        <w:t>Global SHAP analysis aggregated local Shapley values across the full validation or test set to produce a ranked, portfolio-level feature-importance summary, together with beeswarm summary plots indicating both the magnitude and the direction of each feature's effect on the predicted probability of default.</w:t>
-      </w:r>
-    </w:p>
-    <w:p>
-      <w:pPr>
-        <w:pStyle w:val="Heading3"/>
-        <w:spacing w:lineRule="auto" w:line="276" w:before="220" w:after="120"/>
-        <w:jc w:val="both"/>
-        <w:rPr/>
-      </w:pPr>
-      <w:r>
-        <w:rPr/>
-        <w:t>4.11.3 Local SHAP Explanations</w:t>
-      </w:r>
-    </w:p>
-    <w:p>
-      <w:pPr>
-        <w:pStyle w:val="Normal"/>
-        <w:spacing w:lineRule="auto" w:line="276" w:before="0" w:after="180"/>
-        <w:jc w:val="both"/>
-        <w:rPr/>
-      </w:pPr>
-      <w:r>
-        <w:rPr/>
-        <w:t xml:space="preserve">Local SHAP explanations were generated for individual applicants, including a targeted comparison of correctly classified applicants against false-negative and false-positive cases, using waterfall plots to </w:t>
-      </w:r>
-      <w:r>
-        <w:rPr>
-          <w:lang w:val="en-US"/>
-        </w:rPr>
-        <w:t>visualize</w:t>
-      </w:r>
-      <w:r>
-        <w:rPr/>
-        <w:t xml:space="preserve"> the additive contribution of each feature to the individual prediction.</w:t>
-      </w:r>
-      <w:r>
-        <w:br w:type="page"/>
-      </w:r>
-    </w:p>
-    <w:p>
-      <w:pPr>
-        <w:pStyle w:val="Normal"/>
-        <w:spacing w:lineRule="auto" w:line="240" w:before="0" w:after="0"/>
-        <w:jc w:val="center"/>
-        <w:rPr/>
-      </w:pPr>
-      <w:r>
-        <w:rPr/>
         <w:drawing>
-          <wp:anchor distT="0" distB="0" distL="0" distR="0" simplePos="0" relativeHeight="3" behindDoc="0" locked="0" layoutInCell="0" allowOverlap="1">
+          <wp:anchor distT="0" distB="0" distL="0" distR="0" simplePos="0" relativeHeight="28" behindDoc="0" locked="0" layoutInCell="0" allowOverlap="1">
             <wp:simplePos x="0" y="0"/>
             <wp:positionH relativeFrom="column">
               <wp:align>center</wp:align>
@@ -12457,10 +13479,10 @@
             <wp:positionV relativeFrom="paragraph">
               <wp:posOffset>635</wp:posOffset>
             </wp:positionV>
-            <wp:extent cx="5257800" cy="5434965"/>
+            <wp:extent cx="3692525" cy="5139055"/>
             <wp:effectExtent l="0" t="0" r="0" b="0"/>
             <wp:wrapSquare wrapText="largest"/>
-            <wp:docPr id="14" name="Picture 7"/>
+            <wp:docPr id="27" name="Image25"/>
             <wp:cNvGraphicFramePr>
               <a:graphicFrameLocks xmlns:a="http://schemas.openxmlformats.org/drawingml/2006/main" noChangeAspect="1"/>
             </wp:cNvGraphicFramePr>
@@ -12468,13 +13490,13 @@
               <a:graphicData uri="http://schemas.openxmlformats.org/drawingml/2006/picture">
                 <pic:pic xmlns:pic="http://schemas.openxmlformats.org/drawingml/2006/picture">
                   <pic:nvPicPr>
-                    <pic:cNvPr id="14" name="Picture 7"/>
+                    <pic:cNvPr id="27" name="Image25"/>
                     <pic:cNvPicPr>
                       <a:picLocks noChangeAspect="1" noChangeArrowheads="1"/>
                     </pic:cNvPicPr>
                   </pic:nvPicPr>
                   <pic:blipFill>
-                    <a:blip r:embed="rId15"/>
+                    <a:blip r:embed="rId28"/>
                     <a:stretch>
                       <a:fillRect/>
                     </a:stretch>
@@ -12482,7 +13504,7 @@
                   <pic:spPr bwMode="auto">
                     <a:xfrm>
                       <a:off x="0" y="0"/>
-                      <a:ext cx="5257800" cy="5434965"/>
+                      <a:ext cx="3692525" cy="5139055"/>
                     </a:xfrm>
                     <a:prstGeom prst="rect">
                       <a:avLst/>
@@ -12499,6 +13521,298 @@
     <w:p>
       <w:pPr>
         <w:pStyle w:val="Normal"/>
+        <w:spacing w:lineRule="auto" w:line="276" w:before="0" w:after="180"/>
+        <w:jc w:val="both"/>
+        <w:rPr/>
+      </w:pPr>
+      <w:r>
+        <w:rPr/>
+      </w:r>
+    </w:p>
+    <w:p>
+      <w:pPr>
+        <w:pStyle w:val="Normal"/>
+        <w:spacing w:lineRule="auto" w:line="276" w:before="0" w:after="180"/>
+        <w:jc w:val="both"/>
+        <w:rPr/>
+      </w:pPr>
+      <w:r>
+        <w:rPr/>
+      </w:r>
+    </w:p>
+    <w:p>
+      <w:pPr>
+        <w:pStyle w:val="Heading3"/>
+        <w:spacing w:lineRule="auto" w:line="276" w:before="220" w:after="120"/>
+        <w:jc w:val="both"/>
+        <w:rPr/>
+      </w:pPr>
+      <w:r>
+        <w:rPr/>
+      </w:r>
+    </w:p>
+    <w:p>
+      <w:pPr>
+        <w:pStyle w:val="Heading3"/>
+        <w:spacing w:lineRule="auto" w:line="276" w:before="220" w:after="120"/>
+        <w:jc w:val="both"/>
+        <w:rPr/>
+      </w:pPr>
+      <w:r>
+        <w:rPr/>
+      </w:r>
+    </w:p>
+    <w:p>
+      <w:pPr>
+        <w:pStyle w:val="Heading3"/>
+        <w:spacing w:lineRule="auto" w:line="276" w:before="220" w:after="120"/>
+        <w:jc w:val="both"/>
+        <w:rPr/>
+      </w:pPr>
+      <w:r>
+        <w:rPr/>
+      </w:r>
+    </w:p>
+    <w:p>
+      <w:pPr>
+        <w:pStyle w:val="Heading3"/>
+        <w:spacing w:lineRule="auto" w:line="276" w:before="220" w:after="120"/>
+        <w:jc w:val="both"/>
+        <w:rPr/>
+      </w:pPr>
+      <w:r>
+        <w:rPr/>
+      </w:r>
+    </w:p>
+    <w:p>
+      <w:pPr>
+        <w:pStyle w:val="Heading3"/>
+        <w:spacing w:lineRule="auto" w:line="276" w:before="220" w:after="120"/>
+        <w:jc w:val="both"/>
+        <w:rPr/>
+      </w:pPr>
+      <w:r>
+        <w:rPr/>
+      </w:r>
+    </w:p>
+    <w:p>
+      <w:pPr>
+        <w:pStyle w:val="Heading3"/>
+        <w:spacing w:lineRule="auto" w:line="276" w:before="220" w:after="120"/>
+        <w:jc w:val="both"/>
+        <w:rPr/>
+      </w:pPr>
+      <w:r>
+        <w:rPr/>
+      </w:r>
+    </w:p>
+    <w:p>
+      <w:pPr>
+        <w:pStyle w:val="Heading3"/>
+        <w:spacing w:lineRule="auto" w:line="276" w:before="220" w:after="120"/>
+        <w:jc w:val="both"/>
+        <w:rPr/>
+      </w:pPr>
+      <w:r>
+        <w:rPr/>
+      </w:r>
+    </w:p>
+    <w:p>
+      <w:pPr>
+        <w:pStyle w:val="Heading3"/>
+        <w:spacing w:lineRule="auto" w:line="276" w:before="220" w:after="120"/>
+        <w:jc w:val="both"/>
+        <w:rPr/>
+      </w:pPr>
+      <w:r>
+        <w:rPr/>
+      </w:r>
+    </w:p>
+    <w:p>
+      <w:pPr>
+        <w:pStyle w:val="Heading3"/>
+        <w:spacing w:lineRule="auto" w:line="276" w:before="220" w:after="120"/>
+        <w:jc w:val="both"/>
+        <w:rPr/>
+      </w:pPr>
+      <w:r>
+        <w:rPr/>
+      </w:r>
+    </w:p>
+    <w:p>
+      <w:pPr>
+        <w:pStyle w:val="Heading3"/>
+        <w:spacing w:lineRule="auto" w:line="276" w:before="220" w:after="120"/>
+        <w:jc w:val="both"/>
+        <w:rPr/>
+      </w:pPr>
+      <w:r>
+        <w:rPr/>
+      </w:r>
+    </w:p>
+    <w:p>
+      <w:pPr>
+        <w:pStyle w:val="Heading3"/>
+        <w:spacing w:lineRule="auto" w:line="276" w:before="220" w:after="120"/>
+        <w:jc w:val="both"/>
+        <w:rPr/>
+      </w:pPr>
+      <w:r>
+        <w:rPr/>
+      </w:r>
+    </w:p>
+    <w:p>
+      <w:pPr>
+        <w:pStyle w:val="Heading3"/>
+        <w:spacing w:lineRule="auto" w:line="276" w:before="220" w:after="120"/>
+        <w:jc w:val="both"/>
+        <w:rPr/>
+      </w:pPr>
+      <w:r>
+        <w:rPr/>
+      </w:r>
+    </w:p>
+    <w:p>
+      <w:pPr>
+        <w:pStyle w:val="Heading3"/>
+        <w:spacing w:lineRule="auto" w:line="276" w:before="220" w:after="120"/>
+        <w:jc w:val="both"/>
+        <w:rPr/>
+      </w:pPr>
+      <w:r>
+        <w:rPr/>
+      </w:r>
+    </w:p>
+    <w:p>
+      <w:pPr>
+        <w:pStyle w:val="Heading3"/>
+        <w:spacing w:lineRule="auto" w:line="276" w:before="220" w:after="120"/>
+        <w:jc w:val="center"/>
+        <w:rPr/>
+      </w:pPr>
+      <w:r>
+        <w:rPr/>
+        <w:t>xxxxxx</w:t>
+      </w:r>
+    </w:p>
+    <w:p>
+      <w:pPr>
+        <w:pStyle w:val="Heading3"/>
+        <w:spacing w:lineRule="auto" w:line="276" w:before="220" w:after="120"/>
+        <w:jc w:val="both"/>
+        <w:rPr/>
+      </w:pPr>
+      <w:r>
+        <w:rPr/>
+        <w:t>4.11.2 Global SHAP Analysis</w:t>
+      </w:r>
+    </w:p>
+    <w:p>
+      <w:pPr>
+        <w:pStyle w:val="Normal"/>
+        <w:spacing w:lineRule="auto" w:line="276" w:before="0" w:after="180"/>
+        <w:jc w:val="both"/>
+        <w:rPr/>
+      </w:pPr>
+      <w:r>
+        <w:rPr/>
+        <w:t>Global SHAP analysis aggregated local Shapley values across the full validation or test set to produce a ranked, portfolio-level feature-importance summary, together with beeswarm summary plots indicating both the magnitude and the direction of each feature's effect on the predicted probability of default.</w:t>
+      </w:r>
+    </w:p>
+    <w:p>
+      <w:pPr>
+        <w:pStyle w:val="Heading3"/>
+        <w:spacing w:lineRule="auto" w:line="276" w:before="220" w:after="120"/>
+        <w:jc w:val="both"/>
+        <w:rPr/>
+      </w:pPr>
+      <w:r>
+        <w:rPr/>
+        <w:t>4.11.3 Local SHAP Explanations</w:t>
+      </w:r>
+    </w:p>
+    <w:p>
+      <w:pPr>
+        <w:pStyle w:val="Normal"/>
+        <w:spacing w:lineRule="auto" w:line="276" w:before="0" w:after="180"/>
+        <w:jc w:val="both"/>
+        <w:rPr/>
+      </w:pPr>
+      <w:r>
+        <w:rPr/>
+        <w:t xml:space="preserve">Local SHAP explanations were generated for individual applicants, including a targeted comparison of correctly classified applicants against false-negative and false-positive cases, using waterfall plots to </w:t>
+      </w:r>
+      <w:r>
+        <w:rPr>
+          <w:lang w:val="en-US"/>
+        </w:rPr>
+        <w:t>visualize</w:t>
+      </w:r>
+      <w:r>
+        <w:rPr/>
+        <w:t xml:space="preserve"> the additive contribution of each feature to the individual prediction.</w:t>
+      </w:r>
+    </w:p>
+    <w:p>
+      <w:pPr>
+        <w:pStyle w:val="Normal"/>
+        <w:spacing w:lineRule="auto" w:line="276" w:before="0" w:after="180"/>
+        <w:jc w:val="both"/>
+        <w:rPr/>
+      </w:pPr>
+      <w:r>
+        <w:rPr/>
+        <w:drawing>
+          <wp:anchor distT="0" distB="0" distL="0" distR="0" simplePos="0" relativeHeight="29" behindDoc="0" locked="0" layoutInCell="0" allowOverlap="1">
+            <wp:simplePos x="0" y="0"/>
+            <wp:positionH relativeFrom="column">
+              <wp:align>center</wp:align>
+            </wp:positionH>
+            <wp:positionV relativeFrom="paragraph">
+              <wp:posOffset>635</wp:posOffset>
+            </wp:positionV>
+            <wp:extent cx="5486400" cy="5670550"/>
+            <wp:effectExtent l="0" t="0" r="0" b="0"/>
+            <wp:wrapSquare wrapText="largest"/>
+            <wp:docPr id="28" name="Image26"/>
+            <wp:cNvGraphicFramePr>
+              <a:graphicFrameLocks xmlns:a="http://schemas.openxmlformats.org/drawingml/2006/main" noChangeAspect="1"/>
+            </wp:cNvGraphicFramePr>
+            <a:graphic xmlns:a="http://schemas.openxmlformats.org/drawingml/2006/main">
+              <a:graphicData uri="http://schemas.openxmlformats.org/drawingml/2006/picture">
+                <pic:pic xmlns:pic="http://schemas.openxmlformats.org/drawingml/2006/picture">
+                  <pic:nvPicPr>
+                    <pic:cNvPr id="28" name="Image26"/>
+                    <pic:cNvPicPr>
+                      <a:picLocks noChangeAspect="1" noChangeArrowheads="1"/>
+                    </pic:cNvPicPr>
+                  </pic:nvPicPr>
+                  <pic:blipFill>
+                    <a:blip r:embed="rId29"/>
+                    <a:stretch>
+                      <a:fillRect/>
+                    </a:stretch>
+                  </pic:blipFill>
+                  <pic:spPr bwMode="auto">
+                    <a:xfrm>
+                      <a:off x="0" y="0"/>
+                      <a:ext cx="5486400" cy="5670550"/>
+                    </a:xfrm>
+                    <a:prstGeom prst="rect">
+                      <a:avLst/>
+                    </a:prstGeom>
+                    <a:noFill/>
+                  </pic:spPr>
+                </pic:pic>
+              </a:graphicData>
+            </a:graphic>
+          </wp:anchor>
+        </w:drawing>
+      </w:r>
+    </w:p>
+    <w:p>
+      <w:pPr>
+        <w:pStyle w:val="Normal"/>
         <w:jc w:val="center"/>
         <w:rPr/>
       </w:pPr>
@@ -12527,6 +13841,42 @@
     </w:p>
     <w:p>
       <w:pPr>
+        <w:pStyle w:val="Normal"/>
+        <w:spacing w:lineRule="auto" w:line="276" w:before="0" w:after="180"/>
+        <w:jc w:val="both"/>
+        <w:rPr/>
+      </w:pPr>
+      <w:r>
+        <w:rPr/>
+      </w:r>
+    </w:p>
+    <w:p>
+      <w:pPr>
+        <w:pStyle w:val="Normal"/>
+        <w:spacing w:lineRule="auto" w:line="276" w:before="0" w:after="180"/>
+        <w:jc w:val="both"/>
+        <w:rPr/>
+      </w:pPr>
+      <w:r>
+        <w:rPr/>
+      </w:r>
+    </w:p>
+    <w:p>
+      <w:pPr>
+        <w:pStyle w:val="Normal"/>
+        <w:spacing w:lineRule="auto" w:line="276" w:before="0" w:after="180"/>
+        <w:jc w:val="both"/>
+        <w:rPr>
+          <w:i/>
+          <w:sz w:val="20"/>
+        </w:rPr>
+      </w:pPr>
+      <w:r>
+        <w:rPr/>
+      </w:r>
+    </w:p>
+    <w:p>
+      <w:pPr>
         <w:pStyle w:val="Heading3"/>
         <w:spacing w:lineRule="auto" w:line="276" w:before="220" w:after="120"/>
         <w:jc w:val="both"/>
@@ -12729,6 +14079,75 @@
     </w:p>
     <w:p>
       <w:pPr>
+        <w:pStyle w:val="Normal"/>
+        <w:spacing w:lineRule="auto" w:line="276" w:before="0" w:after="180"/>
+        <w:jc w:val="both"/>
+        <w:rPr/>
+      </w:pPr>
+      <w:r>
+        <w:rPr/>
+        <w:drawing>
+          <wp:anchor distT="0" distB="0" distL="0" distR="0" simplePos="0" relativeHeight="38" behindDoc="0" locked="0" layoutInCell="0" allowOverlap="1">
+            <wp:simplePos x="0" y="0"/>
+            <wp:positionH relativeFrom="column">
+              <wp:align>center</wp:align>
+            </wp:positionH>
+            <wp:positionV relativeFrom="paragraph">
+              <wp:posOffset>635</wp:posOffset>
+            </wp:positionV>
+            <wp:extent cx="4920615" cy="3826510"/>
+            <wp:effectExtent l="0" t="0" r="0" b="0"/>
+            <wp:wrapSquare wrapText="largest"/>
+            <wp:docPr id="29" name="Image35"/>
+            <wp:cNvGraphicFramePr>
+              <a:graphicFrameLocks xmlns:a="http://schemas.openxmlformats.org/drawingml/2006/main" noChangeAspect="1"/>
+            </wp:cNvGraphicFramePr>
+            <a:graphic xmlns:a="http://schemas.openxmlformats.org/drawingml/2006/main">
+              <a:graphicData uri="http://schemas.openxmlformats.org/drawingml/2006/picture">
+                <pic:pic xmlns:pic="http://schemas.openxmlformats.org/drawingml/2006/picture">
+                  <pic:nvPicPr>
+                    <pic:cNvPr id="29" name="Image35"/>
+                    <pic:cNvPicPr>
+                      <a:picLocks noChangeAspect="1" noChangeArrowheads="1"/>
+                    </pic:cNvPicPr>
+                  </pic:nvPicPr>
+                  <pic:blipFill>
+                    <a:blip r:embed="rId30"/>
+                    <a:stretch>
+                      <a:fillRect/>
+                    </a:stretch>
+                  </pic:blipFill>
+                  <pic:spPr bwMode="auto">
+                    <a:xfrm>
+                      <a:off x="0" y="0"/>
+                      <a:ext cx="4920615" cy="3826510"/>
+                    </a:xfrm>
+                    <a:prstGeom prst="rect">
+                      <a:avLst/>
+                    </a:prstGeom>
+                    <a:noFill/>
+                  </pic:spPr>
+                </pic:pic>
+              </a:graphicData>
+            </a:graphic>
+          </wp:anchor>
+        </w:drawing>
+      </w:r>
+    </w:p>
+    <w:p>
+      <w:pPr>
+        <w:pStyle w:val="Normal"/>
+        <w:spacing w:lineRule="auto" w:line="276" w:before="0" w:after="180"/>
+        <w:jc w:val="both"/>
+        <w:rPr/>
+      </w:pPr>
+      <w:r>
+        <w:rPr/>
+        <w:t>xxxxxxxxxxxxxxxxx</w:t>
+      </w:r>
+    </w:p>
+    <w:p>
+      <w:pPr>
         <w:pStyle w:val="Heading3"/>
         <w:spacing w:lineRule="auto" w:line="276" w:before="220" w:after="120"/>
         <w:jc w:val="both"/>
@@ -12777,6 +14196,63 @@
     </w:p>
     <w:p>
       <w:pPr>
+        <w:pStyle w:val="Normal"/>
+        <w:spacing w:lineRule="auto" w:line="276" w:before="0" w:after="180"/>
+        <w:jc w:val="both"/>
+        <w:rPr/>
+      </w:pPr>
+      <w:r>
+        <w:rPr/>
+        <w:drawing>
+          <wp:anchor distT="0" distB="0" distL="0" distR="0" simplePos="0" relativeHeight="30" behindDoc="0" locked="0" layoutInCell="0" allowOverlap="1">
+            <wp:simplePos x="0" y="0"/>
+            <wp:positionH relativeFrom="column">
+              <wp:align>center</wp:align>
+            </wp:positionH>
+            <wp:positionV relativeFrom="paragraph">
+              <wp:posOffset>635</wp:posOffset>
+            </wp:positionV>
+            <wp:extent cx="3793490" cy="1070610"/>
+            <wp:effectExtent l="0" t="0" r="0" b="0"/>
+            <wp:wrapSquare wrapText="largest"/>
+            <wp:docPr id="30" name="Image27"/>
+            <wp:cNvGraphicFramePr>
+              <a:graphicFrameLocks xmlns:a="http://schemas.openxmlformats.org/drawingml/2006/main" noChangeAspect="1"/>
+            </wp:cNvGraphicFramePr>
+            <a:graphic xmlns:a="http://schemas.openxmlformats.org/drawingml/2006/main">
+              <a:graphicData uri="http://schemas.openxmlformats.org/drawingml/2006/picture">
+                <pic:pic xmlns:pic="http://schemas.openxmlformats.org/drawingml/2006/picture">
+                  <pic:nvPicPr>
+                    <pic:cNvPr id="30" name="Image27"/>
+                    <pic:cNvPicPr>
+                      <a:picLocks noChangeAspect="1" noChangeArrowheads="1"/>
+                    </pic:cNvPicPr>
+                  </pic:nvPicPr>
+                  <pic:blipFill>
+                    <a:blip r:embed="rId31"/>
+                    <a:stretch>
+                      <a:fillRect/>
+                    </a:stretch>
+                  </pic:blipFill>
+                  <pic:spPr bwMode="auto">
+                    <a:xfrm>
+                      <a:off x="0" y="0"/>
+                      <a:ext cx="3793490" cy="1070610"/>
+                    </a:xfrm>
+                    <a:prstGeom prst="rect">
+                      <a:avLst/>
+                    </a:prstGeom>
+                    <a:noFill/>
+                  </pic:spPr>
+                </pic:pic>
+              </a:graphicData>
+            </a:graphic>
+          </wp:anchor>
+        </w:drawing>
+      </w:r>
+    </w:p>
+    <w:p>
+      <w:pPr>
         <w:pStyle w:val="Heading3"/>
         <w:spacing w:lineRule="auto" w:line="276" w:before="220" w:after="120"/>
         <w:jc w:val="both"/>
@@ -12784,19 +14260,6 @@
       </w:pPr>
       <w:r>
         <w:rPr/>
-        <w:t>4.13.4 Manual Review Zone</w:t>
-      </w:r>
-    </w:p>
-    <w:p>
-      <w:pPr>
-        <w:pStyle w:val="Normal"/>
-        <w:spacing w:lineRule="auto" w:line="276" w:before="0" w:after="180"/>
-        <w:jc w:val="both"/>
-        <w:rPr/>
-      </w:pPr>
-      <w:r>
-        <w:rPr/>
-        <w:t>Applicants whose predicted probability of default falls between t1 and t2 are referred to manual review by a human loan officer, reflecting the model's comparatively low confidence for these cases. In the optimised configuration obtained in this thesis, this zone was found to be centred close to the interval [0.20, 0.60], and it accounted for approximately 12.3% of the test-set applications, with the remaining 87.7% handled automatically.</w:t>
       </w:r>
     </w:p>
     <w:p>
@@ -12804,6 +14267,64 @@
         <w:pStyle w:val="Heading3"/>
         <w:spacing w:lineRule="auto" w:line="276" w:before="220" w:after="120"/>
         <w:jc w:val="both"/>
+        <w:rPr>
+          <w:rFonts w:ascii="Liberation Sans" w:hAnsi="Liberation Sans" w:eastAsia="Microsoft YaHei" w:cs="Tahoma"/>
+          <w:color w:val="1F4D78"/>
+        </w:rPr>
+      </w:pPr>
+      <w:r>
+        <w:rPr>
+          <w:rFonts w:eastAsia="Microsoft YaHei" w:cs="Tahoma"/>
+          <w:color w:val="1F4D78"/>
+        </w:rPr>
+      </w:r>
+    </w:p>
+    <w:p>
+      <w:pPr>
+        <w:pStyle w:val="Heading3"/>
+        <w:spacing w:lineRule="auto" w:line="276" w:before="220" w:after="120"/>
+        <w:jc w:val="both"/>
+        <w:rPr>
+          <w:rFonts w:ascii="Liberation Sans" w:hAnsi="Liberation Sans" w:eastAsia="Microsoft YaHei" w:cs="Tahoma"/>
+          <w:color w:val="1F4D78"/>
+        </w:rPr>
+      </w:pPr>
+      <w:r>
+        <w:rPr>
+          <w:rFonts w:eastAsia="Microsoft YaHei" w:cs="Tahoma"/>
+          <w:color w:val="1F4D78"/>
+        </w:rPr>
+      </w:r>
+    </w:p>
+    <w:p>
+      <w:pPr>
+        <w:pStyle w:val="Heading3"/>
+        <w:spacing w:lineRule="auto" w:line="276" w:before="220" w:after="120"/>
+        <w:jc w:val="both"/>
+        <w:rPr/>
+      </w:pPr>
+      <w:r>
+        <w:rPr/>
+        <w:t>4.13.4 Manual Review Zone</w:t>
+      </w:r>
+    </w:p>
+    <w:p>
+      <w:pPr>
+        <w:pStyle w:val="Normal"/>
+        <w:spacing w:lineRule="auto" w:line="276" w:before="0" w:after="180"/>
+        <w:jc w:val="both"/>
+        <w:rPr/>
+      </w:pPr>
+      <w:r>
+        <w:rPr/>
+        <w:t>Applicants whose predicted probability of default falls between t1 and t2 are referred to manual review by a human loan officer, reflecting the model's comparatively low confidence for these cases. In the optimised configuration obtained in this thesis, this zone was found to be centred close to the interval [0.20, 0.60], and it accounted for approximately 12.3% of the test-set applications, with the remaining 87.7% handled automatically.</w:t>
+      </w:r>
+    </w:p>
+    <w:p>
+      <w:pPr>
+        <w:pStyle w:val="Heading3"/>
+        <w:spacing w:lineRule="auto" w:line="276" w:before="220" w:after="120"/>
+        <w:jc w:val="both"/>
         <w:rPr/>
       </w:pPr>
       <w:r>
@@ -13095,7 +14616,7 @@
       <w:r>
         <w:rPr/>
         <w:drawing>
-          <wp:anchor distT="0" distB="0" distL="0" distR="0" simplePos="0" relativeHeight="16" behindDoc="0" locked="0" layoutInCell="0" allowOverlap="1">
+          <wp:anchor distT="0" distB="0" distL="0" distR="0" simplePos="0" relativeHeight="10" behindDoc="0" locked="0" layoutInCell="0" allowOverlap="1">
             <wp:simplePos x="0" y="0"/>
             <wp:positionH relativeFrom="column">
               <wp:align>center</wp:align>
@@ -13106,7 +14627,7 @@
             <wp:extent cx="3580130" cy="4694555"/>
             <wp:effectExtent l="0" t="0" r="0" b="0"/>
             <wp:wrapTopAndBottom/>
-            <wp:docPr id="15" name="Image14"/>
+            <wp:docPr id="31" name="Image14"/>
             <wp:cNvGraphicFramePr>
               <a:graphicFrameLocks xmlns:a="http://schemas.openxmlformats.org/drawingml/2006/main" noChangeAspect="1"/>
             </wp:cNvGraphicFramePr>
@@ -13114,13 +14635,13 @@
               <a:graphicData uri="http://schemas.openxmlformats.org/drawingml/2006/picture">
                 <pic:pic xmlns:pic="http://schemas.openxmlformats.org/drawingml/2006/picture">
                   <pic:nvPicPr>
-                    <pic:cNvPr id="15" name="Image14"/>
+                    <pic:cNvPr id="31" name="Image14"/>
                     <pic:cNvPicPr>
                       <a:picLocks noChangeAspect="1" noChangeArrowheads="1"/>
                     </pic:cNvPicPr>
                   </pic:nvPicPr>
                   <pic:blipFill>
-                    <a:blip r:embed="rId16"/>
+                    <a:blip r:embed="rId32"/>
                     <a:stretch>
                       <a:fillRect/>
                     </a:stretch>
@@ -13173,7 +14694,7 @@
       </w:pPr>
       <w:r>
         <w:drawing>
-          <wp:anchor distT="0" distB="0" distL="0" distR="0" simplePos="0" relativeHeight="15" behindDoc="0" locked="0" layoutInCell="0" allowOverlap="1">
+          <wp:anchor distT="0" distB="0" distL="0" distR="0" simplePos="0" relativeHeight="9" behindDoc="0" locked="0" layoutInCell="0" allowOverlap="1">
             <wp:simplePos x="0" y="0"/>
             <wp:positionH relativeFrom="column">
               <wp:align>center</wp:align>
@@ -13184,7 +14705,7 @@
             <wp:extent cx="4523105" cy="4338320"/>
             <wp:effectExtent l="0" t="0" r="0" b="0"/>
             <wp:wrapTopAndBottom/>
-            <wp:docPr id="16" name="Image13"/>
+            <wp:docPr id="32" name="Image13"/>
             <wp:cNvGraphicFramePr>
               <a:graphicFrameLocks xmlns:a="http://schemas.openxmlformats.org/drawingml/2006/main" noChangeAspect="1"/>
             </wp:cNvGraphicFramePr>
@@ -13192,13 +14713,13 @@
               <a:graphicData uri="http://schemas.openxmlformats.org/drawingml/2006/picture">
                 <pic:pic xmlns:pic="http://schemas.openxmlformats.org/drawingml/2006/picture">
                   <pic:nvPicPr>
-                    <pic:cNvPr id="16" name="Image13"/>
+                    <pic:cNvPr id="32" name="Image13"/>
                     <pic:cNvPicPr>
                       <a:picLocks noChangeAspect="1" noChangeArrowheads="1"/>
                     </pic:cNvPicPr>
                   </pic:nvPicPr>
                   <pic:blipFill>
-                    <a:blip r:embed="rId17"/>
+                    <a:blip r:embed="rId33"/>
                     <a:stretch>
                       <a:fillRect/>
                     </a:stretch>
@@ -13350,7 +14871,7 @@
       <w:r>
         <w:rPr/>
         <w:drawing>
-          <wp:anchor distT="0" distB="0" distL="0" distR="0" simplePos="0" relativeHeight="19" behindDoc="0" locked="0" layoutInCell="0" allowOverlap="1">
+          <wp:anchor distT="0" distB="0" distL="0" distR="0" simplePos="0" relativeHeight="13" behindDoc="0" locked="0" layoutInCell="0" allowOverlap="1">
             <wp:simplePos x="0" y="0"/>
             <wp:positionH relativeFrom="column">
               <wp:posOffset>-152400</wp:posOffset>
@@ -13361,7 +14882,7 @@
             <wp:extent cx="5486400" cy="3944620"/>
             <wp:effectExtent l="0" t="0" r="0" b="0"/>
             <wp:wrapSquare wrapText="largest"/>
-            <wp:docPr id="17" name="Image15"/>
+            <wp:docPr id="33" name="Image15"/>
             <wp:cNvGraphicFramePr>
               <a:graphicFrameLocks xmlns:a="http://schemas.openxmlformats.org/drawingml/2006/main" noChangeAspect="1"/>
             </wp:cNvGraphicFramePr>
@@ -13369,13 +14890,13 @@
               <a:graphicData uri="http://schemas.openxmlformats.org/drawingml/2006/picture">
                 <pic:pic xmlns:pic="http://schemas.openxmlformats.org/drawingml/2006/picture">
                   <pic:nvPicPr>
-                    <pic:cNvPr id="17" name="Image15"/>
+                    <pic:cNvPr id="33" name="Image15"/>
                     <pic:cNvPicPr>
                       <a:picLocks noChangeAspect="1" noChangeArrowheads="1"/>
                     </pic:cNvPicPr>
                   </pic:nvPicPr>
                   <pic:blipFill>
-                    <a:blip r:embed="rId18"/>
+                    <a:blip r:embed="rId34"/>
                     <a:stretch>
                       <a:fillRect/>
                     </a:stretch>
@@ -13480,6 +15001,251 @@
       <w:r>
         <w:rPr/>
         <w:t>The final model achieved a test-set AUC of 97.63%, closely matching the validation AUC of approximately 97.18% to 97.6%, and indicating a small train-to-test generalisation gap (approximately 0.0088 in the metric reported during model evaluation), consistent with low overfitting.</w:t>
+      </w:r>
+    </w:p>
+    <w:p>
+      <w:pPr>
+        <w:pStyle w:val="Normal"/>
+        <w:spacing w:lineRule="auto" w:line="276" w:before="0" w:after="180"/>
+        <w:jc w:val="both"/>
+        <w:rPr/>
+      </w:pPr>
+      <w:r>
+        <w:rPr/>
+        <w:drawing>
+          <wp:anchor distT="0" distB="0" distL="0" distR="0" simplePos="0" relativeHeight="31" behindDoc="0" locked="0" layoutInCell="0" allowOverlap="1">
+            <wp:simplePos x="0" y="0"/>
+            <wp:positionH relativeFrom="column">
+              <wp:align>center</wp:align>
+            </wp:positionH>
+            <wp:positionV relativeFrom="paragraph">
+              <wp:posOffset>635</wp:posOffset>
+            </wp:positionV>
+            <wp:extent cx="4356100" cy="5205095"/>
+            <wp:effectExtent l="0" t="0" r="0" b="0"/>
+            <wp:wrapSquare wrapText="largest"/>
+            <wp:docPr id="34" name="Image28"/>
+            <wp:cNvGraphicFramePr>
+              <a:graphicFrameLocks xmlns:a="http://schemas.openxmlformats.org/drawingml/2006/main" noChangeAspect="1"/>
+            </wp:cNvGraphicFramePr>
+            <a:graphic xmlns:a="http://schemas.openxmlformats.org/drawingml/2006/main">
+              <a:graphicData uri="http://schemas.openxmlformats.org/drawingml/2006/picture">
+                <pic:pic xmlns:pic="http://schemas.openxmlformats.org/drawingml/2006/picture">
+                  <pic:nvPicPr>
+                    <pic:cNvPr id="34" name="Image28"/>
+                    <pic:cNvPicPr>
+                      <a:picLocks noChangeAspect="1" noChangeArrowheads="1"/>
+                    </pic:cNvPicPr>
+                  </pic:nvPicPr>
+                  <pic:blipFill>
+                    <a:blip r:embed="rId35"/>
+                    <a:stretch>
+                      <a:fillRect/>
+                    </a:stretch>
+                  </pic:blipFill>
+                  <pic:spPr bwMode="auto">
+                    <a:xfrm>
+                      <a:off x="0" y="0"/>
+                      <a:ext cx="4356100" cy="5205095"/>
+                    </a:xfrm>
+                    <a:prstGeom prst="rect">
+                      <a:avLst/>
+                    </a:prstGeom>
+                    <a:noFill/>
+                  </pic:spPr>
+                </pic:pic>
+              </a:graphicData>
+            </a:graphic>
+          </wp:anchor>
+        </w:drawing>
+      </w:r>
+    </w:p>
+    <w:p>
+      <w:pPr>
+        <w:pStyle w:val="Normal"/>
+        <w:spacing w:lineRule="auto" w:line="276" w:before="0" w:after="180"/>
+        <w:jc w:val="both"/>
+        <w:rPr/>
+      </w:pPr>
+      <w:r>
+        <w:rPr/>
+      </w:r>
+    </w:p>
+    <w:p>
+      <w:pPr>
+        <w:pStyle w:val="Normal"/>
+        <w:spacing w:lineRule="auto" w:line="276" w:before="0" w:after="180"/>
+        <w:jc w:val="both"/>
+        <w:rPr/>
+      </w:pPr>
+      <w:r>
+        <w:rPr/>
+      </w:r>
+    </w:p>
+    <w:p>
+      <w:pPr>
+        <w:pStyle w:val="Normal"/>
+        <w:spacing w:lineRule="auto" w:line="276" w:before="0" w:after="180"/>
+        <w:jc w:val="both"/>
+        <w:rPr/>
+      </w:pPr>
+      <w:r>
+        <w:rPr/>
+      </w:r>
+    </w:p>
+    <w:p>
+      <w:pPr>
+        <w:pStyle w:val="Normal"/>
+        <w:spacing w:lineRule="auto" w:line="276" w:before="0" w:after="180"/>
+        <w:jc w:val="both"/>
+        <w:rPr/>
+      </w:pPr>
+      <w:r>
+        <w:rPr/>
+      </w:r>
+    </w:p>
+    <w:p>
+      <w:pPr>
+        <w:pStyle w:val="Normal"/>
+        <w:spacing w:lineRule="auto" w:line="276" w:before="0" w:after="180"/>
+        <w:jc w:val="both"/>
+        <w:rPr/>
+      </w:pPr>
+      <w:r>
+        <w:rPr/>
+      </w:r>
+    </w:p>
+    <w:p>
+      <w:pPr>
+        <w:pStyle w:val="Normal"/>
+        <w:spacing w:lineRule="auto" w:line="276" w:before="0" w:after="180"/>
+        <w:jc w:val="both"/>
+        <w:rPr/>
+      </w:pPr>
+      <w:r>
+        <w:rPr/>
+      </w:r>
+    </w:p>
+    <w:p>
+      <w:pPr>
+        <w:pStyle w:val="Normal"/>
+        <w:spacing w:lineRule="auto" w:line="276" w:before="0" w:after="180"/>
+        <w:jc w:val="both"/>
+        <w:rPr/>
+      </w:pPr>
+      <w:r>
+        <w:rPr/>
+      </w:r>
+    </w:p>
+    <w:p>
+      <w:pPr>
+        <w:pStyle w:val="Normal"/>
+        <w:spacing w:lineRule="auto" w:line="276" w:before="0" w:after="180"/>
+        <w:jc w:val="both"/>
+        <w:rPr/>
+      </w:pPr>
+      <w:r>
+        <w:rPr/>
+      </w:r>
+    </w:p>
+    <w:p>
+      <w:pPr>
+        <w:pStyle w:val="Normal"/>
+        <w:spacing w:lineRule="auto" w:line="276" w:before="0" w:after="180"/>
+        <w:jc w:val="both"/>
+        <w:rPr/>
+      </w:pPr>
+      <w:r>
+        <w:rPr/>
+      </w:r>
+    </w:p>
+    <w:p>
+      <w:pPr>
+        <w:pStyle w:val="Normal"/>
+        <w:spacing w:lineRule="auto" w:line="276" w:before="0" w:after="180"/>
+        <w:jc w:val="both"/>
+        <w:rPr/>
+      </w:pPr>
+      <w:r>
+        <w:rPr/>
+      </w:r>
+    </w:p>
+    <w:p>
+      <w:pPr>
+        <w:pStyle w:val="Normal"/>
+        <w:spacing w:lineRule="auto" w:line="276" w:before="0" w:after="180"/>
+        <w:jc w:val="both"/>
+        <w:rPr/>
+      </w:pPr>
+      <w:r>
+        <w:rPr/>
+      </w:r>
+    </w:p>
+    <w:p>
+      <w:pPr>
+        <w:pStyle w:val="Normal"/>
+        <w:spacing w:lineRule="auto" w:line="276" w:before="0" w:after="180"/>
+        <w:jc w:val="both"/>
+        <w:rPr/>
+      </w:pPr>
+      <w:r>
+        <w:rPr/>
+      </w:r>
+    </w:p>
+    <w:p>
+      <w:pPr>
+        <w:pStyle w:val="Normal"/>
+        <w:spacing w:lineRule="auto" w:line="276" w:before="0" w:after="180"/>
+        <w:jc w:val="both"/>
+        <w:rPr/>
+      </w:pPr>
+      <w:r>
+        <w:rPr/>
+      </w:r>
+    </w:p>
+    <w:p>
+      <w:pPr>
+        <w:pStyle w:val="Normal"/>
+        <w:spacing w:lineRule="auto" w:line="276" w:before="0" w:after="180"/>
+        <w:jc w:val="both"/>
+        <w:rPr/>
+      </w:pPr>
+      <w:r>
+        <w:rPr/>
+      </w:r>
+    </w:p>
+    <w:p>
+      <w:pPr>
+        <w:pStyle w:val="Normal"/>
+        <w:spacing w:lineRule="auto" w:line="276" w:before="0" w:after="180"/>
+        <w:jc w:val="both"/>
+        <w:rPr/>
+      </w:pPr>
+      <w:r>
+        <w:rPr/>
+      </w:r>
+    </w:p>
+    <w:p>
+      <w:pPr>
+        <w:pStyle w:val="Normal"/>
+        <w:spacing w:lineRule="auto" w:line="276" w:before="0" w:after="180"/>
+        <w:jc w:val="both"/>
+        <w:rPr/>
+      </w:pPr>
+      <w:r>
+        <w:rPr/>
+        <w:t>xxxxxxxxxxxxxxxxxxxxxxxxxxxx</w:t>
+      </w:r>
+    </w:p>
+    <w:p>
+      <w:pPr>
+        <w:pStyle w:val="Heading3"/>
+        <w:spacing w:lineRule="auto" w:line="276" w:before="220" w:after="120"/>
+        <w:jc w:val="both"/>
+        <w:rPr/>
+      </w:pPr>
+      <w:r>
+        <w:rPr/>
       </w:r>
     </w:p>
     <w:p>
@@ -14073,6 +15839,405 @@
     <w:p>
       <w:pPr>
         <w:pStyle w:val="Normal"/>
+        <w:spacing w:lineRule="auto" w:line="276" w:before="0" w:after="180"/>
+        <w:jc w:val="both"/>
+        <w:rPr/>
+      </w:pPr>
+      <w:r>
+        <w:rPr/>
+        <w:drawing>
+          <wp:anchor distT="0" distB="0" distL="0" distR="0" simplePos="0" relativeHeight="32" behindDoc="0" locked="0" layoutInCell="0" allowOverlap="1">
+            <wp:simplePos x="0" y="0"/>
+            <wp:positionH relativeFrom="column">
+              <wp:align>center</wp:align>
+            </wp:positionH>
+            <wp:positionV relativeFrom="paragraph">
+              <wp:posOffset>635</wp:posOffset>
+            </wp:positionV>
+            <wp:extent cx="3863340" cy="4511040"/>
+            <wp:effectExtent l="0" t="0" r="0" b="0"/>
+            <wp:wrapSquare wrapText="largest"/>
+            <wp:docPr id="35" name="Image29"/>
+            <wp:cNvGraphicFramePr>
+              <a:graphicFrameLocks xmlns:a="http://schemas.openxmlformats.org/drawingml/2006/main" noChangeAspect="1"/>
+            </wp:cNvGraphicFramePr>
+            <a:graphic xmlns:a="http://schemas.openxmlformats.org/drawingml/2006/main">
+              <a:graphicData uri="http://schemas.openxmlformats.org/drawingml/2006/picture">
+                <pic:pic xmlns:pic="http://schemas.openxmlformats.org/drawingml/2006/picture">
+                  <pic:nvPicPr>
+                    <pic:cNvPr id="35" name="Image29"/>
+                    <pic:cNvPicPr>
+                      <a:picLocks noChangeAspect="1" noChangeArrowheads="1"/>
+                    </pic:cNvPicPr>
+                  </pic:nvPicPr>
+                  <pic:blipFill>
+                    <a:blip r:embed="rId36"/>
+                    <a:stretch>
+                      <a:fillRect/>
+                    </a:stretch>
+                  </pic:blipFill>
+                  <pic:spPr bwMode="auto">
+                    <a:xfrm>
+                      <a:off x="0" y="0"/>
+                      <a:ext cx="3863340" cy="4511040"/>
+                    </a:xfrm>
+                    <a:prstGeom prst="rect">
+                      <a:avLst/>
+                    </a:prstGeom>
+                    <a:noFill/>
+                  </pic:spPr>
+                </pic:pic>
+              </a:graphicData>
+            </a:graphic>
+          </wp:anchor>
+        </w:drawing>
+      </w:r>
+    </w:p>
+    <w:p>
+      <w:pPr>
+        <w:pStyle w:val="Normal"/>
+        <w:spacing w:lineRule="auto" w:line="276" w:before="0" w:after="180"/>
+        <w:jc w:val="both"/>
+        <w:rPr/>
+      </w:pPr>
+      <w:r>
+        <w:rPr/>
+      </w:r>
+    </w:p>
+    <w:p>
+      <w:pPr>
+        <w:pStyle w:val="Normal"/>
+        <w:spacing w:lineRule="auto" w:line="276" w:before="0" w:after="0"/>
+        <w:jc w:val="both"/>
+        <w:rPr/>
+      </w:pPr>
+      <w:r>
+        <w:rPr/>
+      </w:r>
+    </w:p>
+    <w:p>
+      <w:pPr>
+        <w:pStyle w:val="Normal"/>
+        <w:spacing w:lineRule="auto" w:line="276" w:before="0" w:after="0"/>
+        <w:jc w:val="both"/>
+        <w:rPr/>
+      </w:pPr>
+      <w:r>
+        <w:rPr/>
+      </w:r>
+    </w:p>
+    <w:p>
+      <w:pPr>
+        <w:pStyle w:val="Normal"/>
+        <w:spacing w:lineRule="auto" w:line="276" w:before="0" w:after="0"/>
+        <w:jc w:val="both"/>
+        <w:rPr/>
+      </w:pPr>
+      <w:r>
+        <w:rPr/>
+      </w:r>
+    </w:p>
+    <w:p>
+      <w:pPr>
+        <w:pStyle w:val="Normal"/>
+        <w:spacing w:lineRule="auto" w:line="276" w:before="0" w:after="0"/>
+        <w:jc w:val="both"/>
+        <w:rPr/>
+      </w:pPr>
+      <w:r>
+        <w:rPr/>
+      </w:r>
+    </w:p>
+    <w:p>
+      <w:pPr>
+        <w:pStyle w:val="Normal"/>
+        <w:spacing w:lineRule="auto" w:line="276" w:before="0" w:after="0"/>
+        <w:jc w:val="both"/>
+        <w:rPr/>
+      </w:pPr>
+      <w:r>
+        <w:rPr/>
+      </w:r>
+    </w:p>
+    <w:p>
+      <w:pPr>
+        <w:pStyle w:val="Normal"/>
+        <w:spacing w:lineRule="auto" w:line="276" w:before="0" w:after="0"/>
+        <w:jc w:val="both"/>
+        <w:rPr/>
+      </w:pPr>
+      <w:r>
+        <w:rPr/>
+      </w:r>
+    </w:p>
+    <w:p>
+      <w:pPr>
+        <w:pStyle w:val="Normal"/>
+        <w:spacing w:lineRule="auto" w:line="276" w:before="0" w:after="0"/>
+        <w:jc w:val="both"/>
+        <w:rPr/>
+      </w:pPr>
+      <w:r>
+        <w:rPr/>
+      </w:r>
+    </w:p>
+    <w:p>
+      <w:pPr>
+        <w:pStyle w:val="Normal"/>
+        <w:spacing w:lineRule="auto" w:line="276" w:before="0" w:after="0"/>
+        <w:jc w:val="both"/>
+        <w:rPr/>
+      </w:pPr>
+      <w:r>
+        <w:rPr/>
+      </w:r>
+    </w:p>
+    <w:p>
+      <w:pPr>
+        <w:pStyle w:val="Normal"/>
+        <w:spacing w:lineRule="auto" w:line="276" w:before="0" w:after="0"/>
+        <w:jc w:val="both"/>
+        <w:rPr/>
+      </w:pPr>
+      <w:r>
+        <w:rPr/>
+      </w:r>
+    </w:p>
+    <w:p>
+      <w:pPr>
+        <w:pStyle w:val="Normal"/>
+        <w:spacing w:lineRule="auto" w:line="276" w:before="0" w:after="0"/>
+        <w:jc w:val="both"/>
+        <w:rPr/>
+      </w:pPr>
+      <w:r>
+        <w:rPr/>
+      </w:r>
+    </w:p>
+    <w:p>
+      <w:pPr>
+        <w:pStyle w:val="Normal"/>
+        <w:spacing w:lineRule="auto" w:line="276" w:before="0" w:after="0"/>
+        <w:jc w:val="both"/>
+        <w:rPr/>
+      </w:pPr>
+      <w:r>
+        <w:rPr/>
+      </w:r>
+    </w:p>
+    <w:p>
+      <w:pPr>
+        <w:pStyle w:val="Normal"/>
+        <w:spacing w:lineRule="auto" w:line="276" w:before="0" w:after="0"/>
+        <w:jc w:val="both"/>
+        <w:rPr/>
+      </w:pPr>
+      <w:r>
+        <w:rPr/>
+      </w:r>
+    </w:p>
+    <w:p>
+      <w:pPr>
+        <w:pStyle w:val="Normal"/>
+        <w:spacing w:lineRule="auto" w:line="276" w:before="0" w:after="0"/>
+        <w:jc w:val="both"/>
+        <w:rPr/>
+      </w:pPr>
+      <w:r>
+        <w:rPr/>
+      </w:r>
+    </w:p>
+    <w:p>
+      <w:pPr>
+        <w:pStyle w:val="Normal"/>
+        <w:spacing w:lineRule="auto" w:line="276" w:before="0" w:after="0"/>
+        <w:jc w:val="both"/>
+        <w:rPr/>
+      </w:pPr>
+      <w:r>
+        <w:rPr/>
+      </w:r>
+    </w:p>
+    <w:p>
+      <w:pPr>
+        <w:pStyle w:val="Normal"/>
+        <w:spacing w:lineRule="auto" w:line="276" w:before="0" w:after="0"/>
+        <w:jc w:val="both"/>
+        <w:rPr/>
+      </w:pPr>
+      <w:r>
+        <w:rPr/>
+      </w:r>
+    </w:p>
+    <w:p>
+      <w:pPr>
+        <w:pStyle w:val="Normal"/>
+        <w:spacing w:lineRule="auto" w:line="276" w:before="0" w:after="0"/>
+        <w:jc w:val="both"/>
+        <w:rPr/>
+      </w:pPr>
+      <w:r>
+        <w:rPr/>
+      </w:r>
+    </w:p>
+    <w:p>
+      <w:pPr>
+        <w:pStyle w:val="Normal"/>
+        <w:spacing w:lineRule="auto" w:line="276" w:before="0" w:after="0"/>
+        <w:jc w:val="both"/>
+        <w:rPr/>
+      </w:pPr>
+      <w:r>
+        <w:rPr/>
+      </w:r>
+    </w:p>
+    <w:p>
+      <w:pPr>
+        <w:pStyle w:val="Normal"/>
+        <w:spacing w:lineRule="auto" w:line="276" w:before="0" w:after="0"/>
+        <w:jc w:val="both"/>
+        <w:rPr/>
+      </w:pPr>
+      <w:r>
+        <w:rPr/>
+      </w:r>
+    </w:p>
+    <w:p>
+      <w:pPr>
+        <w:pStyle w:val="Normal"/>
+        <w:spacing w:lineRule="auto" w:line="276" w:before="0" w:after="0"/>
+        <w:jc w:val="both"/>
+        <w:rPr/>
+      </w:pPr>
+      <w:r>
+        <w:rPr/>
+        <w:t>Xxxxxxxxxxxxxxx</w:t>
+      </w:r>
+    </w:p>
+    <w:p>
+      <w:pPr>
+        <w:pStyle w:val="Normal"/>
+        <w:spacing w:lineRule="auto" w:line="276" w:before="0" w:after="0"/>
+        <w:jc w:val="both"/>
+        <w:rPr/>
+      </w:pPr>
+      <w:r>
+        <w:rPr/>
+      </w:r>
+    </w:p>
+    <w:p>
+      <w:pPr>
+        <w:pStyle w:val="Normal"/>
+        <w:spacing w:lineRule="auto" w:line="276" w:before="0" w:after="0"/>
+        <w:jc w:val="both"/>
+        <w:rPr/>
+      </w:pPr>
+      <w:r>
+        <w:rPr/>
+      </w:r>
+    </w:p>
+    <w:p>
+      <w:pPr>
+        <w:pStyle w:val="Normal"/>
+        <w:spacing w:lineRule="auto" w:line="276" w:before="0" w:after="0"/>
+        <w:jc w:val="both"/>
+        <w:rPr/>
+      </w:pPr>
+      <w:r>
+        <w:rPr/>
+      </w:r>
+    </w:p>
+    <w:p>
+      <w:pPr>
+        <w:pStyle w:val="Normal"/>
+        <w:spacing w:lineRule="auto" w:line="276" w:before="0" w:after="0"/>
+        <w:jc w:val="both"/>
+        <w:rPr/>
+      </w:pPr>
+      <w:r>
+        <w:rPr/>
+      </w:r>
+    </w:p>
+    <w:p>
+      <w:pPr>
+        <w:pStyle w:val="Normal"/>
+        <w:spacing w:lineRule="auto" w:line="276" w:before="0" w:after="0"/>
+        <w:jc w:val="both"/>
+        <w:rPr/>
+      </w:pPr>
+      <w:r>
+        <w:rPr/>
+      </w:r>
+    </w:p>
+    <w:p>
+      <w:pPr>
+        <w:pStyle w:val="Normal"/>
+        <w:spacing w:lineRule="auto" w:line="276" w:before="0" w:after="0"/>
+        <w:jc w:val="both"/>
+        <w:rPr/>
+      </w:pPr>
+      <w:r>
+        <w:rPr/>
+      </w:r>
+    </w:p>
+    <w:p>
+      <w:pPr>
+        <w:pStyle w:val="Normal"/>
+        <w:spacing w:lineRule="auto" w:line="276" w:before="0" w:after="0"/>
+        <w:jc w:val="both"/>
+        <w:rPr/>
+      </w:pPr>
+      <w:r>
+        <w:rPr/>
+      </w:r>
+    </w:p>
+    <w:p>
+      <w:pPr>
+        <w:pStyle w:val="Normal"/>
+        <w:spacing w:lineRule="auto" w:line="276" w:before="0" w:after="0"/>
+        <w:jc w:val="both"/>
+        <w:rPr/>
+      </w:pPr>
+      <w:r>
+        <w:rPr/>
+      </w:r>
+    </w:p>
+    <w:p>
+      <w:pPr>
+        <w:pStyle w:val="Normal"/>
+        <w:spacing w:lineRule="auto" w:line="276" w:before="0" w:after="0"/>
+        <w:jc w:val="both"/>
+        <w:rPr/>
+      </w:pPr>
+      <w:r>
+        <w:rPr/>
+      </w:r>
+    </w:p>
+    <w:p>
+      <w:pPr>
+        <w:pStyle w:val="Normal"/>
+        <w:spacing w:lineRule="auto" w:line="276" w:before="0" w:after="0"/>
+        <w:jc w:val="both"/>
+        <w:rPr/>
+      </w:pPr>
+      <w:r>
+        <w:rPr/>
+      </w:r>
+    </w:p>
+    <w:p>
+      <w:pPr>
+        <w:pStyle w:val="Normal"/>
+        <w:spacing w:lineRule="auto" w:line="276" w:before="0" w:after="0"/>
+        <w:jc w:val="both"/>
+        <w:rPr/>
+      </w:pPr>
+      <w:r>
+        <w:rPr/>
+      </w:r>
+    </w:p>
+    <w:p>
+      <w:pPr>
+        <w:pStyle w:val="Normal"/>
         <w:spacing w:lineRule="auto" w:line="276" w:before="0" w:after="0"/>
         <w:jc w:val="both"/>
         <w:rPr/>
@@ -15104,7 +17269,7 @@
       <w:r>
         <w:rPr/>
         <w:drawing>
-          <wp:anchor distT="0" distB="0" distL="0" distR="0" simplePos="0" relativeHeight="18" behindDoc="0" locked="0" layoutInCell="0" allowOverlap="1">
+          <wp:anchor distT="0" distB="0" distL="0" distR="0" simplePos="0" relativeHeight="12" behindDoc="0" locked="0" layoutInCell="0" allowOverlap="1">
             <wp:simplePos x="0" y="0"/>
             <wp:positionH relativeFrom="column">
               <wp:align>center</wp:align>
@@ -15115,7 +17280,7 @@
             <wp:extent cx="5486400" cy="4382135"/>
             <wp:effectExtent l="0" t="0" r="0" b="0"/>
             <wp:wrapSquare wrapText="largest"/>
-            <wp:docPr id="18" name="Image1"/>
+            <wp:docPr id="36" name="Image1"/>
             <wp:cNvGraphicFramePr>
               <a:graphicFrameLocks xmlns:a="http://schemas.openxmlformats.org/drawingml/2006/main" noChangeAspect="1"/>
             </wp:cNvGraphicFramePr>
@@ -15123,13 +17288,13 @@
               <a:graphicData uri="http://schemas.openxmlformats.org/drawingml/2006/picture">
                 <pic:pic xmlns:pic="http://schemas.openxmlformats.org/drawingml/2006/picture">
                   <pic:nvPicPr>
-                    <pic:cNvPr id="18" name="Image1"/>
+                    <pic:cNvPr id="36" name="Image1"/>
                     <pic:cNvPicPr>
                       <a:picLocks noChangeAspect="1" noChangeArrowheads="1"/>
                     </pic:cNvPicPr>
                   </pic:nvPicPr>
                   <pic:blipFill>
-                    <a:blip r:embed="rId19"/>
+                    <a:blip r:embed="rId37"/>
                     <a:stretch>
                       <a:fillRect/>
                     </a:stretch>
@@ -15914,7 +18079,7 @@
       <w:r>
         <w:rPr/>
         <w:drawing>
-          <wp:anchor distT="0" distB="0" distL="0" distR="0" simplePos="0" relativeHeight="20" behindDoc="0" locked="0" layoutInCell="0" allowOverlap="1">
+          <wp:anchor distT="0" distB="0" distL="0" distR="0" simplePos="0" relativeHeight="14" behindDoc="0" locked="0" layoutInCell="0" allowOverlap="1">
             <wp:simplePos x="0" y="0"/>
             <wp:positionH relativeFrom="column">
               <wp:align>center</wp:align>
@@ -15925,7 +18090,7 @@
             <wp:extent cx="4897755" cy="5885815"/>
             <wp:effectExtent l="0" t="0" r="0" b="0"/>
             <wp:wrapSquare wrapText="largest"/>
-            <wp:docPr id="19" name="Image16"/>
+            <wp:docPr id="37" name="Image16"/>
             <wp:cNvGraphicFramePr>
               <a:graphicFrameLocks xmlns:a="http://schemas.openxmlformats.org/drawingml/2006/main" noChangeAspect="1"/>
             </wp:cNvGraphicFramePr>
@@ -15933,13 +18098,13 @@
               <a:graphicData uri="http://schemas.openxmlformats.org/drawingml/2006/picture">
                 <pic:pic xmlns:pic="http://schemas.openxmlformats.org/drawingml/2006/picture">
                   <pic:nvPicPr>
-                    <pic:cNvPr id="19" name="Image16"/>
+                    <pic:cNvPr id="37" name="Image16"/>
                     <pic:cNvPicPr>
                       <a:picLocks noChangeAspect="1" noChangeArrowheads="1"/>
                     </pic:cNvPicPr>
                   </pic:nvPicPr>
                   <pic:blipFill>
-                    <a:blip r:embed="rId20"/>
+                    <a:blip r:embed="rId38"/>
                     <a:stretch>
                       <a:fillRect/>
                     </a:stretch>
@@ -17652,7 +19817,7 @@
       <w:r>
         <w:rPr/>
         <w:drawing>
-          <wp:anchor distT="0" distB="0" distL="0" distR="0" simplePos="0" relativeHeight="21" behindDoc="0" locked="0" layoutInCell="0" allowOverlap="1">
+          <wp:anchor distT="0" distB="0" distL="0" distR="0" simplePos="0" relativeHeight="15" behindDoc="0" locked="0" layoutInCell="0" allowOverlap="1">
             <wp:simplePos x="0" y="0"/>
             <wp:positionH relativeFrom="column">
               <wp:align>center</wp:align>
@@ -17660,10 +19825,10 @@
             <wp:positionV relativeFrom="paragraph">
               <wp:posOffset>635</wp:posOffset>
             </wp:positionV>
-            <wp:extent cx="5645150" cy="5106670"/>
+            <wp:extent cx="5215890" cy="4718685"/>
             <wp:effectExtent l="0" t="0" r="0" b="0"/>
             <wp:wrapSquare wrapText="largest"/>
-            <wp:docPr id="20" name="Image17"/>
+            <wp:docPr id="38" name="Image17"/>
             <wp:cNvGraphicFramePr>
               <a:graphicFrameLocks xmlns:a="http://schemas.openxmlformats.org/drawingml/2006/main" noChangeAspect="1"/>
             </wp:cNvGraphicFramePr>
@@ -17671,13 +19836,13 @@
               <a:graphicData uri="http://schemas.openxmlformats.org/drawingml/2006/picture">
                 <pic:pic xmlns:pic="http://schemas.openxmlformats.org/drawingml/2006/picture">
                   <pic:nvPicPr>
-                    <pic:cNvPr id="20" name="Image17"/>
+                    <pic:cNvPr id="38" name="Image17"/>
                     <pic:cNvPicPr>
                       <a:picLocks noChangeAspect="1" noChangeArrowheads="1"/>
                     </pic:cNvPicPr>
                   </pic:nvPicPr>
                   <pic:blipFill>
-                    <a:blip r:embed="rId21"/>
+                    <a:blip r:embed="rId39"/>
                     <a:stretch>
                       <a:fillRect/>
                     </a:stretch>
@@ -17685,7 +19850,7 @@
                   <pic:spPr bwMode="auto">
                     <a:xfrm>
                       <a:off x="0" y="0"/>
-                      <a:ext cx="5645150" cy="5106670"/>
+                      <a:ext cx="5215890" cy="4718685"/>
                     </a:xfrm>
                     <a:prstGeom prst="rect">
                       <a:avLst/>
@@ -17855,6 +20020,17 @@
     </w:p>
     <w:p>
       <w:pPr>
+        <w:pStyle w:val="Normal"/>
+        <w:spacing w:lineRule="auto" w:line="276" w:before="0" w:after="180"/>
+        <w:jc w:val="both"/>
+        <w:rPr/>
+      </w:pPr>
+      <w:r>
+        <w:rPr/>
+      </w:r>
+    </w:p>
+    <w:p>
+      <w:pPr>
         <w:pStyle w:val="Heading2"/>
         <w:spacing w:lineRule="auto" w:line="276" w:before="300" w:after="150"/>
         <w:jc w:val="both"/>
@@ -18244,7 +20420,7 @@
     <w:p>
       <w:pPr>
         <w:pStyle w:val="Heading1"/>
-        <w:spacing w:before="0" w:after="200"/>
+        <w:spacing w:lineRule="auto" w:line="276" w:before="0" w:after="200"/>
         <w:rPr/>
       </w:pPr>
       <w:r>
@@ -18263,7 +20439,7 @@
         <w:rPr>
           <w:i w:val="false"/>
         </w:rPr>
-        <w:t>Aggarwal, N. (2021). The norms of algorithmic credit scoring. Cambridge Law Journal, 80(1), 42-73.</w:t>
+        <w:t>[1] Aggarwal, N. (2021). The norms of algorithmic credit scoring. Cambridge Law Journal, 80(1), 42-73.</w:t>
       </w:r>
     </w:p>
     <w:p>
@@ -18275,7 +20451,15 @@
       </w:pPr>
       <w:r>
         <w:rPr/>
-        <w:t>Chawla, N. V., Bowyer, K. W., Hall, L. O., &amp; Kegelmeyer, W. P. (2002). SMOTE: Synthetic minority over-sampling technique. Journal of Artificial Intelligence Research, 16, 321-357.</w:t>
+        <w:t>[</w:t>
+      </w:r>
+      <w:r>
+        <w:rPr/>
+        <w:t>2</w:t>
+      </w:r>
+      <w:r>
+        <w:rPr/>
+        <w:t>] Chawla, N. V., Bowyer, K. W., Hall, L. O., &amp; Kegelmeyer, W. P. (2002). SMOTE: Synthetic minority over-sampling technique. Journal of Artificial Intelligence Research, 16, 321-357.</w:t>
       </w:r>
     </w:p>
     <w:p>
@@ -18287,7 +20471,15 @@
       </w:pPr>
       <w:r>
         <w:rPr/>
-        <w:t>Chen, T., &amp; Guestrin, C. (2016). XGBoost: A scalable tree boosting system. In Proceedings of the 22nd ACM SIGKDD International Conference on Knowledge Discovery and Data Mining (pp. 785-794).</w:t>
+        <w:t>[</w:t>
+      </w:r>
+      <w:r>
+        <w:rPr/>
+        <w:t>3</w:t>
+      </w:r>
+      <w:r>
+        <w:rPr/>
+        <w:t>] Chen, T., &amp; Guestrin, C. (2016). XGBoost: A scalable tree boosting system. In Proceedings of the 22nd ACM SIGKDD International Conference on Knowledge Discovery and Data Mining (pp. 785-794).</w:t>
       </w:r>
     </w:p>
     <w:p>
@@ -18299,7 +20491,15 @@
       </w:pPr>
       <w:r>
         <w:rPr/>
-        <w:t>Chow, C. K. (1970). On optimum recognition error and reject tradeoff. IEEE Transactions on Information Theory, 16(1), 41-46.</w:t>
+        <w:t>[</w:t>
+      </w:r>
+      <w:r>
+        <w:rPr/>
+        <w:t>4</w:t>
+      </w:r>
+      <w:r>
+        <w:rPr/>
+        <w:t>] Chow, C. K. (1970). On optimum recognition error and reject tradeoff. IEEE Transactions on Information Theory, 16(1), 41-46.</w:t>
       </w:r>
     </w:p>
     <w:p>
@@ -18311,7 +20511,15 @@
       </w:pPr>
       <w:r>
         <w:rPr/>
-        <w:t>Cortes, C., DeSalvo, G., &amp; Mohri, M. (2016). Learning with rejection. In Proceedings of the 27th International Conference on Algorithmic Learning Theory (pp. 67-82).</w:t>
+        <w:t>[</w:t>
+      </w:r>
+      <w:r>
+        <w:rPr/>
+        <w:t>5</w:t>
+      </w:r>
+      <w:r>
+        <w:rPr/>
+        <w:t>] Cortes, C., DeSalvo, G., &amp; Mohri, M. (2016). Learning with rejection. In Proceedings of the 27th International Conference on Algorithmic Learning Theory (pp. 67-82).</w:t>
       </w:r>
     </w:p>
     <w:p>
@@ -18323,7 +20531,15 @@
       </w:pPr>
       <w:r>
         <w:rPr/>
-        <w:t>Dastile, X., Celik, T., &amp; Potsane, M. (2020). Statistical and machine learning models in credit scoring: A systematic literature survey. Applied Soft Computing, 91, 106263.</w:t>
+        <w:t>[</w:t>
+      </w:r>
+      <w:r>
+        <w:rPr/>
+        <w:t>6</w:t>
+      </w:r>
+      <w:r>
+        <w:rPr/>
+        <w:t>] Dastile, X., Celik, T., &amp; Potsane, M. (2020). Statistical and machine learning models in credit scoring: A systematic literature survey. Applied Soft Computing, 91, 106263.</w:t>
       </w:r>
     </w:p>
     <w:p>
@@ -18335,7 +20551,15 @@
       </w:pPr>
       <w:r>
         <w:rPr/>
-        <w:t>Doshi-Velez, F., &amp; Kim, B. (2017). Towards a rigorous science of interpretable machine learning. arXiv preprint arXiv:1702.08608.</w:t>
+        <w:t>[</w:t>
+      </w:r>
+      <w:r>
+        <w:rPr/>
+        <w:t>7</w:t>
+      </w:r>
+      <w:r>
+        <w:rPr/>
+        <w:t>] Doshi-Velez, F., &amp; Kim, B. (2017). Towards a rigorous science of interpretable machine learning. arXiv preprint arXiv:1702.08608.</w:t>
       </w:r>
     </w:p>
     <w:p>
@@ -18347,7 +20571,15 @@
       </w:pPr>
       <w:r>
         <w:rPr/>
-        <w:t>Elkan, C. (2001). The foundations of cost-sensitive learning. In Proceedings of the 17th International Joint Conference on Artificial Intelligence (pp. 973-978).</w:t>
+        <w:t>[</w:t>
+      </w:r>
+      <w:r>
+        <w:rPr/>
+        <w:t>8</w:t>
+      </w:r>
+      <w:r>
+        <w:rPr/>
+        <w:t>] Elkan, C. (2001). The foundations of cost-sensitive learning. In Proceedings of the 17th International Joint Conference on Artificial Intelligence (pp. 973-978).</w:t>
       </w:r>
     </w:p>
     <w:p>
@@ -18359,7 +20591,15 @@
       </w:pPr>
       <w:r>
         <w:rPr/>
-        <w:t>European Parliament and Council. (2016). Regulation (EU) 2016/679 (General Data Protection Regulation).</w:t>
+        <w:t>[</w:t>
+      </w:r>
+      <w:r>
+        <w:rPr/>
+        <w:t>9</w:t>
+      </w:r>
+      <w:r>
+        <w:rPr/>
+        <w:t>] European Parliament and Council. (2016). Regulation (EU) 2016/679 (General Data Protection Regulation).</w:t>
       </w:r>
     </w:p>
     <w:p>
@@ -18371,7 +20611,15 @@
       </w:pPr>
       <w:r>
         <w:rPr/>
-        <w:t>Freeman, E. A., &amp; Moisen, G. G. (2008). A comparison of the performance of threshold criteria for binary classification in terms of predicted prevalence and kappa. Ecological Modelling, 217(1-2), 48-58.</w:t>
+        <w:t>[</w:t>
+      </w:r>
+      <w:r>
+        <w:rPr/>
+        <w:t>10</w:t>
+      </w:r>
+      <w:r>
+        <w:rPr/>
+        <w:t>] Freeman, E. A., &amp; Moisen, G. G. (2008). A comparison of the performance of threshold criteria for binary classification in terms of predicted prevalence and kappa. Ecological Modelling, 217(1-2), 48-58.</w:t>
       </w:r>
     </w:p>
     <w:p>
@@ -18383,7 +20631,15 @@
       </w:pPr>
       <w:r>
         <w:rPr/>
-        <w:t>Gama, J., Zliobaite, I., Bifet, A., Pechenizkiy, M., &amp; Bouchachia, A. (2014). A survey on concept drift adaptation. ACM Computing Surveys, 46(4), 1-37.</w:t>
+        <w:t>[1</w:t>
+      </w:r>
+      <w:r>
+        <w:rPr/>
+        <w:t>1</w:t>
+      </w:r>
+      <w:r>
+        <w:rPr/>
+        <w:t>] Gama, J., Zliobaite, I., Bifet, A., Pechenizkiy, M., &amp; Bouchachia, A. (2014). A survey on concept drift adaptation. ACM Computing Surveys, 46(4), 1-37.</w:t>
       </w:r>
     </w:p>
     <w:p>
@@ -18395,7 +20651,15 @@
       </w:pPr>
       <w:r>
         <w:rPr/>
-        <w:t>Geifman, Y., &amp; El-Yaniv, R. (2017). Selective classification for deep neural networks. In Advances in Neural Information Processing Systems (Vol. 30).</w:t>
+        <w:t>[1</w:t>
+      </w:r>
+      <w:r>
+        <w:rPr/>
+        <w:t>2</w:t>
+      </w:r>
+      <w:r>
+        <w:rPr/>
+        <w:t>] Geifman, Y., &amp; El-Yaniv, R. (2017). Selective classification for deep neural networks. In Advances in Neural Information Processing Systems (Vol. 30).</w:t>
       </w:r>
     </w:p>
     <w:p>
@@ -18407,7 +20671,15 @@
       </w:pPr>
       <w:r>
         <w:rPr/>
-        <w:t>Grinsztajn, L., Oyallon, E., &amp; Varoquaux, G. (2022). Why do tree-based models still outperform deep learning on tabular data? In Advances in Neural Information Processing Systems (Vol. 35).</w:t>
+        <w:t>[1</w:t>
+      </w:r>
+      <w:r>
+        <w:rPr/>
+        <w:t>3</w:t>
+      </w:r>
+      <w:r>
+        <w:rPr/>
+        <w:t>] Grinsztajn, L., Oyallon, E., &amp; Varoquaux, G. (2022). Why do tree-based models still outperform deep learning on tabular data? In Advances in Neural Information Processing Systems (Vol. 35).</w:t>
       </w:r>
     </w:p>
     <w:p>
@@ -18419,7 +20691,15 @@
       </w:pPr>
       <w:r>
         <w:rPr/>
-        <w:t>Gudivada, V., Apon, A., &amp; Ding, J. (2017). Data quality considerations for big data and machine learning: Going beyond data cleaning and transformations. International Journal on Advances in Software, 10(1), 1-20.</w:t>
+        <w:t>[1</w:t>
+      </w:r>
+      <w:r>
+        <w:rPr/>
+        <w:t>4</w:t>
+      </w:r>
+      <w:r>
+        <w:rPr/>
+        <w:t>] Gudivada, V., Apon, A., &amp; Ding, J. (2017). Data quality considerations for big data and machine learning: Going beyond data cleaning and transformations. International Journal on Advances in Software, 10(1), 1-20.</w:t>
       </w:r>
     </w:p>
     <w:p>
@@ -18431,7 +20711,15 @@
       </w:pPr>
       <w:r>
         <w:rPr/>
-        <w:t>Guyon, I., &amp; Elisseeff, A. (2003). An introduction to variable and feature selection. Journal of Machine Learning Research, 3, 1157-1182.</w:t>
+        <w:t>[1</w:t>
+      </w:r>
+      <w:r>
+        <w:rPr/>
+        <w:t>5</w:t>
+      </w:r>
+      <w:r>
+        <w:rPr/>
+        <w:t>] Guyon, I., &amp; Elisseeff, A. (2003). An introduction to variable and feature selection. Journal of Machine Learning Research, 3, 1157-1182.</w:t>
       </w:r>
     </w:p>
     <w:p>
@@ -18443,7 +20731,15 @@
       </w:pPr>
       <w:r>
         <w:rPr/>
-        <w:t>Hand, D. J., &amp; Henley, W. E. (1997). Statistical classification methods in consumer credit scoring: A review. Journal of the Royal Statistical Society: Series A, 160(3), 523-541.</w:t>
+        <w:t>[1</w:t>
+      </w:r>
+      <w:r>
+        <w:rPr/>
+        <w:t>6</w:t>
+      </w:r>
+      <w:r>
+        <w:rPr/>
+        <w:t>] Hand, D. J., &amp; Henley, W. E. (1997). Statistical classification methods in consumer credit scoring: A review. Journal of the Royal Statistical Society: Series A, 160(3), 523-541.</w:t>
       </w:r>
     </w:p>
     <w:p>
@@ -18455,7 +20751,15 @@
       </w:pPr>
       <w:r>
         <w:rPr/>
-        <w:t>He, H., &amp; Garcia, E. A. (2009). Learning from imbalanced data. IEEE Transactions on Knowledge and Data Engineering, 21(9), 1263-1284.</w:t>
+        <w:t>[1</w:t>
+      </w:r>
+      <w:r>
+        <w:rPr/>
+        <w:t>7</w:t>
+      </w:r>
+      <w:r>
+        <w:rPr/>
+        <w:t>] He, H., &amp; Garcia, E. A. (2009). Learning from imbalanced data. IEEE Transactions on Knowledge and Data Engineering, 21(9), 1263-1284.</w:t>
       </w:r>
     </w:p>
     <w:p>
@@ -18467,7 +20771,15 @@
       </w:pPr>
       <w:r>
         <w:rPr/>
-        <w:t>Kuhn, M., &amp; Johnson, K. (2019). Feature engineering and selection: A practical approach for predictive models. CRC Press.</w:t>
+        <w:t>[1</w:t>
+      </w:r>
+      <w:r>
+        <w:rPr/>
+        <w:t>8</w:t>
+      </w:r>
+      <w:r>
+        <w:rPr/>
+        <w:t>] Kuhn, M., &amp; Johnson, K. (2019). Feature engineering and selection: A practical approach for predictive models. CRC Press.</w:t>
       </w:r>
     </w:p>
     <w:p>
@@ -18479,7 +20791,15 @@
       </w:pPr>
       <w:r>
         <w:rPr/>
-        <w:t>Lessmann, S., Baesens, B., Seow, H.-V., &amp; Thomas, L. C. (2015). Benchmarking state-of-the-art classification algorithms for credit scoring: An update of research. European Journal of Operational Research, 247(1), 124-136.</w:t>
+        <w:t>[1</w:t>
+      </w:r>
+      <w:r>
+        <w:rPr/>
+        <w:t>9</w:t>
+      </w:r>
+      <w:r>
+        <w:rPr/>
+        <w:t>] Lessmann, S., Baesens, B., Seow, H.-V., &amp; Thomas, L. C. (2015). Benchmarking state-of-the-art classification algorithms for credit scoring: An update of research. European Journal of Operational Research, 247(1), 124-136.</w:t>
       </w:r>
     </w:p>
     <w:p>
@@ -18491,7 +20811,15 @@
       </w:pPr>
       <w:r>
         <w:rPr/>
-        <w:t>Lundberg, S. M., &amp; Lee, S.-I. (2017). A unified approach to interpreting model predictions. In Advances in Neural Information Processing Systems (Vol. 30).</w:t>
+        <w:t>[</w:t>
+      </w:r>
+      <w:r>
+        <w:rPr/>
+        <w:t>20</w:t>
+      </w:r>
+      <w:r>
+        <w:rPr/>
+        <w:t>] Lundberg, S. M., &amp; Lee, S.-I. (2017). A unified approach to interpreting model predictions. In Advances in Neural Information Processing Systems (Vol. 30).</w:t>
       </w:r>
     </w:p>
     <w:p>
@@ -18503,7 +20831,15 @@
       </w:pPr>
       <w:r>
         <w:rPr/>
-        <w:t>Lundberg, S. M., Erion, G., Chen, H., DeGrave, A., Prutkin, J. M., Nair, B., Katz, R., Himmelfarb, J., Bansal, N., &amp; Lee, S.-I. (2020). From local explanations to global understanding with explainable AI for trees. Nature Machine Intelligence, 2(1), 56-67.</w:t>
+        <w:t>[</w:t>
+      </w:r>
+      <w:r>
+        <w:rPr/>
+        <w:t>21</w:t>
+      </w:r>
+      <w:r>
+        <w:rPr/>
+        <w:t>] Lundberg, S. M., Erion, G., Chen, H., DeGrave, A., Prutkin, J. M., Nair, B., Katz, R., Himmelfarb, J., Bansal, N., &amp; Lee, S.-I. (2020). From local explanations to global understanding with explainable AI for trees. Nature Machine Intelligence, 2(1), 56-67.</w:t>
       </w:r>
     </w:p>
     <w:p>
@@ -18515,7 +20851,15 @@
       </w:pPr>
       <w:r>
         <w:rPr/>
-        <w:t>Siddiqi, N. (2012). Credit risk scorecards: Developing and implementing intelligent credit scoring. Wiley.</w:t>
+        <w:t>[</w:t>
+      </w:r>
+      <w:r>
+        <w:rPr/>
+        <w:t>22</w:t>
+      </w:r>
+      <w:r>
+        <w:rPr/>
+        <w:t>] Siddiqi, N. (2012). Credit risk scorecards: Developing and implementing intelligent credit scoring. Wiley.</w:t>
       </w:r>
     </w:p>
     <w:p>
@@ -18527,7 +20871,15 @@
       </w:pPr>
       <w:r>
         <w:rPr/>
-        <w:t>Shwartz-Ziv, R., &amp; Armon, A. (2022). Tabular data: Deep learning is not all you need. Information Fusion, 81, 84-90.</w:t>
+        <w:t>[</w:t>
+      </w:r>
+      <w:r>
+        <w:rPr/>
+        <w:t>23</w:t>
+      </w:r>
+      <w:r>
+        <w:rPr/>
+        <w:t>] Shwartz-Ziv, R., &amp; Armon, A. (2022). Tabular data: Deep learning is not all you need. Information Fusion, 81, 84-90.</w:t>
       </w:r>
     </w:p>
     <w:p>
@@ -18539,7 +20891,15 @@
       </w:pPr>
       <w:r>
         <w:rPr/>
-        <w:t>Thomas, L. C. (2000). A survey of credit and behavioural scoring: Forecasting financial risk of lending to consumers. International Journal of Forecasting, 16(2), 149-172.</w:t>
+        <w:t>[</w:t>
+      </w:r>
+      <w:r>
+        <w:rPr/>
+        <w:t>24</w:t>
+      </w:r>
+      <w:r>
+        <w:rPr/>
+        <w:t>] Thomas, L. C. (2000). A survey of credit and behavioural scoring: Forecasting financial risk of lending to consumers. International Journal of Forecasting, 16(2), 149-172.</w:t>
       </w:r>
     </w:p>
     <w:p>
@@ -18551,7 +20911,15 @@
       </w:pPr>
       <w:r>
         <w:rPr/>
-        <w:t>Xia, Y., Liu, C., Li, Y., &amp; Liu, N. (2017). A boosted decision tree approach using Bayesian hyper-parameter optimization for credit scoring. Expert Systems with Applications, 78, 225-241.</w:t>
+        <w:t>[</w:t>
+      </w:r>
+      <w:r>
+        <w:rPr/>
+        <w:t>25</w:t>
+      </w:r>
+      <w:r>
+        <w:rPr/>
+        <w:t>] Xia, Y., Liu, C., Li, Y., &amp; Liu, N. (2017). A boosted decision tree approach using Bayesian hyper-parameter optimization for credit scoring. Expert Systems with Applications, 78, 225-241.</w:t>
       </w:r>
     </w:p>
     <w:p>
@@ -18563,7 +20931,15 @@
       </w:pPr>
       <w:r>
         <w:rPr/>
-        <w:t>Youden, W. J. (1950). Index for rating diagnostic tests. Cancer, 3(1), 32-35.</w:t>
+        <w:t>[</w:t>
+      </w:r>
+      <w:r>
+        <w:rPr/>
+        <w:t>26</w:t>
+      </w:r>
+      <w:r>
+        <w:rPr/>
+        <w:t>] Youden, W. J. (1950). Index for rating diagnostic tests. Cancer, 3(1), 32-35.</w:t>
       </w:r>
     </w:p>
     <w:p>
@@ -19152,12 +21528,12 @@
       </w:r>
     </w:p>
     <w:sectPr>
-      <w:headerReference w:type="even" r:id="rId22"/>
-      <w:headerReference w:type="default" r:id="rId23"/>
-      <w:headerReference w:type="first" r:id="rId24"/>
-      <w:footerReference w:type="even" r:id="rId25"/>
-      <w:footerReference w:type="default" r:id="rId26"/>
-      <w:footerReference w:type="first" r:id="rId27"/>
+      <w:headerReference w:type="even" r:id="rId40"/>
+      <w:headerReference w:type="default" r:id="rId41"/>
+      <w:headerReference w:type="first" r:id="rId42"/>
+      <w:footerReference w:type="even" r:id="rId43"/>
+      <w:footerReference w:type="default" r:id="rId44"/>
+      <w:footerReference w:type="first" r:id="rId45"/>
       <w:type w:val="nextPage"/>
       <w:pgSz w:w="12240" w:h="15840"/>
       <w:pgMar w:left="2160" w:right="1440" w:gutter="0" w:header="708" w:top="1440" w:footer="708" w:bottom="1440"/>
@@ -19208,7 +21584,7 @@
     </w:r>
     <w:r>
       <w:rPr/>
-      <w:t>90</w:t>
+      <w:t>25</w:t>
     </w:r>
     <w:r>
       <w:rPr/>
@@ -19241,7 +21617,7 @@
     </w:r>
     <w:r>
       <w:rPr/>
-      <w:t>90</w:t>
+      <w:t>25</w:t>
     </w:r>
     <w:r>
       <w:rPr/>
@@ -19910,6 +22286,13 @@
     <w:name w:val="Index Link"/>
     <w:qFormat/>
     <w:rPr/>
+  </w:style>
+  <w:style w:type="character" w:styleId="Bullets">
+    <w:name w:val="Bullets"/>
+    <w:qFormat/>
+    <w:rPr>
+      <w:rFonts w:ascii="OpenSymbol" w:hAnsi="OpenSymbol" w:eastAsia="OpenSymbol" w:cs="OpenSymbol"/>
+    </w:rPr>
   </w:style>
   <w:style w:type="paragraph" w:styleId="Heading">
     <w:name w:val="Heading"/>
